--- a/downloads/teacher/ai-7-week-03.docx
+++ b/downloads/teacher/ai-7-week-03.docx
@@ -1892,6 +1892,396 @@
         <w:t>For the Reproducible AI Research Study, retain an annotated worked trace and the changed-case reasoning. Connect the claim to its records, units and assumptions so another investigator can challenge or reproduce it.</w:t>
       </w:r>
     </w:p>
+    <w:p>
+      <w:pPr>
+        <w:pStyle w:val="Heading1"/>
+      </w:pPr>
+      <w:r>
+        <w:t>07. Prepare, teach and assess</w:t>
+      </w:r>
+    </w:p>
+    <w:p>
+      <w:r>
+        <w:t>Teaching target: Explain the mechanism and terminology of finding primary research</w:t>
+      </w:r>
+    </w:p>
+    <w:p>
+      <w:r>
+        <w:t>Prepare the labelled worked-case picture, the matching workbook, fictional input cards and a place for individual responses. Check a local Python 3 environment before class; have a paper-trace version ready.</w:t>
+      </w:r>
+    </w:p>
+    <w:tbl>
+      <w:tblPr>
+        <w:tblStyle w:val="LightShading-Accent1"/>
+        <w:tblW w:type="auto" w:w="0"/>
+        <w:tblLook w:firstColumn="1" w:firstRow="1" w:lastColumn="0" w:lastRow="0" w:noHBand="0" w:noVBand="1" w:val="04A0"/>
+      </w:tblPr>
+      <w:tblGrid>
+        <w:gridCol w:w="3408"/>
+        <w:gridCol w:w="3408"/>
+        <w:gridCol w:w="3408"/>
+      </w:tblGrid>
+      <w:tr>
+        <w:trPr>
+          <w:tblHeader/>
+        </w:trPr>
+        <w:tc>
+          <w:tcPr>
+            <w:tcW w:type="dxa" w:w="3408"/>
+          </w:tcPr>
+          <w:p>
+            <w:r>
+              <w:t>Session</w:t>
+            </w:r>
+          </w:p>
+        </w:tc>
+        <w:tc>
+          <w:tcPr>
+            <w:tcW w:type="dxa" w:w="3408"/>
+          </w:tcPr>
+          <w:p>
+            <w:r>
+              <w:t>Plan</w:t>
+            </w:r>
+          </w:p>
+        </w:tc>
+        <w:tc>
+          <w:tcPr>
+            <w:tcW w:type="dxa" w:w="3408"/>
+          </w:tcPr>
+          <w:p>
+            <w:r>
+              <w:t>Resources</w:t>
+            </w:r>
+          </w:p>
+        </w:tc>
+      </w:tr>
+      <w:tr>
+        <w:tc>
+          <w:tcPr>
+            <w:tcW w:type="dxa" w:w="3408"/>
+          </w:tcPr>
+          <w:p>
+            <w:r>
+              <w:t>Session 1 · Understand · 45 min</w:t>
+            </w:r>
+          </w:p>
+        </w:tc>
+        <w:tc>
+          <w:tcPr>
+            <w:tcW w:type="dxa" w:w="3408"/>
+          </w:tcPr>
+          <w:p>
+            <w:r>
+              <w:t>0–7: recall and prerequisite; 7–15: inspect the concrete case and predict; 15–30: teacher models the worked trace; 30–40: learners explain a step using the text and visual; 40–45: check the core idea.</w:t>
+            </w:r>
+          </w:p>
+        </w:tc>
+        <w:tc>
+          <w:tcPr>
+            <w:tcW w:type="dxa" w:w="3408"/>
+          </w:tcPr>
+          <w:p>
+            <w:r>
+              <w:t>Sections 1–6; record the brief recall in the workbook.</w:t>
+            </w:r>
+          </w:p>
+        </w:tc>
+      </w:tr>
+      <w:tr>
+        <w:tc>
+          <w:tcPr>
+            <w:tcW w:type="dxa" w:w="3408"/>
+          </w:tcPr>
+          <w:p>
+            <w:r>
+              <w:t>Session 2 · Practise · 45 min</w:t>
+            </w:r>
+          </w:p>
+        </w:tc>
+        <w:tc>
+          <w:tcPr>
+            <w:tcW w:type="dxa" w:w="3408"/>
+          </w:tcPr>
+          <w:p>
+            <w:r>
+              <w:t>0–5: retrieve the procedure; 5–15: W2 completion practice; 15–23: explain and check with a partner; 23–30: each learner answers the misconception check; 30–40: targeted reteaching or a harder variation; 40–45: prepare the investigation.</w:t>
+            </w:r>
+          </w:p>
+        </w:tc>
+        <w:tc>
+          <w:tcPr>
+            <w:tcW w:type="dxa" w:w="3408"/>
+          </w:tcPr>
+          <w:p>
+            <w:r>
+              <w:t>Sections 7–10; use the matching workbook W2 and misconception check.</w:t>
+            </w:r>
+          </w:p>
+        </w:tc>
+      </w:tr>
+      <w:tr>
+        <w:tc>
+          <w:tcPr>
+            <w:tcW w:type="dxa" w:w="3408"/>
+          </w:tcPr>
+          <w:p>
+            <w:r>
+              <w:t>Session 3 · Investigate and transfer · 45 min</w:t>
+            </w:r>
+          </w:p>
+        </w:tc>
+        <w:tc>
+          <w:tcPr>
+            <w:tcW w:type="dxa" w:w="3408"/>
+          </w:tcPr>
+          <w:p>
+            <w:r>
+              <w:t>0–5: retrieve the decision rule; 5–20: investigate or trace; 20–30: start the independent case; 30–38: connect the project; 38–43: act on feedback; 43–45: plan the return check.</w:t>
+            </w:r>
+          </w:p>
+        </w:tc>
+        <w:tc>
+          <w:tcPr>
+            <w:tcW w:type="dxa" w:w="3408"/>
+          </w:tcPr>
+          <w:p>
+            <w:r>
+              <w:t>Sections 9 and 11–14. Give extra time to finish the full task set; use Section 15 when the week includes a coding lab.</w:t>
+            </w:r>
+          </w:p>
+        </w:tc>
+      </w:tr>
+    </w:tbl>
+    <w:p>
+      <w:r>
+        <w:t>Before class, solve the supported practice: A blog says experiment had100 cases; original methods say40 and supplementary version says60 after revision. Show the intermediate steps and give the conclusion with its scope.</w:t>
+      </w:r>
+    </w:p>
+    <w:p>
+      <w:r>
+        <w:t>Reasoned practice answer: Teacher explanation: Track versions and use the correct original record for the claim. The blog is secondary; the two original versions must not be merged silently.</w:t>
+      </w:r>
+    </w:p>
+    <w:p>
+      <w:r>
+        <w:t>Check every learner before discussion: Use the worked case for Finding primary research. Proposed explanation: “The worked result establishes every future case”. Decide whether this explanation is supported. Point to the step or supplied fact that decides; explain your repair if needed.</w:t>
+      </w:r>
+    </w:p>
+    <w:p>
+      <w:r>
+        <w:t>Misconception repair: Being primary does not guarantee soundness; methods and evidence still require assessment.</w:t>
+      </w:r>
+    </w:p>
+    <w:p>
+      <w:r>
+        <w:t>Support: read the exact case aloud, enlarge the labelled picture, supply input cards and model only the first deciding step. Accept a spoken explanation or drawing; retain the reasoning goal.</w:t>
+      </w:r>
+    </w:p>
+    <w:p>
+      <w:r>
+        <w:t>Extension: The original report is unavailable and only the blog remains. Require a prediction and a reason before comparing. Expected result: Mark the measurement as unverified rather than filling in absent methods. Reason: The summary cannot supply details that have not been inspected.</w:t>
+      </w:r>
+    </w:p>
+    <w:p>
+      <w:r>
+        <w:t>Independent assessment: withhold the reserved answer until the learner has attempted the new case. Record support separately from correctness.</w:t>
+      </w:r>
+    </w:p>
+    <w:tbl>
+      <w:tblPr>
+        <w:tblStyle w:val="LightShading-Accent1"/>
+        <w:tblW w:type="auto" w:w="0"/>
+        <w:tblLook w:firstColumn="1" w:firstRow="1" w:lastColumn="0" w:lastRow="0" w:noHBand="0" w:noVBand="1" w:val="04A0"/>
+      </w:tblPr>
+      <w:tblGrid>
+        <w:gridCol w:w="2556"/>
+        <w:gridCol w:w="2556"/>
+        <w:gridCol w:w="2556"/>
+        <w:gridCol w:w="2556"/>
+      </w:tblGrid>
+      <w:tr>
+        <w:trPr>
+          <w:tblHeader/>
+        </w:trPr>
+        <w:tc>
+          <w:tcPr>
+            <w:tcW w:type="dxa" w:w="2556"/>
+          </w:tcPr>
+          <w:p>
+            <w:r>
+              <w:t>Criterion</w:t>
+            </w:r>
+          </w:p>
+        </w:tc>
+        <w:tc>
+          <w:tcPr>
+            <w:tcW w:type="dxa" w:w="2556"/>
+          </w:tcPr>
+          <w:p>
+            <w:r>
+              <w:t>Not yet</w:t>
+            </w:r>
+          </w:p>
+        </w:tc>
+        <w:tc>
+          <w:tcPr>
+            <w:tcW w:type="dxa" w:w="2556"/>
+          </w:tcPr>
+          <w:p>
+            <w:r>
+              <w:t>With support</w:t>
+            </w:r>
+          </w:p>
+        </w:tc>
+        <w:tc>
+          <w:tcPr>
+            <w:tcW w:type="dxa" w:w="2556"/>
+          </w:tcPr>
+          <w:p>
+            <w:r>
+              <w:t>Independent</w:t>
+            </w:r>
+          </w:p>
+        </w:tc>
+      </w:tr>
+      <w:tr>
+        <w:tc>
+          <w:tcPr>
+            <w:tcW w:type="dxa" w:w="2556"/>
+          </w:tcPr>
+          <w:p>
+            <w:r>
+              <w:t>Explanation</w:t>
+            </w:r>
+          </w:p>
+        </w:tc>
+        <w:tc>
+          <w:tcPr>
+            <w:tcW w:type="dxa" w:w="2556"/>
+          </w:tcPr>
+          <w:p>
+            <w:r>
+              <w:t>Names an answer without a deciding fact</w:t>
+            </w:r>
+          </w:p>
+        </w:tc>
+        <w:tc>
+          <w:tcPr>
+            <w:tcW w:type="dxa" w:w="2556"/>
+          </w:tcPr>
+          <w:p>
+            <w:r>
+              <w:t>Uses a hint to link fact and decision</w:t>
+            </w:r>
+          </w:p>
+        </w:tc>
+        <w:tc>
+          <w:tcPr>
+            <w:tcW w:type="dxa" w:w="2556"/>
+          </w:tcPr>
+          <w:p>
+            <w:r>
+              <w:t>Explains the deciding fact in own words</w:t>
+            </w:r>
+          </w:p>
+        </w:tc>
+      </w:tr>
+      <w:tr>
+        <w:tc>
+          <w:tcPr>
+            <w:tcW w:type="dxa" w:w="2556"/>
+          </w:tcPr>
+          <w:p>
+            <w:r>
+              <w:t>Trace or test</w:t>
+            </w:r>
+          </w:p>
+        </w:tc>
+        <w:tc>
+          <w:tcPr>
+            <w:tcW w:type="dxa" w:w="2556"/>
+          </w:tcPr>
+          <w:p>
+            <w:r>
+              <w:t>Cannot connect input and result</w:t>
+            </w:r>
+          </w:p>
+        </w:tc>
+        <w:tc>
+          <w:tcPr>
+            <w:tcW w:type="dxa" w:w="2556"/>
+          </w:tcPr>
+          <w:p>
+            <w:r>
+              <w:t>Completes steps with prompts</w:t>
+            </w:r>
+          </w:p>
+        </w:tc>
+        <w:tc>
+          <w:tcPr>
+            <w:tcW w:type="dxa" w:w="2556"/>
+          </w:tcPr>
+          <w:p>
+            <w:r>
+              <w:t>Traces or tests a changed case accurately</w:t>
+            </w:r>
+          </w:p>
+        </w:tc>
+      </w:tr>
+      <w:tr>
+        <w:tc>
+          <w:tcPr>
+            <w:tcW w:type="dxa" w:w="2556"/>
+          </w:tcPr>
+          <w:p>
+            <w:r>
+              <w:t>Limits and revision</w:t>
+            </w:r>
+          </w:p>
+        </w:tc>
+        <w:tc>
+          <w:tcPr>
+            <w:tcW w:type="dxa" w:w="2556"/>
+          </w:tcPr>
+          <w:p>
+            <w:r>
+              <w:t>Claims more than evidence supports</w:t>
+            </w:r>
+          </w:p>
+        </w:tc>
+        <w:tc>
+          <w:tcPr>
+            <w:tcW w:type="dxa" w:w="2556"/>
+          </w:tcPr>
+          <w:p>
+            <w:r>
+              <w:t>Names a limit after a prompt</w:t>
+            </w:r>
+          </w:p>
+        </w:tc>
+        <w:tc>
+          <w:tcPr>
+            <w:tcW w:type="dxa" w:w="2556"/>
+          </w:tcPr>
+          <w:p>
+            <w:r>
+              <w:t>States a defensible limit and useful next test</w:t>
+            </w:r>
+          </w:p>
+        </w:tc>
+      </w:tr>
+    </w:tbl>
+    <w:p>
+      <w:r>
+        <w:t>Project checkpoint: Frame the need. Name the user, the problem, allowed inputs and a safe simple starting method.</w:t>
+      </w:r>
+    </w:p>
+    <w:p>
+      <w:r>
+        <w:t>Use the weekly teacher answer for topic-specific reasoning. A saved progress tick is an activity record; judge mastery from the learner’s explanation and evidence.</w:t>
+      </w:r>
+    </w:p>
     <w:sectPr>
       <w:pgSz w:w="12240" w:h="15840"/>
       <w:pgMar w:top="936" w:right="1008" w:bottom="936" w:left="1008" w:header="720" w:footer="720" w:gutter="0"/>

--- a/downloads/teacher/ai-7-week-03.docx
+++ b/downloads/teacher/ai-7-week-03.docx
@@ -2282,6 +2282,39 @@
         <w:t>Use the weekly teacher answer for topic-specific reasoning. A saved progress tick is an activity record; judge mastery from the learner’s explanation and evidence.</w:t>
       </w:r>
     </w:p>
+    <w:p>
+      <w:pPr>
+        <w:pStyle w:val="Heading1"/>
+      </w:pPr>
+      <w:r>
+        <w:t>08. Use feedback, labs and repair paths</w:t>
+      </w:r>
+    </w:p>
+    <w:p>
+      <w:r>
+        <w:t>Use the two formative questions as supported practice, not as independent mastery scores. Discuss the deciding evidence rather than accepting a guessed selection.</w:t>
+      </w:r>
+    </w:p>
+    <w:p>
+      <w:r>
+        <w:t>The feedback comes from the reviewed public worked case. Do not reveal the separately reserved independent teacher answer until the learner has attempted that case.</w:t>
+      </w:r>
+    </w:p>
+    <w:p>
+      <w:r>
+        <w:t>Ask students to predict before running code. Preserve errors and actual outputs; collect a changed test and an explanation. The branch-boundary and indexing lessons deliberately include failure cases.</w:t>
+      </w:r>
+    </w:p>
+    <w:p>
+      <w:r>
+        <w:t>Use the earlier worked-explanation links to address a specific missing building block, then return to the current question. Adapt this suggestion after observing the learner; it is not an automatic diagnosis.</w:t>
+      </w:r>
+    </w:p>
+    <w:p>
+      <w:r>
+        <w:t>Collect the completed-work portfolio as evidence. Record support separately from correctness, and assess explanation, trace/test and limitations. Progress ticks and quiz selections alone do not establish mastery.</w:t>
+      </w:r>
+    </w:p>
     <w:sectPr>
       <w:pgSz w:w="12240" w:h="15840"/>
       <w:pgMar w:top="936" w:right="1008" w:bottom="936" w:left="1008" w:header="720" w:footer="720" w:gutter="0"/>

--- a/downloads/teacher/ai-7-week-03.docx
+++ b/downloads/teacher/ai-7-week-03.docx
@@ -29,16 +29,39 @@
       </w:r>
     </w:p>
     <w:p>
-      <w:pPr>
-        <w:pStyle w:val="Heading3"/>
-      </w:pPr>
-      <w:r>
-        <w:t>Teach the learning cycle</w:t>
+      <w:r>
+        <w:t>Prepare Finding primary research: check the target, prerequisites, resources and adaptable teaching schedule.</w:t>
       </w:r>
     </w:p>
     <w:p>
-      <w:r>
-        <w:t>Primary target: Explain the mechanism and terminology of finding primary research</w:t>
+      <w:pPr>
+        <w:pStyle w:val="Heading3"/>
+      </w:pPr>
+      <w:r>
+        <w:t>Teach the learning cycle</w:t>
+      </w:r>
+    </w:p>
+    <w:p>
+      <w:pPr>
+        <w:spacing w:line="336" w:lineRule="auto" w:after="180"/>
+      </w:pPr>
+      <w:r>
+        <w:rPr>
+          <w:b w:val="0"/>
+        </w:rPr>
+        <w:t xml:space="preserve">Primary target: Explain the </w:t>
+      </w:r>
+      <w:r>
+        <w:rPr>
+          <w:b/>
+        </w:rPr>
+        <w:t>mechanism</w:t>
+      </w:r>
+      <w:r>
+        <w:rPr>
+          <w:b w:val="0"/>
+        </w:rPr>
+        <w:t xml:space="preserve"> and terminology of finding primary research</w:t>
       </w:r>
     </w:p>
     <w:tbl>
@@ -185,16 +208,37 @@
       </w:tr>
     </w:tbl>
     <w:p>
-      <w:r>
-        <w:t>This is a starting allocation of 135 minutes, not a validated duration. Preserve all named topics. Schedule extra time for connected examples, the full investigation, independent cases and project building. Repeated copies of a case share one recorded attempt; they are not new evidence.</w:t>
+      <w:pPr>
+        <w:spacing w:line="336" w:lineRule="auto" w:after="180"/>
+      </w:pPr>
+      <w:r>
+        <w:rPr>
+          <w:b w:val="0"/>
+        </w:rPr>
+        <w:t>This is a starting allocation of 135 minutes, not a validated duration. Preserve all named topics. Schedule extra time for connected examples, the full investigation, independent cases and project building.</w:t>
       </w:r>
     </w:p>
     <w:p>
       <w:pPr>
-        <w:pStyle w:val="Heading3"/>
-      </w:pPr>
-      <w:r>
-        <w:t>Retrieval answer guidance</w:t>
+        <w:spacing w:line="336" w:lineRule="auto" w:after="180"/>
+      </w:pPr>
+      <w:r>
+        <w:rPr>
+          <w:b w:val="0"/>
+        </w:rPr>
+        <w:t xml:space="preserve">Repeated copies of a case share one recorded attempt; they are not new </w:t>
+      </w:r>
+      <w:r>
+        <w:rPr>
+          <w:b/>
+        </w:rPr>
+        <w:t>evidence</w:t>
+      </w:r>
+      <w:r>
+        <w:rPr>
+          <w:b w:val="0"/>
+        </w:rPr>
+        <w:t>.</w:t>
       </w:r>
     </w:p>
     <w:p>
@@ -202,50 +246,164 @@
         <w:pStyle w:val="Heading3"/>
       </w:pPr>
       <w:r>
-        <w:t>Reading a research claim</w:t>
+        <w:t>Retrieval answer guidance</w:t>
       </w:r>
     </w:p>
     <w:p>
-      <w:r>
-        <w:t>Without opening the old lesson, explain one key idea from Reading a research claim. Give an example and a mistake that the idea helps you avoid.</w:t>
+      <w:pPr>
+        <w:pStyle w:val="Heading3"/>
+      </w:pPr>
+      <w:r>
+        <w:t>Reading a research claim</w:t>
       </w:r>
     </w:p>
     <w:p>
-      <w:r>
-        <w:t>Look for: Explain the mechanism and terminology of reading a research claim</w:t>
+      <w:pPr>
+        <w:spacing w:line="336" w:lineRule="auto" w:after="180"/>
+      </w:pPr>
+      <w:r>
+        <w:rPr>
+          <w:b w:val="0"/>
+        </w:rPr>
+        <w:t>Without opening the old lesson, explain one key idea from Reading a research claim. Give an example and a mistake that the idea helps you avoid.</w:t>
       </w:r>
     </w:p>
     <w:p>
-      <w:r>
-        <w:t>Reference example, not the only acceptable wording: Teacher explanation: Reading a claim requires its method, data, comparison and uncertainty. Titles and abstracts may omit conditions crucial to interpretation. Separate the claim from supplied evidence. Record dataset, unit, baseline, metric and limitations. Ask whether the statement extends beyond those observations.</w:t>
+      <w:pPr>
+        <w:spacing w:line="336" w:lineRule="auto" w:after="180"/>
+      </w:pPr>
+      <w:r>
+        <w:rPr>
+          <w:b w:val="0"/>
+        </w:rPr>
+        <w:t xml:space="preserve">Look for: Explain the </w:t>
+      </w:r>
+      <w:r>
+        <w:rPr>
+          <w:b/>
+        </w:rPr>
+        <w:t>mechanism</w:t>
+      </w:r>
+      <w:r>
+        <w:rPr>
+          <w:b w:val="0"/>
+        </w:rPr>
+        <w:t xml:space="preserve"> and terminology of reading a research claim</w:t>
       </w:r>
     </w:p>
     <w:p>
-      <w:r>
-        <w:t>Two 45-minute sessions. Primary research presents a study's own methods and results. A summary can help discovery but should not replace inspection of the original evidence. Use the supplied constructed scenarios to make the mechanism inspectable. Collect W4 before sharing solutions. Students should name intermediate evidence and limitations; classroom pacing and learning effectiveness remain unvalidated.</w:t>
+      <w:pPr>
+        <w:spacing w:line="336" w:lineRule="auto" w:after="180"/>
+      </w:pPr>
+      <w:r>
+        <w:rPr>
+          <w:b w:val="0"/>
+        </w:rPr>
+        <w:t>Reference example, not the only acceptable wording: Teacher explanation: Reading a claim requires its method, data, comparison and uncertainty. Titles and abstracts may omit conditions crucial to interpretation.</w:t>
       </w:r>
     </w:p>
     <w:p>
       <w:pPr>
-        <w:pStyle w:val="Heading3"/>
-      </w:pPr>
-      <w:r>
-        <w:t>Outcomes</w:t>
+        <w:spacing w:line="336" w:lineRule="auto" w:after="180"/>
+      </w:pPr>
+      <w:r>
+        <w:rPr>
+          <w:b w:val="0"/>
+        </w:rPr>
+        <w:t xml:space="preserve">Separate the claim from supplied </w:t>
+      </w:r>
+      <w:r>
+        <w:rPr>
+          <w:b/>
+        </w:rPr>
+        <w:t>evidence</w:t>
+      </w:r>
+      <w:r>
+        <w:rPr>
+          <w:b w:val="0"/>
+        </w:rPr>
+        <w:t xml:space="preserve">. Record dataset, unit, baseline, metric and limitations. Ask whether the statement extends beyond those </w:t>
+      </w:r>
+      <w:r>
+        <w:rPr>
+          <w:b/>
+        </w:rPr>
+        <w:t>observation</w:t>
+      </w:r>
+      <w:r>
+        <w:rPr>
+          <w:b w:val="0"/>
+        </w:rPr>
+        <w:t>s.</w:t>
       </w:r>
     </w:p>
     <w:p>
-      <w:r>
-        <w:t>Explain the mechanism and terminology of finding primary research</w:t>
+      <w:pPr>
+        <w:spacing w:line="336" w:lineRule="auto" w:after="180"/>
+      </w:pPr>
+      <w:r>
+        <w:rPr>
+          <w:b w:val="0"/>
+        </w:rPr>
+        <w:t xml:space="preserve">Two 45-minute sessions. Primary research presents a study's own methods and results. A summary can help discovery but should not replace inspection of the original </w:t>
+      </w:r>
+      <w:r>
+        <w:rPr>
+          <w:b/>
+        </w:rPr>
+        <w:t>evidence</w:t>
+      </w:r>
+      <w:r>
+        <w:rPr>
+          <w:b w:val="0"/>
+        </w:rPr>
+        <w:t>.</w:t>
       </w:r>
     </w:p>
     <w:p>
-      <w:r>
-        <w:t>Apply the stated procedure to a new case with a traceable result</w:t>
+      <w:pPr>
+        <w:spacing w:line="336" w:lineRule="auto" w:after="180"/>
+      </w:pPr>
+      <w:r>
+        <w:rPr>
+          <w:b w:val="0"/>
+        </w:rPr>
+        <w:t xml:space="preserve">Use the supplied constructed scenarios to make the </w:t>
+      </w:r>
+      <w:r>
+        <w:rPr>
+          <w:b/>
+        </w:rPr>
+        <w:t>mechanism</w:t>
+      </w:r>
+      <w:r>
+        <w:rPr>
+          <w:b w:val="0"/>
+        </w:rPr>
+        <w:t xml:space="preserve"> inspectable. Collect W4 before sharing solutions.</w:t>
       </w:r>
     </w:p>
     <w:p>
-      <w:r>
-        <w:t>Identify an assumption or limitation and design a revealing follow-up</w:t>
+      <w:pPr>
+        <w:spacing w:line="336" w:lineRule="auto" w:after="180"/>
+      </w:pPr>
+      <w:r>
+        <w:rPr>
+          <w:b w:val="0"/>
+        </w:rPr>
+        <w:t xml:space="preserve">Students should name intermediate </w:t>
+      </w:r>
+      <w:r>
+        <w:rPr>
+          <w:b/>
+        </w:rPr>
+        <w:t>evidence</w:t>
+      </w:r>
+      <w:r>
+        <w:rPr>
+          <w:b w:val="0"/>
+        </w:rPr>
+        <w:t xml:space="preserve"> and limitations; classroom pacing and learning effectiveness remain unvalidated.</w:t>
       </w:r>
     </w:p>
     <w:p>
@@ -253,22 +411,52 @@
         <w:pStyle w:val="Heading3"/>
       </w:pPr>
       <w:r>
-        <w:t>Preparation</w:t>
+        <w:t>Outcomes</w:t>
       </w:r>
     </w:p>
     <w:p>
-      <w:r>
-        <w:t>Lesson and workbook; paper and pencil</w:t>
+      <w:pPr>
+        <w:spacing w:line="336" w:lineRule="auto" w:after="180"/>
+      </w:pPr>
+      <w:r>
+        <w:rPr>
+          <w:b w:val="0"/>
+        </w:rPr>
+        <w:t xml:space="preserve">Explain the </w:t>
+      </w:r>
+      <w:r>
+        <w:rPr>
+          <w:b/>
+        </w:rPr>
+        <w:t>mechanism</w:t>
+      </w:r>
+      <w:r>
+        <w:rPr>
+          <w:b w:val="0"/>
+        </w:rPr>
+        <w:t xml:space="preserve"> and terminology of finding primary research</w:t>
       </w:r>
     </w:p>
     <w:p>
-      <w:r>
-        <w:t>Calculator and optional local Python 3 for arithmetic; no live API or private data</w:t>
+      <w:pPr>
+        <w:spacing w:line="336" w:lineRule="auto" w:after="180"/>
+      </w:pPr>
+      <w:r>
+        <w:rPr>
+          <w:b w:val="0"/>
+        </w:rPr>
+        <w:t>Apply the stated procedure to a new case with a traceable result</w:t>
       </w:r>
     </w:p>
     <w:p>
-      <w:r>
-        <w:t>Prepare the fresh retry separately and withhold its solution until after collection</w:t>
+      <w:pPr>
+        <w:spacing w:line="336" w:lineRule="auto" w:after="180"/>
+      </w:pPr>
+      <w:r>
+        <w:rPr>
+          <w:b w:val="0"/>
+        </w:rPr>
+        <w:t>Identify an assumption or limitation and design a revealing follow-up</w:t>
       </w:r>
     </w:p>
     <w:p>
@@ -276,58 +464,255 @@
         <w:pStyle w:val="Heading3"/>
       </w:pPr>
       <w:r>
-        <w:t>Prerequisite answer</w:t>
+        <w:t>Preparation</w:t>
       </w:r>
     </w:p>
     <w:p>
-      <w:r>
-        <w:t>A result depends on the inputs, procedure and conditions that produced it. Preserve data roles and distinguish observed outcomes from predictions or unmeasured conditions. If the prior concept cannot be explained, use a short retrieval activity before this chapter.</w:t>
+      <w:pPr>
+        <w:spacing w:line="336" w:lineRule="auto" w:after="180"/>
+      </w:pPr>
+      <w:r>
+        <w:rPr>
+          <w:b w:val="0"/>
+        </w:rPr>
+        <w:t>Lesson and workbook; paper and pencil</w:t>
       </w:r>
     </w:p>
     <w:p>
       <w:pPr>
-        <w:pStyle w:val="Heading3"/>
-      </w:pPr>
-      <w:r>
-        <w:t>End goal for the pictorial case</w:t>
+        <w:spacing w:line="336" w:lineRule="auto" w:after="180"/>
+      </w:pPr>
+      <w:r>
+        <w:rPr>
+          <w:b w:val="0"/>
+        </w:rPr>
+        <w:t>Calculator and optional local Python 3 for arithmetic; no live API or private data</w:t>
       </w:r>
     </w:p>
     <w:p>
-      <w:r>
-        <w:t>Explain finding primary research using the records and boundaries of this fictional investigation.</w:t>
+      <w:pPr>
+        <w:spacing w:line="336" w:lineRule="auto" w:after="180"/>
+      </w:pPr>
+      <w:r>
+        <w:rPr>
+          <w:b w:val="0"/>
+        </w:rPr>
+        <w:t>Prepare the fresh retry separately and withhold its solution until after collection</w:t>
       </w:r>
     </w:p>
     <w:p>
-      <w:r>
-        <w:t>This added worked case illustrates the week’s main idea. Retain all original and connected topics; schedule its practice within the teaching cycle.</w:t>
+      <w:pPr>
+        <w:pStyle w:val="Heading3"/>
+      </w:pPr>
+      <w:r>
+        <w:t>Prerequisite answer</w:t>
       </w:r>
     </w:p>
     <w:p>
       <w:pPr>
-        <w:pStyle w:val="Heading1"/>
-      </w:pPr>
-      <w:r>
-        <w:t>02. Explain and model the mechanism</w:t>
+        <w:spacing w:line="336" w:lineRule="auto" w:after="180"/>
+      </w:pPr>
+      <w:r>
+        <w:rPr>
+          <w:b w:val="0"/>
+        </w:rPr>
+        <w:t xml:space="preserve">A result depends on the </w:t>
+      </w:r>
+      <w:r>
+        <w:rPr>
+          <w:b/>
+        </w:rPr>
+        <w:t>input</w:t>
+      </w:r>
+      <w:r>
+        <w:rPr>
+          <w:b w:val="0"/>
+        </w:rPr>
+        <w:t xml:space="preserve">s, procedure and conditions that produced it. Preserve data roles and distinguish observed outcomes from </w:t>
+      </w:r>
+      <w:r>
+        <w:rPr>
+          <w:b/>
+        </w:rPr>
+        <w:t>prediction</w:t>
+      </w:r>
+      <w:r>
+        <w:rPr>
+          <w:b w:val="0"/>
+        </w:rPr>
+        <w:t>s or unmeasured conditions.</w:t>
       </w:r>
     </w:p>
     <w:p>
-      <w:r>
-        <w:t>Primary research presents a study's own methods and results. A summary can help discovery but should not replace inspection of the original evidence.</w:t>
+      <w:pPr>
+        <w:spacing w:line="336" w:lineRule="auto" w:after="180"/>
+      </w:pPr>
+      <w:r>
+        <w:rPr>
+          <w:b w:val="0"/>
+        </w:rPr>
+        <w:t>If the prior concept cannot be explained, use a short retrieval activity before this chapter.</w:t>
       </w:r>
     </w:p>
     <w:p>
-      <w:r>
-        <w:t>Begin by writing the question the procedure is intended to answer. Identify the information already supplied, the information it will produce and the information still missing. These are constructed classroom examples; they do not require live accounts, private records or an external service. Do not treat a plausible explanation as a measured outcome.</w:t>
+      <w:pPr>
+        <w:pStyle w:val="Heading3"/>
+      </w:pPr>
+      <w:r>
+        <w:t>End goal for the pictorial case</w:t>
       </w:r>
     </w:p>
     <w:p>
-      <w:r>
-        <w:t>Record title, authors, version, date, identifier and access location. Distinguish paper, code, data and commentary. Verify that a quoted claim belongs to the cited version.</w:t>
+      <w:pPr>
+        <w:spacing w:line="336" w:lineRule="auto" w:after="180"/>
+      </w:pPr>
+      <w:r>
+        <w:rPr>
+          <w:b w:val="0"/>
+        </w:rPr>
+        <w:t>Explain finding primary research using the records and boundaries of this fictional investigation.</w:t>
       </w:r>
     </w:p>
     <w:p>
-      <w:r>
-        <w:t>Before applying the procedure, write its units, denominator or decision boundary where relevant. A partner should be able to repeat each step using the same inputs. If a required input is absent or violates the stated contract, record that condition explicitly instead of quietly replacing it with a convenient value.</w:t>
+      <w:pPr>
+        <w:spacing w:line="336" w:lineRule="auto" w:after="180"/>
+      </w:pPr>
+      <w:r>
+        <w:rPr>
+          <w:b w:val="0"/>
+        </w:rPr>
+        <w:t>This added worked case illustrates the week’s main idea. Retain all original and connected topics; schedule its practice within the teaching cycle.</w:t>
+      </w:r>
+    </w:p>
+    <w:p>
+      <w:pPr>
+        <w:pStyle w:val="Heading1"/>
+      </w:pPr>
+      <w:r>
+        <w:t>02. Explain and model the mechanism</w:t>
+      </w:r>
+    </w:p>
+    <w:p>
+      <w:r>
+        <w:t>Model Finding primary research using the supplied case, labelled mechanism and reasoning. Make the scope of each conclusion explicit.</w:t>
+      </w:r>
+    </w:p>
+    <w:p>
+      <w:pPr>
+        <w:spacing w:line="336" w:lineRule="auto" w:after="180"/>
+      </w:pPr>
+      <w:r>
+        <w:rPr>
+          <w:b w:val="0"/>
+        </w:rPr>
+        <w:t xml:space="preserve">Primary research presents a study's own methods and results. A summary can help discovery but should not replace inspection of the original </w:t>
+      </w:r>
+      <w:r>
+        <w:rPr>
+          <w:b/>
+        </w:rPr>
+        <w:t>evidence</w:t>
+      </w:r>
+      <w:r>
+        <w:rPr>
+          <w:b w:val="0"/>
+        </w:rPr>
+        <w:t>.</w:t>
+      </w:r>
+    </w:p>
+    <w:p>
+      <w:pPr>
+        <w:pStyle w:val="Heading3"/>
+      </w:pPr>
+      <w:r>
+        <w:t>Explain Finding primary research · 1</w:t>
+      </w:r>
+    </w:p>
+    <w:p>
+      <w:pPr>
+        <w:spacing w:line="336" w:lineRule="auto" w:after="180"/>
+      </w:pPr>
+      <w:r>
+        <w:rPr>
+          <w:b w:val="0"/>
+        </w:rPr>
+        <w:t>Begin by writing the question the procedure is intended to answer. Identify the information already supplied, the information it will produce and the information still missing.</w:t>
+      </w:r>
+    </w:p>
+    <w:p>
+      <w:pPr>
+        <w:spacing w:line="336" w:lineRule="auto" w:after="180"/>
+      </w:pPr>
+      <w:r>
+        <w:rPr>
+          <w:b w:val="0"/>
+        </w:rPr>
+        <w:t>These are constructed classroom examples; they do not require live accounts, private records or an external service. Do not treat a plausible explanation as a measured outcome.</w:t>
+      </w:r>
+    </w:p>
+    <w:p>
+      <w:pPr>
+        <w:spacing w:line="336" w:lineRule="auto" w:after="180"/>
+      </w:pPr>
+      <w:r>
+        <w:rPr>
+          <w:b w:val="0"/>
+        </w:rPr>
+        <w:t>Record title, authors, version, date, identifier and access location. Distinguish paper, code, data and commentary. Verify that a quoted claim belongs to the cited version.</w:t>
+      </w:r>
+    </w:p>
+    <w:p>
+      <w:pPr>
+        <w:pStyle w:val="Heading3"/>
+      </w:pPr>
+      <w:r>
+        <w:t>Explain Finding primary research · 2</w:t>
+      </w:r>
+    </w:p>
+    <w:p>
+      <w:pPr>
+        <w:spacing w:line="336" w:lineRule="auto" w:after="180"/>
+      </w:pPr>
+      <w:r>
+        <w:rPr>
+          <w:b w:val="0"/>
+        </w:rPr>
+        <w:t xml:space="preserve">Before applying the procedure, write its units, denominator or decision boundary where relevant. A partner should be able to repeat each step using the same </w:t>
+      </w:r>
+      <w:r>
+        <w:rPr>
+          <w:b/>
+        </w:rPr>
+        <w:t>input</w:t>
+      </w:r>
+      <w:r>
+        <w:rPr>
+          <w:b w:val="0"/>
+        </w:rPr>
+        <w:t>s.</w:t>
+      </w:r>
+    </w:p>
+    <w:p>
+      <w:pPr>
+        <w:spacing w:line="336" w:lineRule="auto" w:after="180"/>
+      </w:pPr>
+      <w:r>
+        <w:rPr>
+          <w:b w:val="0"/>
+        </w:rPr>
+        <w:t xml:space="preserve">If a required </w:t>
+      </w:r>
+      <w:r>
+        <w:rPr>
+          <w:b/>
+        </w:rPr>
+        <w:t>input</w:t>
+      </w:r>
+      <w:r>
+        <w:rPr>
+          <w:b w:val="0"/>
+        </w:rPr>
+        <w:t xml:space="preserve"> is absent or violates the stated contract, record that condition explicitly instead of quietly replacing it with a convenient value.</w:t>
       </w:r>
     </w:p>
     <w:tbl>
@@ -525,36 +910,210 @@
       </w:r>
     </w:p>
     <w:p>
-      <w:r>
-        <w:t>Guided: Track versions and use the correct original record for the claim. The blog is secondary; the two original versions must not be merged silently. Qualification: Being primary does not guarantee soundness; methods and evidence still require assessment. Exit: accept a concrete variation with its predicted outcome and a stated condition that would challenge the mechanism; reject a claim resting on unmeasured evidence.</w:t>
+      <w:pPr>
+        <w:pStyle w:val="Heading3"/>
+      </w:pPr>
+      <w:r>
+        <w:t>Explain Finding primary research · 3</w:t>
       </w:r>
     </w:p>
     <w:p>
       <w:pPr>
-        <w:pStyle w:val="Heading3"/>
-      </w:pPr>
-      <w:r>
-        <w:t>Model the reasoning aloud</w:t>
+        <w:spacing w:line="336" w:lineRule="auto" w:after="180"/>
+      </w:pPr>
+      <w:r>
+        <w:rPr>
+          <w:b w:val="0"/>
+        </w:rPr>
+        <w:t>Guided: Track versions and use the correct original record for the claim. The blog is secondary; the two original versions must not be merged silently.</w:t>
       </w:r>
     </w:p>
     <w:p>
-      <w:r>
-        <w:t>Use the complete worked example below before asking learners to complete W2. Reveal a small part, invite a prediction, then explain the deciding step. These teacher notes contain solutions; do not reveal the independent case answer during modelling.</w:t>
+      <w:pPr>
+        <w:spacing w:line="336" w:lineRule="auto" w:after="180"/>
+      </w:pPr>
+      <w:r>
+        <w:rPr>
+          <w:b w:val="0"/>
+        </w:rPr>
+        <w:t xml:space="preserve">Qualification: Being primary does not guarantee soundness; methods and </w:t>
+      </w:r>
+      <w:r>
+        <w:rPr>
+          <w:b/>
+        </w:rPr>
+        <w:t>evidence</w:t>
+      </w:r>
+      <w:r>
+        <w:rPr>
+          <w:b w:val="0"/>
+        </w:rPr>
+        <w:t xml:space="preserve"> still require assessment.</w:t>
       </w:r>
     </w:p>
     <w:p>
-      <w:r>
-        <w:t>A blog says experiment had100 cases; original methods say40 and supplementary version says60 after revision.</w:t>
+      <w:pPr>
+        <w:spacing w:line="336" w:lineRule="auto" w:after="180"/>
+      </w:pPr>
+      <w:r>
+        <w:rPr>
+          <w:b w:val="0"/>
+        </w:rPr>
+        <w:t xml:space="preserve">Exit: accept a concrete variation with its predicted outcome and a stated condition that would challenge the </w:t>
+      </w:r>
+      <w:r>
+        <w:rPr>
+          <w:b/>
+        </w:rPr>
+        <w:t>mechanism</w:t>
+      </w:r>
+      <w:r>
+        <w:rPr>
+          <w:b w:val="0"/>
+        </w:rPr>
+        <w:t xml:space="preserve">; reject a claim resting on unmeasured </w:t>
+      </w:r>
+      <w:r>
+        <w:rPr>
+          <w:b/>
+        </w:rPr>
+        <w:t>evidence</w:t>
+      </w:r>
+      <w:r>
+        <w:rPr>
+          <w:b w:val="0"/>
+        </w:rPr>
+        <w:t>.</w:t>
       </w:r>
     </w:p>
     <w:p>
-      <w:r>
-        <w:t>Track versions and use the correct original record for the claim. The blog is secondary; the two original versions must not be merged silently.</w:t>
+      <w:pPr>
+        <w:pStyle w:val="Heading3"/>
+      </w:pPr>
+      <w:r>
+        <w:t>Model the reasoning aloud</w:t>
       </w:r>
     </w:p>
     <w:p>
-      <w:r>
-        <w:t>Compare the intermediate evidence with the final statement. Explain why each number or decision follows from the stated inputs. The conclusion belongs to this scenario and procedure; changing the inputs, evaluation population or authority can change what it establishes. Retain the raw record so a later revision can be compared honestly.</w:t>
+      <w:pPr>
+        <w:spacing w:line="336" w:lineRule="auto" w:after="180"/>
+      </w:pPr>
+      <w:r>
+        <w:rPr>
+          <w:b w:val="0"/>
+        </w:rPr>
+        <w:t xml:space="preserve">Use the complete worked example below before asking learners to complete W2. Reveal a small part, invite a </w:t>
+      </w:r>
+      <w:r>
+        <w:rPr>
+          <w:b/>
+        </w:rPr>
+        <w:t>prediction</w:t>
+      </w:r>
+      <w:r>
+        <w:rPr>
+          <w:b w:val="0"/>
+        </w:rPr>
+        <w:t>, then explain the deciding step.</w:t>
+      </w:r>
+    </w:p>
+    <w:p>
+      <w:pPr>
+        <w:spacing w:line="336" w:lineRule="auto" w:after="180"/>
+      </w:pPr>
+      <w:r>
+        <w:rPr>
+          <w:b w:val="0"/>
+        </w:rPr>
+        <w:t>These teacher notes contain solutions; do not reveal the independent case answer during modelling.</w:t>
+      </w:r>
+    </w:p>
+    <w:p>
+      <w:pPr>
+        <w:spacing w:line="336" w:lineRule="auto" w:after="180"/>
+      </w:pPr>
+      <w:r>
+        <w:rPr>
+          <w:b w:val="0"/>
+        </w:rPr>
+        <w:t>A blog says experiment had100 cases; original methods say40 and supplementary version says60 after revision.</w:t>
+      </w:r>
+    </w:p>
+    <w:p>
+      <w:pPr>
+        <w:spacing w:line="336" w:lineRule="auto" w:after="180"/>
+      </w:pPr>
+      <w:r>
+        <w:rPr>
+          <w:b w:val="0"/>
+        </w:rPr>
+        <w:t>Track versions and use the correct original record for the claim. The blog is secondary; the two original versions must not be merged silently.</w:t>
+      </w:r>
+    </w:p>
+    <w:p>
+      <w:pPr>
+        <w:pStyle w:val="Heading3"/>
+      </w:pPr>
+      <w:r>
+        <w:t>Model the reasoning aloud · 4</w:t>
+      </w:r>
+    </w:p>
+    <w:p>
+      <w:pPr>
+        <w:spacing w:line="336" w:lineRule="auto" w:after="180"/>
+      </w:pPr>
+      <w:r>
+        <w:rPr>
+          <w:b w:val="0"/>
+        </w:rPr>
+        <w:t xml:space="preserve">Compare the intermediate </w:t>
+      </w:r>
+      <w:r>
+        <w:rPr>
+          <w:b/>
+        </w:rPr>
+        <w:t>evidence</w:t>
+      </w:r>
+      <w:r>
+        <w:rPr>
+          <w:b w:val="0"/>
+        </w:rPr>
+        <w:t xml:space="preserve"> with the final statement. Explain why each number or decision follows from the stated </w:t>
+      </w:r>
+      <w:r>
+        <w:rPr>
+          <w:b/>
+        </w:rPr>
+        <w:t>input</w:t>
+      </w:r>
+      <w:r>
+        <w:rPr>
+          <w:b w:val="0"/>
+        </w:rPr>
+        <w:t>s.</w:t>
+      </w:r>
+    </w:p>
+    <w:p>
+      <w:pPr>
+        <w:spacing w:line="336" w:lineRule="auto" w:after="180"/>
+      </w:pPr>
+      <w:r>
+        <w:rPr>
+          <w:b w:val="0"/>
+        </w:rPr>
+        <w:t xml:space="preserve">The conclusion belongs to this scenario and procedure; changing the </w:t>
+      </w:r>
+      <w:r>
+        <w:rPr>
+          <w:b/>
+        </w:rPr>
+        <w:t>input</w:t>
+      </w:r>
+      <w:r>
+        <w:rPr>
+          <w:b w:val="0"/>
+        </w:rPr>
+        <w:t>s, evaluation population or authority can change what it establishes. Retain the raw record so a later revision can be compared honestly.</w:t>
       </w:r>
     </w:p>
     <w:tbl>
@@ -660,7 +1219,13 @@
       </w:tr>
     </w:tbl>
     <w:p>
-      <w:r>
+      <w:pPr>
+        <w:spacing w:line="336" w:lineRule="auto" w:after="180"/>
+      </w:pPr>
+      <w:r>
+        <w:rPr>
+          <w:b w:val="0"/>
+        </w:rPr>
         <w:t>Use the diagram and verbal explanation together. Ask learners to match a sentence to a specific visual step; do not assign learners fixed visual or auditory learning styles.</w:t>
       </w:r>
     </w:p>
@@ -673,7 +1238,13 @@
       </w:r>
     </w:p>
     <w:p>
-      <w:r>
+      <w:pPr>
+        <w:spacing w:line="336" w:lineRule="auto" w:after="180"/>
+      </w:pPr>
+      <w:r>
+        <w:rPr>
+          <w:b w:val="0"/>
+        </w:rPr>
         <w:t>Find the source behind a summary. A blog describes a fictional benchmark improvement and links an original study report.</w:t>
       </w:r>
     </w:p>
@@ -686,7 +1257,22 @@
       </w:r>
     </w:p>
     <w:p>
-      <w:r>
+      <w:pPr>
+        <w:pStyle w:val="Heading3"/>
+      </w:pPr>
+      <w:r>
+        <w:t>Supplied facts</w:t>
+      </w:r>
+    </w:p>
+    <w:p>
+      <w:pPr>
+        <w:spacing w:line="336" w:lineRule="auto" w:after="180"/>
+        <w:shd w:fill="F1F6FC"/>
+      </w:pPr>
+      <w:r>
+        <w:rPr>
+          <w:b w:val="0"/>
+        </w:rPr>
         <w:t>Blog says "90% reliable". Original report records 9/10 correct on one fixed fictional task set and describes its labels.</w:t>
       </w:r>
     </w:p>
@@ -850,21 +1436,43 @@
       </w:r>
     </w:p>
     <w:p>
-      <w:r>
-        <w:t>Primary research exposes the procedure and observations behind a summary. It still needs scrutiny; being original does not make every interpretation correct.</w:t>
+      <w:pPr>
+        <w:pStyle w:val="Heading3"/>
+      </w:pPr>
+      <w:r>
+        <w:t>Why the result follows</w:t>
       </w:r>
     </w:p>
     <w:p>
       <w:pPr>
-        <w:pStyle w:val="Heading3"/>
-      </w:pPr>
-      <w:r>
-        <w:t>What this example does not establish</w:t>
+        <w:spacing w:line="336" w:lineRule="auto" w:after="180"/>
+        <w:shd w:fill="F1F6FC"/>
+      </w:pPr>
+      <w:r>
+        <w:rPr>
+          <w:b w:val="0"/>
+        </w:rPr>
+        <w:t xml:space="preserve">Primary research exposes the procedure and </w:t>
+      </w:r>
+      <w:r>
+        <w:rPr>
+          <w:b/>
+        </w:rPr>
+        <w:t>observation</w:t>
+      </w:r>
+      <w:r>
+        <w:rPr>
+          <w:b w:val="0"/>
+        </w:rPr>
+        <w:t>s behind a summary. It still needs scrutiny; being original does not make every interpretation correct.</w:t>
       </w:r>
     </w:p>
     <w:p>
-      <w:r>
-        <w:t>This example names fictional documents; it is a source-tracing exercise, not a real literature citation.</w:t>
+      <w:pPr>
+        <w:pStyle w:val="Heading3"/>
+      </w:pPr>
+      <w:r>
+        <w:t>What this example does not establish</w:t>
       </w:r>
     </w:p>
     <w:p>
@@ -872,43 +1480,168 @@
         <w:pStyle w:val="Heading3"/>
       </w:pPr>
       <w:r>
-        <w:t>Change one thing in the pictured case</w:t>
+        <w:t>Keep the stated limit</w:t>
       </w:r>
     </w:p>
     <w:p>
-      <w:r>
-        <w:t>Change: The original report is unavailable and only the blog remains.</w:t>
+      <w:pPr>
+        <w:spacing w:line="336" w:lineRule="auto" w:after="180"/>
+        <w:shd w:fill="FFF5E6"/>
+      </w:pPr>
+      <w:r>
+        <w:rPr>
+          <w:b w:val="0"/>
+        </w:rPr>
+        <w:t>This example names fictional documents; it is a source-tracing exercise, not a real literature citation.</w:t>
       </w:r>
     </w:p>
     <w:p>
-      <w:r>
-        <w:t>Prediction: Mark the measurement as unverified rather than filling in absent methods.</w:t>
+      <w:pPr>
+        <w:pStyle w:val="Heading3"/>
+      </w:pPr>
+      <w:r>
+        <w:t>Change one thing in the pictured case</w:t>
       </w:r>
     </w:p>
     <w:p>
-      <w:r>
-        <w:t>Reason: The summary cannot supply details that have not been inspected.</w:t>
+      <w:pPr>
+        <w:pStyle w:val="Heading3"/>
+      </w:pPr>
+      <w:r>
+        <w:t>Change one thing</w:t>
       </w:r>
     </w:p>
     <w:p>
       <w:pPr>
-        <w:pStyle w:val="Heading3"/>
-      </w:pPr>
-      <w:r>
-        <w:t>Ask while showing the picture</w:t>
+        <w:spacing w:line="336" w:lineRule="auto" w:after="180"/>
+        <w:shd w:fill="F5F1FB"/>
+      </w:pPr>
+      <w:r>
+        <w:rPr>
+          <w:b w:val="0"/>
+        </w:rPr>
+        <w:t>Change: The original report is unavailable and only the blog remains.</w:t>
       </w:r>
     </w:p>
     <w:p>
-      <w:r>
-        <w:t>Cover the result. Ask learners to name the inputs and predict the next step. Uncover one step, connect the icon to the actual procedure, and explain its evidence. Then change the supplied condition and compare. The picture is a representation; it does not document execution of a real AI model.</w:t>
+      <w:pPr>
+        <w:pStyle w:val="Heading3"/>
+      </w:pPr>
+      <w:r>
+        <w:t>Predicted result</w:t>
       </w:r>
     </w:p>
     <w:p>
       <w:pPr>
+        <w:spacing w:line="336" w:lineRule="auto" w:after="180"/>
+        <w:shd w:fill="F1F6FC"/>
+      </w:pPr>
+      <w:r>
+        <w:rPr>
+          <w:b/>
+        </w:rPr>
+        <w:t>Prediction</w:t>
+      </w:r>
+      <w:r>
+        <w:rPr>
+          <w:b w:val="0"/>
+        </w:rPr>
+        <w:t>: Mark the measurement as unverified rather than filling in absent methods.</w:t>
+      </w:r>
+    </w:p>
+    <w:p>
+      <w:pPr>
+        <w:pStyle w:val="Heading3"/>
+      </w:pPr>
+      <w:r>
+        <w:t>Why the result follows</w:t>
+      </w:r>
+    </w:p>
+    <w:p>
+      <w:pPr>
+        <w:spacing w:line="336" w:lineRule="auto" w:after="180"/>
+        <w:shd w:fill="F1F6FC"/>
+      </w:pPr>
+      <w:r>
+        <w:rPr>
+          <w:b w:val="0"/>
+        </w:rPr>
+        <w:t>Reason: The summary cannot supply details that have not been inspected.</w:t>
+      </w:r>
+    </w:p>
+    <w:p>
+      <w:pPr>
+        <w:pStyle w:val="Heading3"/>
+      </w:pPr>
+      <w:r>
+        <w:t>Ask while showing the picture</w:t>
+      </w:r>
+    </w:p>
+    <w:p>
+      <w:pPr>
+        <w:pStyle w:val="Heading3"/>
+      </w:pPr>
+      <w:r>
+        <w:t>Ask while showing the picture · 5</w:t>
+      </w:r>
+    </w:p>
+    <w:p>
+      <w:pPr>
+        <w:spacing w:line="336" w:lineRule="auto" w:after="180"/>
+      </w:pPr>
+      <w:r>
+        <w:rPr>
+          <w:b w:val="0"/>
+        </w:rPr>
+        <w:t xml:space="preserve">Cover the result. Ask learners to name the </w:t>
+      </w:r>
+      <w:r>
+        <w:rPr>
+          <w:b/>
+        </w:rPr>
+        <w:t>input</w:t>
+      </w:r>
+      <w:r>
+        <w:rPr>
+          <w:b w:val="0"/>
+        </w:rPr>
+        <w:t xml:space="preserve">s and predict the next step. Uncover one step, connect the icon to the actual procedure, and explain its </w:t>
+      </w:r>
+      <w:r>
+        <w:rPr>
+          <w:b/>
+        </w:rPr>
+        <w:t>evidence</w:t>
+      </w:r>
+      <w:r>
+        <w:rPr>
+          <w:b w:val="0"/>
+        </w:rPr>
+        <w:t>. Then change the supplied condition and compare.</w:t>
+      </w:r>
+    </w:p>
+    <w:p>
+      <w:pPr>
+        <w:spacing w:line="336" w:lineRule="auto" w:after="180"/>
+      </w:pPr>
+      <w:r>
+        <w:rPr>
+          <w:b w:val="0"/>
+        </w:rPr>
+        <w:t>The picture is a representation; it does not document execution of a real AI model.</w:t>
+      </w:r>
+    </w:p>
+    <w:p>
+      <w:pPr>
         <w:pStyle w:val="Heading1"/>
       </w:pPr>
       <w:r>
         <w:t>03. Demonstrate and guide practice</w:t>
+      </w:r>
+    </w:p>
+    <w:p>
+      <w:r>
+        <w:t>Demonstrate Finding primary research, reduce support deliberately and check individual reasoning before discussing answers.</w:t>
       </w:r>
     </w:p>
     <w:tbl>
@@ -1124,36 +1857,100 @@
       </w:tr>
     </w:tbl>
     <w:p>
-      <w:r>
-        <w:t>Use the worked example in Sections 3 and 6. Collect a prediction before revealing its result; ask the learner to point to each intermediate fact.</w:t>
+      <w:pPr>
+        <w:spacing w:line="336" w:lineRule="auto" w:after="180"/>
+      </w:pPr>
+      <w:r>
+        <w:rPr>
+          <w:b w:val="0"/>
+        </w:rPr>
+        <w:t xml:space="preserve">Use the worked example in Sections 3 and 6. Collect a </w:t>
+      </w:r>
+      <w:r>
+        <w:rPr>
+          <w:b/>
+        </w:rPr>
+        <w:t>prediction</w:t>
+      </w:r>
+      <w:r>
+        <w:rPr>
+          <w:b w:val="0"/>
+        </w:rPr>
+        <w:t xml:space="preserve"> before revealing its result; ask the learner to point to each intermediate fact.</w:t>
       </w:r>
     </w:p>
     <w:p>
-      <w:r>
-        <w:t>Provide an input/procedure/result/limit frame and a calculator when needed. Ask students to identify the first step before completing the whole trace. Extension: compare two concrete variants of this mechanism while holding unrelated conditions fixed; report both successful and unsuccessful outcomes.</w:t>
+      <w:pPr>
+        <w:spacing w:line="336" w:lineRule="auto" w:after="180"/>
+      </w:pPr>
+      <w:r>
+        <w:rPr>
+          <w:b w:val="0"/>
+        </w:rPr>
+        <w:t xml:space="preserve">Provide an </w:t>
+      </w:r>
+      <w:r>
+        <w:rPr>
+          <w:b/>
+        </w:rPr>
+        <w:t>input</w:t>
+      </w:r>
+      <w:r>
+        <w:rPr>
+          <w:b w:val="0"/>
+        </w:rPr>
+        <w:t>/procedure/result/limit frame and a calculator when needed. Ask students to identify the first step before completing the whole trace.</w:t>
       </w:r>
     </w:p>
     <w:p>
       <w:pPr>
-        <w:pStyle w:val="Heading3"/>
-      </w:pPr>
-      <w:r>
-        <w:t>Reduce help deliberately</w:t>
+        <w:spacing w:line="336" w:lineRule="auto" w:after="180"/>
+      </w:pPr>
+      <w:r>
+        <w:rPr>
+          <w:b w:val="0"/>
+        </w:rPr>
+        <w:t xml:space="preserve">Extension: compare two concrete variants of this </w:t>
+      </w:r>
+      <w:r>
+        <w:rPr>
+          <w:b/>
+        </w:rPr>
+        <w:t>mechanism</w:t>
+      </w:r>
+      <w:r>
+        <w:rPr>
+          <w:b w:val="0"/>
+        </w:rPr>
+        <w:t xml:space="preserve"> while holding unrelated conditions fixed; report both successful and unsuccessful outcomes.</w:t>
       </w:r>
     </w:p>
     <w:p>
-      <w:r>
-        <w:t>Completion task: A blog says experiment had100 cases; original methods say40 and supplementary version says60 after revision. Show the intermediate steps and give the conclusion with its scope.</w:t>
+      <w:pPr>
+        <w:pStyle w:val="Heading3"/>
+      </w:pPr>
+      <w:r>
+        <w:t>Reduce help deliberately</w:t>
       </w:r>
     </w:p>
     <w:p>
-      <w:r>
-        <w:t>Teacher check: Teacher explanation: Track versions and use the correct original record for the claim. The blog is secondary; the two original versions must not be merged silently.</w:t>
+      <w:pPr>
+        <w:pStyle w:val="Heading3"/>
+      </w:pPr>
+      <w:r>
+        <w:t>Completion practice</w:t>
       </w:r>
     </w:p>
     <w:p>
-      <w:r>
-        <w:t>Start by identifying the given inputs together. Leave the intermediate steps blank. If needed, model one step, then withdraw that help on the next step. Move to a full trace only when the partial trace is understood. For partners, alternate explainer and checker; collect a response from every learner before discussion.</w:t>
+      <w:pPr>
+        <w:spacing w:line="336" w:lineRule="auto" w:after="180"/>
+        <w:shd w:fill="F5F1FB"/>
+      </w:pPr>
+      <w:r>
+        <w:rPr>
+          <w:b w:val="0"/>
+        </w:rPr>
+        <w:t>Completion task: A blog says experiment had100 cases; original methods say40 and supplementary version says60 after revision. Show the intermediate steps and give the conclusion with its scope.</w:t>
       </w:r>
     </w:p>
     <w:p>
@@ -1161,22 +1958,53 @@
         <w:pStyle w:val="Heading3"/>
       </w:pPr>
       <w:r>
-        <w:t>Individual reasoning check</w:t>
+        <w:t>Reasoning to listen for</w:t>
       </w:r>
     </w:p>
     <w:p>
-      <w:r>
-        <w:t>Use the worked case for Finding primary research. Proposed explanation: “The worked result establishes every future case”. Decide whether this explanation is supported. Point to the step or supplied fact that decides; explain your repair if needed.</w:t>
+      <w:pPr>
+        <w:spacing w:line="336" w:lineRule="auto" w:after="180"/>
+        <w:shd w:fill="F1F6FC"/>
+      </w:pPr>
+      <w:r>
+        <w:rPr>
+          <w:b w:val="0"/>
+        </w:rPr>
+        <w:t>Teacher check: Teacher explanation: Track versions and use the correct original record for the claim. The blog is secondary; the two original versions must not be merged silently.</w:t>
       </w:r>
     </w:p>
     <w:p>
-      <w:r>
-        <w:t>Expected correction: Being primary does not guarantee soundness; methods and evidence still require assessment.</w:t>
+      <w:pPr>
+        <w:spacing w:line="336" w:lineRule="auto" w:after="180"/>
+      </w:pPr>
+      <w:r>
+        <w:rPr>
+          <w:b w:val="0"/>
+        </w:rPr>
+        <w:t xml:space="preserve">Start by identifying the given </w:t>
+      </w:r>
+      <w:r>
+        <w:rPr>
+          <w:b/>
+        </w:rPr>
+        <w:t>input</w:t>
+      </w:r>
+      <w:r>
+        <w:rPr>
+          <w:b w:val="0"/>
+        </w:rPr>
+        <w:t>s together. Leave the intermediate steps blank. If needed, model one step, then withdraw that help on the next step. Move to a full trace only when the partial trace is understood.</w:t>
       </w:r>
     </w:p>
     <w:p>
-      <w:r>
-        <w:t>Collect explanations, not only yes/no votes. If a misunderstanding is common, re-model the relevant step for the class. If it affects a few learners, give a short targeted group explanation while others solve a more demanding variation.</w:t>
+      <w:pPr>
+        <w:spacing w:line="336" w:lineRule="auto" w:after="180"/>
+      </w:pPr>
+      <w:r>
+        <w:rPr>
+          <w:b w:val="0"/>
+        </w:rPr>
+        <w:t>For partners, alternate explainer and checker; collect a response from every learner before discussion.</w:t>
       </w:r>
     </w:p>
     <w:p>
@@ -1184,63 +2012,308 @@
         <w:pStyle w:val="Heading3"/>
       </w:pPr>
       <w:r>
-        <w:t>Pictorial practice question</w:t>
+        <w:t>Individual reasoning check</w:t>
       </w:r>
     </w:p>
     <w:p>
-      <w:r>
-        <w:t>Separate what the blog claims from what the original report records. Which methods and denominator must be inspected, and what status is honest if the original report is unavailable?</w:t>
+      <w:pPr>
+        <w:spacing w:line="336" w:lineRule="auto" w:after="180"/>
+      </w:pPr>
+      <w:r>
+        <w:rPr>
+          <w:b w:val="0"/>
+        </w:rPr>
+        <w:t>Use the worked case for Finding primary research. Proposed explanation: “The worked result establishes every future case”. Decide whether this explanation is supported.</w:t>
       </w:r>
     </w:p>
     <w:p>
       <w:pPr>
-        <w:pStyle w:val="Heading3"/>
-      </w:pPr>
-      <w:r>
-        <w:t>Reasoned teacher answer</w:t>
+        <w:spacing w:line="336" w:lineRule="auto" w:after="180"/>
+      </w:pPr>
+      <w:r>
+        <w:rPr>
+          <w:b w:val="0"/>
+        </w:rPr>
+        <w:t>Point to the step or supplied fact that decides; explain your repair if needed.</w:t>
       </w:r>
     </w:p>
     <w:p>
-      <w:r>
-        <w:t>Open the original report rather than treating the blog as the measurement. Identify the ten cases, labels and nine correct results. Keep report version and page or table reference with the exact scoped result. Changed case: Mark the measurement as unverified rather than filling in absent methods. The summary cannot supply details that have not been inspected.</w:t>
+      <w:pPr>
+        <w:pStyle w:val="Heading3"/>
+      </w:pPr>
+      <w:r>
+        <w:t>Expected repair</w:t>
       </w:r>
     </w:p>
     <w:p>
-      <w:r>
-        <w:t>Changed-case reasoning: Mark the measurement as unverified rather than filling in absent methods. The summary cannot supply details that have not been inspected.</w:t>
+      <w:pPr>
+        <w:spacing w:line="336" w:lineRule="auto" w:after="180"/>
+        <w:shd w:fill="F1F6FC"/>
+      </w:pPr>
+      <w:r>
+        <w:rPr>
+          <w:b w:val="0"/>
+        </w:rPr>
+        <w:t xml:space="preserve">Expected correction: Being primary does not guarantee soundness; methods and </w:t>
+      </w:r>
+      <w:r>
+        <w:rPr>
+          <w:b/>
+        </w:rPr>
+        <w:t>evidence</w:t>
+      </w:r>
+      <w:r>
+        <w:rPr>
+          <w:b w:val="0"/>
+        </w:rPr>
+        <w:t xml:space="preserve"> still require assessment.</w:t>
       </w:r>
     </w:p>
     <w:p>
-      <w:r>
-        <w:t>Collect each learner’s explanation before discussion. Use the first missing connection between input, deciding step and result to choose support. This question is worked-case practice, not fresh mastery evidence.</w:t>
+      <w:pPr>
+        <w:spacing w:line="336" w:lineRule="auto" w:after="180"/>
+      </w:pPr>
+      <w:r>
+        <w:rPr>
+          <w:b w:val="0"/>
+        </w:rPr>
+        <w:t>Collect explanations, not only yes/no votes. If a misunderstanding is common, re-model the relevant step for the class.</w:t>
       </w:r>
     </w:p>
     <w:p>
       <w:pPr>
-        <w:pStyle w:val="Heading1"/>
-      </w:pPr>
-      <w:r>
-        <w:t>04. Run the investigation and diagnose misconceptions</w:t>
+        <w:spacing w:line="336" w:lineRule="auto" w:after="180"/>
+      </w:pPr>
+      <w:r>
+        <w:rPr>
+          <w:b w:val="0"/>
+        </w:rPr>
+        <w:t>If it affects a few learners, give a short targeted group explanation while others solve a more demanding variation.</w:t>
       </w:r>
     </w:p>
     <w:p>
-      <w:r>
-        <w:t>The worked result establishes every future case: Being primary does not guarantee soundness; methods and evidence still require assessment.</w:t>
+      <w:pPr>
+        <w:pStyle w:val="Heading3"/>
+      </w:pPr>
+      <w:r>
+        <w:t>Pictorial practice question</w:t>
       </w:r>
     </w:p>
     <w:p>
-      <w:r>
-        <w:t>A missing input may be replaced without recording the change: A replacement changes the evidence or contract. Record the change and its justification; do not silently turn unknown into a measured value.</w:t>
+      <w:pPr>
+        <w:spacing w:line="336" w:lineRule="auto" w:after="180"/>
+        <w:shd w:fill="F5F1FB"/>
+      </w:pPr>
+      <w:r>
+        <w:rPr>
+          <w:b w:val="0"/>
+        </w:rPr>
+        <w:t>Separate what the blog claims from what the original report records. Which methods and denominator must be inspected, and what status is honest if the original report is unavailable?</w:t>
       </w:r>
     </w:p>
     <w:p>
-      <w:r>
-        <w:t>Repeating an assessed case is new independent evidence: A replay checks consistency. An example used for feedback or revision cannot later be described as untouched final evaluation.</w:t>
+      <w:pPr>
+        <w:pStyle w:val="Heading3"/>
+      </w:pPr>
+      <w:r>
+        <w:t>Reasoned teacher answer</w:t>
       </w:r>
     </w:p>
     <w:p>
-      <w:r>
-        <w:t>Use Section 9 for the evidence ledger. Add a boundary or missing-input case and record the expected response before checking. More successful repeats of one case do not establish wider coverage.</w:t>
+      <w:pPr>
+        <w:spacing w:line="336" w:lineRule="auto" w:after="180"/>
+      </w:pPr>
+      <w:r>
+        <w:rPr>
+          <w:b w:val="0"/>
+        </w:rPr>
+        <w:t>Open the original report rather than treating the blog as the measurement. Identify the ten cases, labels and nine correct results. Keep report version and page or table reference with the exact scoped result.</w:t>
+      </w:r>
+    </w:p>
+    <w:p>
+      <w:pPr>
+        <w:spacing w:line="336" w:lineRule="auto" w:after="180"/>
+      </w:pPr>
+      <w:r>
+        <w:rPr>
+          <w:b w:val="0"/>
+        </w:rPr>
+        <w:t>Changed case: Mark the measurement as unverified rather than filling in absent methods. The summary cannot supply details that have not been inspected.</w:t>
+      </w:r>
+    </w:p>
+    <w:p>
+      <w:pPr>
+        <w:spacing w:line="336" w:lineRule="auto" w:after="180"/>
+      </w:pPr>
+      <w:r>
+        <w:rPr>
+          <w:b w:val="0"/>
+        </w:rPr>
+        <w:t>Changed-case reasoning: Mark the measurement as unverified rather than filling in absent methods. The summary cannot supply details that have not been inspected.</w:t>
+      </w:r>
+    </w:p>
+    <w:p>
+      <w:pPr>
+        <w:spacing w:line="336" w:lineRule="auto" w:after="180"/>
+      </w:pPr>
+      <w:r>
+        <w:rPr>
+          <w:b w:val="0"/>
+        </w:rPr>
+        <w:t xml:space="preserve">Collect each learner’s explanation before discussion. Use the first missing connection between </w:t>
+      </w:r>
+      <w:r>
+        <w:rPr>
+          <w:b/>
+        </w:rPr>
+        <w:t>input</w:t>
+      </w:r>
+      <w:r>
+        <w:rPr>
+          <w:b w:val="0"/>
+        </w:rPr>
+        <w:t xml:space="preserve">, deciding step and result to choose support. This question is worked-case practice, not fresh mastery </w:t>
+      </w:r>
+      <w:r>
+        <w:rPr>
+          <w:b/>
+        </w:rPr>
+        <w:t>evidence</w:t>
+      </w:r>
+      <w:r>
+        <w:rPr>
+          <w:b w:val="0"/>
+        </w:rPr>
+        <w:t>.</w:t>
+      </w:r>
+    </w:p>
+    <w:p>
+      <w:pPr>
+        <w:pStyle w:val="Heading1"/>
+      </w:pPr>
+      <w:r>
+        <w:t>04. Run the investigation and diagnose misconceptions</w:t>
+      </w:r>
+    </w:p>
+    <w:p>
+      <w:r>
+        <w:t>Run the Finding primary research investigation and use the first unsupported step to choose a teaching response.</w:t>
+      </w:r>
+    </w:p>
+    <w:p>
+      <w:pPr>
+        <w:spacing w:line="336" w:lineRule="auto" w:after="180"/>
+      </w:pPr>
+      <w:r>
+        <w:rPr>
+          <w:b w:val="0"/>
+        </w:rPr>
+        <w:t xml:space="preserve">The worked result establishes every future case: Being primary does not guarantee soundness; methods and </w:t>
+      </w:r>
+      <w:r>
+        <w:rPr>
+          <w:b/>
+        </w:rPr>
+        <w:t>evidence</w:t>
+      </w:r>
+      <w:r>
+        <w:rPr>
+          <w:b w:val="0"/>
+        </w:rPr>
+        <w:t xml:space="preserve"> still require assessment.</w:t>
+      </w:r>
+    </w:p>
+    <w:p>
+      <w:pPr>
+        <w:spacing w:line="336" w:lineRule="auto" w:after="180"/>
+      </w:pPr>
+      <w:r>
+        <w:rPr>
+          <w:b w:val="0"/>
+        </w:rPr>
+        <w:t xml:space="preserve">A missing </w:t>
+      </w:r>
+      <w:r>
+        <w:rPr>
+          <w:b/>
+        </w:rPr>
+        <w:t>input</w:t>
+      </w:r>
+      <w:r>
+        <w:rPr>
+          <w:b w:val="0"/>
+        </w:rPr>
+        <w:t xml:space="preserve"> may be replaced without recording the change: A replacement changes the </w:t>
+      </w:r>
+      <w:r>
+        <w:rPr>
+          <w:b/>
+        </w:rPr>
+        <w:t>evidence</w:t>
+      </w:r>
+      <w:r>
+        <w:rPr>
+          <w:b w:val="0"/>
+        </w:rPr>
+        <w:t xml:space="preserve"> or contract. Record the change and its justification; do not silently turn unknown into a measured value.</w:t>
+      </w:r>
+    </w:p>
+    <w:p>
+      <w:pPr>
+        <w:spacing w:line="336" w:lineRule="auto" w:after="180"/>
+      </w:pPr>
+      <w:r>
+        <w:rPr>
+          <w:b w:val="0"/>
+        </w:rPr>
+        <w:t xml:space="preserve">Repeating an assessed case is new independent </w:t>
+      </w:r>
+      <w:r>
+        <w:rPr>
+          <w:b/>
+        </w:rPr>
+        <w:t>evidence</w:t>
+      </w:r>
+      <w:r>
+        <w:rPr>
+          <w:b w:val="0"/>
+        </w:rPr>
+        <w:t>: A replay checks consistency. An example used for feedback or revision cannot later be described as untouched final evaluation.</w:t>
+      </w:r>
+    </w:p>
+    <w:p>
+      <w:pPr>
+        <w:spacing w:line="336" w:lineRule="auto" w:after="180"/>
+      </w:pPr>
+      <w:r>
+        <w:rPr>
+          <w:b w:val="0"/>
+        </w:rPr>
+        <w:t xml:space="preserve">Use Section 9 for the </w:t>
+      </w:r>
+      <w:r>
+        <w:rPr>
+          <w:b/>
+        </w:rPr>
+        <w:t>evidence</w:t>
+      </w:r>
+      <w:r>
+        <w:rPr>
+          <w:b w:val="0"/>
+        </w:rPr>
+        <w:t xml:space="preserve"> ledger. Add a boundary or missing-</w:t>
+      </w:r>
+      <w:r>
+        <w:rPr>
+          <w:b/>
+        </w:rPr>
+        <w:t>input</w:t>
+      </w:r>
+      <w:r>
+        <w:rPr>
+          <w:b w:val="0"/>
+        </w:rPr>
+        <w:t xml:space="preserve"> case and record the expected response before checking. More successful repeats of one case do not establish wider coverage.</w:t>
       </w:r>
     </w:p>
     <w:p>
@@ -1398,29 +2471,38 @@
       </w:tr>
     </w:tbl>
     <w:p>
-      <w:r>
-        <w:t>Offer an oral explanation, drawing, enlarged visual or fewer examples when that removes a reading/writing barrier. Keep the same reasoning goal. Stretch secure learners by changing a boundary or assumption and asking them to defend the effect, not simply by assigning more of the same questions.</w:t>
+      <w:pPr>
+        <w:spacing w:line="336" w:lineRule="auto" w:after="180"/>
+      </w:pPr>
+      <w:r>
+        <w:rPr>
+          <w:b w:val="0"/>
+        </w:rPr>
+        <w:t>Offer an oral explanation, drawing, enlarged visual or fewer examples when that removes a reading/writing barrier. Keep the same reasoning goal.</w:t>
       </w:r>
     </w:p>
     <w:p>
       <w:pPr>
-        <w:pStyle w:val="Heading1"/>
-      </w:pPr>
-      <w:r>
-        <w:t>05. Assess and explain the answers</w:t>
+        <w:spacing w:line="336" w:lineRule="auto" w:after="180"/>
+      </w:pPr>
+      <w:r>
+        <w:rPr>
+          <w:b w:val="0"/>
+        </w:rPr>
+        <w:t>Stretch secure learners by changing a boundary or assumption and asking them to defend the effect, not simply by assigning more of the same questions.</w:t>
       </w:r>
     </w:p>
     <w:p>
       <w:pPr>
-        <w:pStyle w:val="Heading3"/>
-      </w:pPr>
-      <w:r>
-        <w:t>Guided and exit questions</w:t>
+        <w:pStyle w:val="Heading1"/>
+      </w:pPr>
+      <w:r>
+        <w:t>05. Assess and explain the answers</w:t>
       </w:r>
     </w:p>
     <w:p>
       <w:r>
-        <w:t>Guided: Track versions and use the correct original record for the claim. The blog is secondary; the two original versions must not be merged silently. Qualification: Being primary does not guarantee soundness; methods and evidence still require assessment. Exit: accept a concrete variation with its predicted outcome and a stated condition that would challenge the mechanism; reject a claim resting on unmeasured evidence.</w:t>
+        <w:t>Use the Finding primary research questions, teacher keys and criteria after the relevant attempts. Previously discussed cases are practice; protect the separately selected independent task.</w:t>
       </w:r>
     </w:p>
     <w:p>
@@ -1428,89 +2510,232 @@
         <w:pStyle w:val="Heading3"/>
       </w:pPr>
       <w:r>
-        <w:t>W1 Explain the mechanism</w:t>
+        <w:t>Guided and exit questions</w:t>
       </w:r>
     </w:p>
     <w:p>
-      <w:r>
-        <w:t>Explain the weekly mechanism in your own words. Use the worked scenario to name its input, decision rule and output.</w:t>
+      <w:pPr>
+        <w:spacing w:line="336" w:lineRule="auto" w:after="180"/>
+      </w:pPr>
+      <w:r>
+        <w:rPr>
+          <w:b w:val="0"/>
+        </w:rPr>
+        <w:t>Guided: Track versions and use the correct original record for the claim. The blog is secondary; the two original versions must not be merged silently.</w:t>
       </w:r>
     </w:p>
     <w:p>
-      <w:r>
-        <w:t>Teacher explanation: Primary research presents a study's own methods and results. A summary can help discovery but should not replace inspection of the original evidence. Record title, authors, version, date, identifier and access location. Distinguish paper, code, data and commentary. Verify that a quoted claim belongs to the cited version.</w:t>
+      <w:pPr>
+        <w:spacing w:line="336" w:lineRule="auto" w:after="180"/>
+      </w:pPr>
+      <w:r>
+        <w:rPr>
+          <w:b w:val="0"/>
+        </w:rPr>
+        <w:t xml:space="preserve">Qualification: Being primary does not guarantee soundness; methods and </w:t>
+      </w:r>
+      <w:r>
+        <w:rPr>
+          <w:b/>
+        </w:rPr>
+        <w:t>evidence</w:t>
+      </w:r>
+      <w:r>
+        <w:rPr>
+          <w:b w:val="0"/>
+        </w:rPr>
+        <w:t xml:space="preserve"> still require assessment.</w:t>
       </w:r>
     </w:p>
     <w:p>
       <w:pPr>
-        <w:pStyle w:val="Heading3"/>
-      </w:pPr>
-      <w:r>
-        <w:t>W2 Trace the worked case</w:t>
+        <w:spacing w:line="336" w:lineRule="auto" w:after="180"/>
+      </w:pPr>
+      <w:r>
+        <w:rPr>
+          <w:b w:val="0"/>
+        </w:rPr>
+        <w:t xml:space="preserve">Exit: accept a concrete variation with its predicted outcome and a stated condition that would challenge the </w:t>
+      </w:r>
+      <w:r>
+        <w:rPr>
+          <w:b/>
+        </w:rPr>
+        <w:t>mechanism</w:t>
+      </w:r>
+      <w:r>
+        <w:rPr>
+          <w:b w:val="0"/>
+        </w:rPr>
+        <w:t xml:space="preserve">; reject a claim resting on unmeasured </w:t>
+      </w:r>
+      <w:r>
+        <w:rPr>
+          <w:b/>
+        </w:rPr>
+        <w:t>evidence</w:t>
+      </w:r>
+      <w:r>
+        <w:rPr>
+          <w:b w:val="0"/>
+        </w:rPr>
+        <w:t>.</w:t>
       </w:r>
     </w:p>
     <w:p>
-      <w:r>
-        <w:t>A blog says experiment had100 cases; original methods say40 and supplementary version says60 after revision. Show the intermediate steps and give the conclusion with its scope.</w:t>
+      <w:pPr>
+        <w:pStyle w:val="Heading3"/>
+      </w:pPr>
+      <w:r>
+        <w:t>W1 Explain the mechanism</w:t>
       </w:r>
     </w:p>
     <w:p>
-      <w:r>
-        <w:t>Teacher explanation: Track versions and use the correct original record for the claim. The blog is secondary; the two original versions must not be merged silently.</w:t>
+      <w:pPr>
+        <w:pStyle w:val="Heading3"/>
+      </w:pPr>
+      <w:r>
+        <w:t>Workbook question · W1</w:t>
       </w:r>
     </w:p>
     <w:p>
       <w:pPr>
-        <w:pStyle w:val="Heading3"/>
-      </w:pPr>
-      <w:r>
-        <w:t>W3 Audit the limit</w:t>
+        <w:spacing w:line="336" w:lineRule="auto" w:after="180"/>
+        <w:shd w:fill="F5F1FB"/>
+      </w:pPr>
+      <w:r>
+        <w:rPr>
+          <w:b w:val="0"/>
+        </w:rPr>
+        <w:t xml:space="preserve">Explain the weekly </w:t>
+      </w:r>
+      <w:r>
+        <w:rPr>
+          <w:b/>
+        </w:rPr>
+        <w:t>mechanism</w:t>
+      </w:r>
+      <w:r>
+        <w:rPr>
+          <w:b w:val="0"/>
+        </w:rPr>
+        <w:t xml:space="preserve"> in your own words. Use the worked scenario to name its </w:t>
+      </w:r>
+      <w:r>
+        <w:rPr>
+          <w:b/>
+        </w:rPr>
+        <w:t>input</w:t>
+      </w:r>
+      <w:r>
+        <w:rPr>
+          <w:b w:val="0"/>
+        </w:rPr>
+        <w:t xml:space="preserve">, decision rule and </w:t>
+      </w:r>
+      <w:r>
+        <w:rPr>
+          <w:b/>
+        </w:rPr>
+        <w:t>output</w:t>
+      </w:r>
+      <w:r>
+        <w:rPr>
+          <w:b w:val="0"/>
+        </w:rPr>
+        <w:t>.</w:t>
       </w:r>
     </w:p>
     <w:p>
-      <w:r>
-        <w:t>A report omits this qualification: Being primary does not guarantee soundness; methods and evidence still require assessment. Explain how omitting it could change a reader's interpretation, and write an accurate replacement.</w:t>
+      <w:pPr>
+        <w:pStyle w:val="Heading3"/>
+      </w:pPr>
+      <w:r>
+        <w:t>Teacher reasoning · W1</w:t>
       </w:r>
     </w:p>
     <w:p>
-      <w:r>
-        <w:t>Teacher explanation: Being primary does not guarantee soundness; methods and evidence still require assessment. State the observed result separately from the unverified or out-of-scope claim; preserve the original evidence rather than inventing a missing fact.</w:t>
+      <w:pPr>
+        <w:spacing w:line="336" w:lineRule="auto" w:after="180"/>
+        <w:shd w:fill="F1F6FC"/>
+      </w:pPr>
+      <w:r>
+        <w:rPr>
+          <w:b w:val="0"/>
+        </w:rPr>
+        <w:t xml:space="preserve">Teacher explanation: Primary research presents a study's own methods and results. A summary can help discovery but should not replace inspection of the original </w:t>
+      </w:r>
+      <w:r>
+        <w:rPr>
+          <w:b/>
+        </w:rPr>
+        <w:t>evidence</w:t>
+      </w:r>
+      <w:r>
+        <w:rPr>
+          <w:b w:val="0"/>
+        </w:rPr>
+        <w:t>.</w:t>
       </w:r>
     </w:p>
     <w:p>
       <w:pPr>
-        <w:pStyle w:val="Heading3"/>
-      </w:pPr>
-      <w:r>
-        <w:t>W4 Apply a new case independently</w:t>
+        <w:spacing w:line="336" w:lineRule="auto" w:after="180"/>
+        <w:shd w:fill="F1F6FC"/>
+      </w:pPr>
+      <w:r>
+        <w:rPr>
+          <w:b w:val="0"/>
+        </w:rPr>
+        <w:t>Record title, authors, version, date, identifier and access location. Distinguish paper, code, data and commentary. Verify that a quoted claim belongs to the cited version.</w:t>
       </w:r>
     </w:p>
     <w:p>
-      <w:r>
-        <w:t>A search result describes a benchmark score, but the linked paper uses a different dataset. What should the comparison record contain?</w:t>
+      <w:pPr>
+        <w:pStyle w:val="Heading3"/>
+      </w:pPr>
+      <w:r>
+        <w:t>W2 Trace the worked case</w:t>
       </w:r>
     </w:p>
     <w:p>
-      <w:r>
-        <w:t>Teacher explanation: Exact paper/version, dataset, metric and reported result; mark the search-summary mismatch rather than borrowing its number.</w:t>
+      <w:pPr>
+        <w:pStyle w:val="Heading3"/>
+      </w:pPr>
+      <w:r>
+        <w:t>Workbook question · W2</w:t>
       </w:r>
     </w:p>
     <w:p>
       <w:pPr>
-        <w:pStyle w:val="Heading3"/>
-      </w:pPr>
-      <w:r>
-        <w:t>W5 Design a revealing follow-up</w:t>
+        <w:spacing w:line="336" w:lineRule="auto" w:after="180"/>
+        <w:shd w:fill="F5F1FB"/>
+      </w:pPr>
+      <w:r>
+        <w:rPr>
+          <w:b w:val="0"/>
+        </w:rPr>
+        <w:t>A blog says experiment had100 cases; original methods say40 and supplementary version says60 after revision. Show the intermediate steps and give the conclusion with its scope.</w:t>
       </w:r>
     </w:p>
     <w:p>
-      <w:r>
-        <w:t>For the worked scenario, propose one additional case that could reveal a failure, describe its expected outcome before running it, and explain what would need to remain fixed for a fair comparison. Do not reuse W4 as a new final test after receiving feedback.</w:t>
+      <w:pPr>
+        <w:pStyle w:val="Heading3"/>
+      </w:pPr>
+      <w:r>
+        <w:t>Teacher reasoning · W2</w:t>
       </w:r>
     </w:p>
     <w:p>
-      <w:r>
-        <w:t>Teacher explanation: Accept a concrete variant of the worked input or a missing/conflicting/boundary condition, with an expectation derived from the declared procedure. Require preserved settings, original outputs and data roles. Being primary does not guarantee soundness; methods and evidence still require assessment. The new case should test this particular mechanism rather than merely restate the original result.</w:t>
+      <w:pPr>
+        <w:spacing w:line="336" w:lineRule="auto" w:after="180"/>
+        <w:shd w:fill="F1F6FC"/>
+      </w:pPr>
+      <w:r>
+        <w:rPr>
+          <w:b w:val="0"/>
+        </w:rPr>
+        <w:t>Teacher explanation: Track versions and use the correct original record for the claim. The blog is secondary; the two original versions must not be merged silently.</w:t>
       </w:r>
     </w:p>
     <w:p>
@@ -1518,37 +2743,382 @@
         <w:pStyle w:val="Heading3"/>
       </w:pPr>
       <w:r>
-        <w:t>Independent assessment and fresh retry</w:t>
+        <w:t>W3 Audit the limit</w:t>
       </w:r>
     </w:p>
     <w:p>
-      <w:r>
-        <w:t>W4: Exact paper/version, dataset, metric and reported result; mark the search-summary mismatch rather than borrowing its number. Require intermediate reasoning and the stated scope. Fresh retry: Repository README differs from paper v1, with a later release note. Expected reasoning: Record code release and paper version separately; investigate which experiment each number refers to. If students need support, record it and reassess with another new case rather than awarding independence to a copied answer.</w:t>
+      <w:pPr>
+        <w:pStyle w:val="Heading3"/>
+      </w:pPr>
+      <w:r>
+        <w:t>Workbook question · W3</w:t>
       </w:r>
     </w:p>
     <w:p>
       <w:pPr>
-        <w:pStyle w:val="Heading3"/>
-      </w:pPr>
-      <w:r>
-        <w:t>Assess independent transfer</w:t>
+        <w:spacing w:line="336" w:lineRule="auto" w:after="180"/>
+        <w:shd w:fill="F5F1FB"/>
+      </w:pPr>
+      <w:r>
+        <w:rPr>
+          <w:b w:val="0"/>
+        </w:rPr>
+        <w:t xml:space="preserve">A report omits this qualification: Being primary does not guarantee soundness; methods and </w:t>
+      </w:r>
+      <w:r>
+        <w:rPr>
+          <w:b/>
+        </w:rPr>
+        <w:t>evidence</w:t>
+      </w:r>
+      <w:r>
+        <w:rPr>
+          <w:b w:val="0"/>
+        </w:rPr>
+        <w:t xml:space="preserve"> still require assessment. Explain how omitting it could change a reader's interpretation, and write an accurate replacement.</w:t>
       </w:r>
     </w:p>
     <w:p>
-      <w:r>
-        <w:t>Selected case: A search result describes a benchmark score, but the linked paper uses a different dataset. What should the comparison record contain?</w:t>
+      <w:pPr>
+        <w:pStyle w:val="Heading3"/>
+      </w:pPr>
+      <w:r>
+        <w:t>Teacher reasoning · W3</w:t>
       </w:r>
     </w:p>
     <w:p>
       <w:pPr>
-        <w:pStyle w:val="Heading3"/>
-      </w:pPr>
-      <w:r>
-        <w:t>Selected case answer</w:t>
+        <w:spacing w:line="336" w:lineRule="auto" w:after="180"/>
+        <w:shd w:fill="F1F6FC"/>
+      </w:pPr>
+      <w:r>
+        <w:rPr>
+          <w:b w:val="0"/>
+        </w:rPr>
+        <w:t xml:space="preserve">Teacher explanation: Being primary does not guarantee soundness; methods and </w:t>
+      </w:r>
+      <w:r>
+        <w:rPr>
+          <w:b/>
+        </w:rPr>
+        <w:t>evidence</w:t>
+      </w:r>
+      <w:r>
+        <w:rPr>
+          <w:b w:val="0"/>
+        </w:rPr>
+        <w:t xml:space="preserve"> still require assessment.</w:t>
       </w:r>
     </w:p>
     <w:p>
-      <w:r>
+      <w:pPr>
+        <w:spacing w:line="336" w:lineRule="auto" w:after="180"/>
+        <w:shd w:fill="F1F6FC"/>
+      </w:pPr>
+      <w:r>
+        <w:rPr>
+          <w:b w:val="0"/>
+        </w:rPr>
+        <w:t xml:space="preserve">State the observed result separately from the unverified or out-of-scope claim; preserve the original </w:t>
+      </w:r>
+      <w:r>
+        <w:rPr>
+          <w:b/>
+        </w:rPr>
+        <w:t>evidence</w:t>
+      </w:r>
+      <w:r>
+        <w:rPr>
+          <w:b w:val="0"/>
+        </w:rPr>
+        <w:t xml:space="preserve"> rather than inventing a missing fact.</w:t>
+      </w:r>
+    </w:p>
+    <w:p>
+      <w:pPr>
+        <w:pStyle w:val="Heading3"/>
+      </w:pPr>
+      <w:r>
+        <w:t>W4 Apply a new case independently</w:t>
+      </w:r>
+    </w:p>
+    <w:p>
+      <w:pPr>
+        <w:pStyle w:val="Heading3"/>
+      </w:pPr>
+      <w:r>
+        <w:t>Workbook question · W4</w:t>
+      </w:r>
+    </w:p>
+    <w:p>
+      <w:pPr>
+        <w:spacing w:line="336" w:lineRule="auto" w:after="180"/>
+        <w:shd w:fill="F5F1FB"/>
+      </w:pPr>
+      <w:r>
+        <w:rPr>
+          <w:b w:val="0"/>
+        </w:rPr>
+        <w:t>A search result describes a benchmark score, but the linked paper uses a different dataset. What should the comparison record contain?</w:t>
+      </w:r>
+    </w:p>
+    <w:p>
+      <w:pPr>
+        <w:pStyle w:val="Heading3"/>
+      </w:pPr>
+      <w:r>
+        <w:t>Teacher reasoning · W4</w:t>
+      </w:r>
+    </w:p>
+    <w:p>
+      <w:pPr>
+        <w:spacing w:line="336" w:lineRule="auto" w:after="180"/>
+        <w:shd w:fill="F1F6FC"/>
+      </w:pPr>
+      <w:r>
+        <w:rPr>
+          <w:b w:val="0"/>
+        </w:rPr>
+        <w:t>Teacher explanation: Exact paper/version, dataset, metric and reported result; mark the search-summary mismatch rather than borrowing its number.</w:t>
+      </w:r>
+    </w:p>
+    <w:p>
+      <w:pPr>
+        <w:pStyle w:val="Heading3"/>
+      </w:pPr>
+      <w:r>
+        <w:t>W5 Design a revealing follow-up</w:t>
+      </w:r>
+    </w:p>
+    <w:p>
+      <w:pPr>
+        <w:pStyle w:val="Heading3"/>
+      </w:pPr>
+      <w:r>
+        <w:t>Workbook question · W5</w:t>
+      </w:r>
+    </w:p>
+    <w:p>
+      <w:pPr>
+        <w:spacing w:line="336" w:lineRule="auto" w:after="180"/>
+        <w:shd w:fill="F5F1FB"/>
+      </w:pPr>
+      <w:r>
+        <w:rPr>
+          <w:b w:val="0"/>
+        </w:rPr>
+        <w:t>For the worked scenario, propose one additional case that could reveal a failure, describe its expected outcome before running it, and explain what would need to remain fixed for a fair comparison.</w:t>
+      </w:r>
+    </w:p>
+    <w:p>
+      <w:pPr>
+        <w:spacing w:line="336" w:lineRule="auto" w:after="180"/>
+        <w:shd w:fill="F5F1FB"/>
+      </w:pPr>
+      <w:r>
+        <w:rPr>
+          <w:b w:val="0"/>
+        </w:rPr>
+        <w:t>Do not reuse W4 as a new final test after receiving feedback.</w:t>
+      </w:r>
+    </w:p>
+    <w:p>
+      <w:pPr>
+        <w:pStyle w:val="Heading3"/>
+      </w:pPr>
+      <w:r>
+        <w:t>Teacher reasoning · W5</w:t>
+      </w:r>
+    </w:p>
+    <w:p>
+      <w:pPr>
+        <w:spacing w:line="336" w:lineRule="auto" w:after="180"/>
+        <w:shd w:fill="F1F6FC"/>
+      </w:pPr>
+      <w:r>
+        <w:rPr>
+          <w:b w:val="0"/>
+        </w:rPr>
+        <w:t xml:space="preserve">Teacher explanation: Accept a concrete variant of the worked </w:t>
+      </w:r>
+      <w:r>
+        <w:rPr>
+          <w:b/>
+        </w:rPr>
+        <w:t>input</w:t>
+      </w:r>
+      <w:r>
+        <w:rPr>
+          <w:b w:val="0"/>
+        </w:rPr>
+        <w:t xml:space="preserve"> or a missing/conflicting/boundary condition, with an expectation derived from the declared procedure.</w:t>
+      </w:r>
+    </w:p>
+    <w:p>
+      <w:pPr>
+        <w:spacing w:line="336" w:lineRule="auto" w:after="180"/>
+        <w:shd w:fill="F1F6FC"/>
+      </w:pPr>
+      <w:r>
+        <w:rPr>
+          <w:b w:val="0"/>
+        </w:rPr>
+        <w:t xml:space="preserve">Require preserved settings, original </w:t>
+      </w:r>
+      <w:r>
+        <w:rPr>
+          <w:b/>
+        </w:rPr>
+        <w:t>output</w:t>
+      </w:r>
+      <w:r>
+        <w:rPr>
+          <w:b w:val="0"/>
+        </w:rPr>
+        <w:t xml:space="preserve">s and data roles. Being primary does not guarantee soundness; methods and </w:t>
+      </w:r>
+      <w:r>
+        <w:rPr>
+          <w:b/>
+        </w:rPr>
+        <w:t>evidence</w:t>
+      </w:r>
+      <w:r>
+        <w:rPr>
+          <w:b w:val="0"/>
+        </w:rPr>
+        <w:t xml:space="preserve"> still require assessment.</w:t>
+      </w:r>
+    </w:p>
+    <w:p>
+      <w:pPr>
+        <w:spacing w:line="336" w:lineRule="auto" w:after="180"/>
+        <w:shd w:fill="F1F6FC"/>
+      </w:pPr>
+      <w:r>
+        <w:rPr>
+          <w:b w:val="0"/>
+        </w:rPr>
+        <w:t xml:space="preserve">The new case should test this particular </w:t>
+      </w:r>
+      <w:r>
+        <w:rPr>
+          <w:b/>
+        </w:rPr>
+        <w:t>mechanism</w:t>
+      </w:r>
+      <w:r>
+        <w:rPr>
+          <w:b w:val="0"/>
+        </w:rPr>
+        <w:t xml:space="preserve"> rather than merely restate the original result.</w:t>
+      </w:r>
+    </w:p>
+    <w:p>
+      <w:pPr>
+        <w:pStyle w:val="Heading3"/>
+      </w:pPr>
+      <w:r>
+        <w:t>Independent assessment and fresh retry</w:t>
+      </w:r>
+    </w:p>
+    <w:p>
+      <w:pPr>
+        <w:pStyle w:val="Heading3"/>
+      </w:pPr>
+      <w:r>
+        <w:t>Teacher key · Independent assessment and fresh retry</w:t>
+      </w:r>
+    </w:p>
+    <w:p>
+      <w:pPr>
+        <w:spacing w:line="336" w:lineRule="auto" w:after="180"/>
+        <w:shd w:fill="F1F6FC"/>
+      </w:pPr>
+      <w:r>
+        <w:rPr>
+          <w:b w:val="0"/>
+        </w:rPr>
+        <w:t>W4: Exact paper/version, dataset, metric and reported result; mark the search-summary mismatch rather than borrowing its number. Require intermediate reasoning and the stated scope.</w:t>
+      </w:r>
+    </w:p>
+    <w:p>
+      <w:pPr>
+        <w:spacing w:line="336" w:lineRule="auto" w:after="180"/>
+        <w:shd w:fill="F1F6FC"/>
+      </w:pPr>
+      <w:r>
+        <w:rPr>
+          <w:b w:val="0"/>
+        </w:rPr>
+        <w:t>Fresh retry: Repository README differs from paper v1, with a later release note. Expected reasoning: Record code release and paper version separately; investigate which experiment each number refers to.</w:t>
+      </w:r>
+    </w:p>
+    <w:p>
+      <w:pPr>
+        <w:spacing w:line="336" w:lineRule="auto" w:after="180"/>
+        <w:shd w:fill="F1F6FC"/>
+      </w:pPr>
+      <w:r>
+        <w:rPr>
+          <w:b w:val="0"/>
+        </w:rPr>
+        <w:t>If students need support, record it and reassess with another new case rather than awarding independence to a copied answer.</w:t>
+      </w:r>
+    </w:p>
+    <w:p>
+      <w:pPr>
+        <w:pStyle w:val="Heading3"/>
+      </w:pPr>
+      <w:r>
+        <w:t>Assess independent transfer</w:t>
+      </w:r>
+    </w:p>
+    <w:p>
+      <w:pPr>
+        <w:pStyle w:val="Heading3"/>
+      </w:pPr>
+      <w:r>
+        <w:t>Independent question · withhold the key</w:t>
+      </w:r>
+    </w:p>
+    <w:p>
+      <w:pPr>
+        <w:spacing w:line="336" w:lineRule="auto" w:after="180"/>
+        <w:shd w:fill="F5F1FB"/>
+      </w:pPr>
+      <w:r>
+        <w:rPr>
+          <w:b w:val="0"/>
+        </w:rPr>
+        <w:t>Selected case: A search result describes a benchmark score, but the linked paper uses a different dataset. What should the comparison record contain?</w:t>
+      </w:r>
+    </w:p>
+    <w:p>
+      <w:pPr>
+        <w:pStyle w:val="Heading3"/>
+      </w:pPr>
+      <w:r>
+        <w:t>Selected case answer</w:t>
+      </w:r>
+    </w:p>
+    <w:p>
+      <w:pPr>
+        <w:pStyle w:val="Heading3"/>
+      </w:pPr>
+      <w:r>
+        <w:t>Teacher key · Selected case answer</w:t>
+      </w:r>
+    </w:p>
+    <w:p>
+      <w:pPr>
+        <w:spacing w:line="336" w:lineRule="auto" w:after="180"/>
+        <w:shd w:fill="F1F6FC"/>
+      </w:pPr>
+      <w:r>
+        <w:rPr>
+          <w:b w:val="0"/>
+        </w:rPr>
         <w:t>Teacher explanation: Exact paper/version, dataset, metric and reported result; mark the search-summary mismatch rather than borrowing its number.</w:t>
       </w:r>
     </w:p>
@@ -1655,67 +3225,281 @@
       </w:tr>
     </w:tbl>
     <w:p>
-      <w:r>
-        <w:t>Record each dimension as not yet, with support, or independent. Accept a valid alternative procedure with a defensible trace. Do not penalise an honestly recorded model failure if the learner correctly explains its evidence and limits.</w:t>
+      <w:pPr>
+        <w:pStyle w:val="Heading3"/>
+      </w:pPr>
+      <w:r>
+        <w:t>Teacher key · Selected case answer</w:t>
       </w:r>
     </w:p>
     <w:p>
       <w:pPr>
-        <w:pStyle w:val="Heading3"/>
-      </w:pPr>
-      <w:r>
-        <w:t>Feedback that the learner uses</w:t>
+        <w:spacing w:line="336" w:lineRule="auto" w:after="180"/>
+        <w:shd w:fill="F1F6FC"/>
+      </w:pPr>
+      <w:r>
+        <w:rPr>
+          <w:b w:val="0"/>
+        </w:rPr>
+        <w:t>Record each dimension as not yet, with support, or independent. Accept a valid alternative procedure with a defensible trace.</w:t>
       </w:r>
     </w:p>
     <w:p>
-      <w:r>
-        <w:t>Name the earliest unsupported step and give one action to repair it. Have the learner make that repair now and explain why. Then assess the relevant skill on a fresh, fully specified case. Confirm it was not previously practised with feedback; solve and check the new case before assigning it. A follow-up design prompt is a starting brief, not automatically an equivalent test.</w:t>
+      <w:pPr>
+        <w:spacing w:line="336" w:lineRule="auto" w:after="180"/>
+        <w:shd w:fill="F1F6FC"/>
+      </w:pPr>
+      <w:r>
+        <w:rPr>
+          <w:b w:val="0"/>
+        </w:rPr>
+        <w:t xml:space="preserve">Do not penalise an honestly recorded model failure if the learner correctly explains its </w:t>
+      </w:r>
+      <w:r>
+        <w:rPr>
+          <w:b/>
+        </w:rPr>
+        <w:t>evidence</w:t>
+      </w:r>
+      <w:r>
+        <w:rPr>
+          <w:b w:val="0"/>
+        </w:rPr>
+        <w:t xml:space="preserve"> and limits.</w:t>
       </w:r>
     </w:p>
     <w:p>
       <w:pPr>
-        <w:pStyle w:val="Heading1"/>
-      </w:pPr>
-      <w:r>
-        <w:t>06. Connect the project, support and next lesson</w:t>
+        <w:pStyle w:val="Heading3"/>
+      </w:pPr>
+      <w:r>
+        <w:t>Feedback that the learner uses</w:t>
       </w:r>
     </w:p>
     <w:p>
-      <w:r>
-        <w:t>Add a labelled finding primary research evidence sheet to Reproducible AI Research Study. Show how you can explain the mechanism and terminology of finding primary research. Use the supplied fictional case and keep its inputs, intermediate steps, calculation or prediction, and limitation. Connect this record to last week’s record; a matching answer without a trace is insufficient.</w:t>
+      <w:pPr>
+        <w:spacing w:line="336" w:lineRule="auto" w:after="180"/>
+      </w:pPr>
+      <w:r>
+        <w:rPr>
+          <w:b w:val="0"/>
+        </w:rPr>
+        <w:t>Name the earliest unsupported step and give one action to repair it. Have the learner make that repair now and explain why. Then assess the relevant skill on a fresh, fully specified case.</w:t>
       </w:r>
     </w:p>
     <w:p>
-      <w:r>
-        <w:t>Provide an input/procedure/result/limit frame and a calculator when needed. Ask students to identify the first step before completing the whole trace. Extension: compare two concrete variants of this mechanism while holding unrelated conditions fixed; report both successful and unsuccessful outcomes.</w:t>
+      <w:pPr>
+        <w:spacing w:line="336" w:lineRule="auto" w:after="180"/>
+      </w:pPr>
+      <w:r>
+        <w:rPr>
+          <w:b w:val="0"/>
+        </w:rPr>
+        <w:t>Confirm it was not previously practised with feedback; solve and check the new case before assigning it. A follow-up design prompt is a starting brief, not automatically an equivalent test.</w:t>
       </w:r>
     </w:p>
     <w:p>
-      <w:r>
-        <w:t>Next connection: Methods results and limitations. Preserve the current case record and retrieve its evidence boundary before moving on.</w:t>
+      <w:pPr>
+        <w:pStyle w:val="Heading1"/>
+      </w:pPr>
+      <w:r>
+        <w:t>06. Connect the project, support and next lesson</w:t>
       </w:r>
     </w:p>
     <w:p>
       <w:r>
-        <w:t>Retain the project ledger and assess a changed case after support. Check the relevant prerequisite before carrying this component forward.</w:t>
+        <w:t>Connect Finding primary research to Reproducible AI Research Study, adapt support and plan a later changed-case check.</w:t>
       </w:r>
     </w:p>
     <w:p>
       <w:pPr>
-        <w:pStyle w:val="Heading3"/>
-      </w:pPr>
-      <w:r>
-        <w:t>Plan the delayed return</w:t>
+        <w:spacing w:line="336" w:lineRule="auto" w:after="180"/>
+      </w:pPr>
+      <w:r>
+        <w:rPr>
+          <w:b w:val="0"/>
+        </w:rPr>
+        <w:t xml:space="preserve">Add a labelled finding primary research </w:t>
+      </w:r>
+      <w:r>
+        <w:rPr>
+          <w:b/>
+        </w:rPr>
+        <w:t>evidence</w:t>
+      </w:r>
+      <w:r>
+        <w:rPr>
+          <w:b w:val="0"/>
+        </w:rPr>
+        <w:t xml:space="preserve"> sheet to Reproducible AI Research Study. Show how you can explain the </w:t>
+      </w:r>
+      <w:r>
+        <w:rPr>
+          <w:b/>
+        </w:rPr>
+        <w:t>mechanism</w:t>
+      </w:r>
+      <w:r>
+        <w:rPr>
+          <w:b w:val="0"/>
+        </w:rPr>
+        <w:t xml:space="preserve"> and terminology of finding primary research.</w:t>
       </w:r>
     </w:p>
     <w:p>
-      <w:r>
-        <w:t>Suggested return points in this level: ai-7/4, ai-7/6, ai-7/9. Use actual classroom dates, adjusting for holidays and gaps. One, three and six teaching weeks are scheduling choices, not a claimed optimal spacing.</w:t>
+      <w:pPr>
+        <w:spacing w:line="336" w:lineRule="auto" w:after="180"/>
+      </w:pPr>
+      <w:r>
+        <w:rPr>
+          <w:b w:val="0"/>
+        </w:rPr>
+        <w:t xml:space="preserve">Use the supplied fictional case and keep its </w:t>
+      </w:r>
+      <w:r>
+        <w:rPr>
+          <w:b/>
+        </w:rPr>
+        <w:t>input</w:t>
+      </w:r>
+      <w:r>
+        <w:rPr>
+          <w:b w:val="0"/>
+        </w:rPr>
+        <w:t xml:space="preserve">s, intermediate steps, calculation or </w:t>
+      </w:r>
+      <w:r>
+        <w:rPr>
+          <w:b/>
+        </w:rPr>
+        <w:t>prediction</w:t>
+      </w:r>
+      <w:r>
+        <w:rPr>
+          <w:b w:val="0"/>
+        </w:rPr>
+        <w:t>, and limitation. Connect this record to last week’s record; a matching answer without a trace is insufficient.</w:t>
       </w:r>
     </w:p>
     <w:p>
-      <w:r>
-        <w:t>At a delayed check, ask for the idea from memory and a changed application. Compare with the earlier independent response and record support used. For a new level, revisit the previous capstone before checking the new prerequisites.</w:t>
+      <w:pPr>
+        <w:spacing w:line="336" w:lineRule="auto" w:after="180"/>
+      </w:pPr>
+      <w:r>
+        <w:rPr>
+          <w:b w:val="0"/>
+        </w:rPr>
+        <w:t xml:space="preserve">Provide an </w:t>
+      </w:r>
+      <w:r>
+        <w:rPr>
+          <w:b/>
+        </w:rPr>
+        <w:t>input</w:t>
+      </w:r>
+      <w:r>
+        <w:rPr>
+          <w:b w:val="0"/>
+        </w:rPr>
+        <w:t>/procedure/result/limit frame and a calculator when needed. Ask students to identify the first step before completing the whole trace.</w:t>
+      </w:r>
+    </w:p>
+    <w:p>
+      <w:pPr>
+        <w:spacing w:line="336" w:lineRule="auto" w:after="180"/>
+      </w:pPr>
+      <w:r>
+        <w:rPr>
+          <w:b w:val="0"/>
+        </w:rPr>
+        <w:t xml:space="preserve">Extension: compare two concrete variants of this </w:t>
+      </w:r>
+      <w:r>
+        <w:rPr>
+          <w:b/>
+        </w:rPr>
+        <w:t>mechanism</w:t>
+      </w:r>
+      <w:r>
+        <w:rPr>
+          <w:b w:val="0"/>
+        </w:rPr>
+        <w:t xml:space="preserve"> while holding unrelated conditions fixed; report both successful and unsuccessful outcomes.</w:t>
+      </w:r>
+    </w:p>
+    <w:p>
+      <w:pPr>
+        <w:spacing w:line="336" w:lineRule="auto" w:after="180"/>
+      </w:pPr>
+      <w:r>
+        <w:rPr>
+          <w:b w:val="0"/>
+        </w:rPr>
+        <w:t xml:space="preserve">Next connection: Methods results and limitations. Preserve the current case record and retrieve its </w:t>
+      </w:r>
+      <w:r>
+        <w:rPr>
+          <w:b/>
+        </w:rPr>
+        <w:t>evidence</w:t>
+      </w:r>
+      <w:r>
+        <w:rPr>
+          <w:b w:val="0"/>
+        </w:rPr>
+        <w:t xml:space="preserve"> boundary before moving on.</w:t>
+      </w:r>
+    </w:p>
+    <w:p>
+      <w:pPr>
+        <w:spacing w:line="336" w:lineRule="auto" w:after="180"/>
+      </w:pPr>
+      <w:r>
+        <w:rPr>
+          <w:b w:val="0"/>
+        </w:rPr>
+        <w:t>Retain the project ledger and assess a changed case after support. Check the relevant prerequisite before carrying this component forward.</w:t>
+      </w:r>
+    </w:p>
+    <w:p>
+      <w:pPr>
+        <w:pStyle w:val="Heading3"/>
+      </w:pPr>
+      <w:r>
+        <w:t>Plan the delayed return</w:t>
+      </w:r>
+    </w:p>
+    <w:p>
+      <w:pPr>
+        <w:spacing w:line="336" w:lineRule="auto" w:after="180"/>
+      </w:pPr>
+      <w:r>
+        <w:rPr>
+          <w:b w:val="0"/>
+        </w:rPr>
+        <w:t>Suggested return points in this level: ai-7/4, ai-7/6, ai-7/9. Use actual classroom dates, adjusting for holidays and gaps. One, three and six teaching weeks are scheduling choices, not a claimed optimal spacing.</w:t>
+      </w:r>
+    </w:p>
+    <w:p>
+      <w:pPr>
+        <w:spacing w:line="336" w:lineRule="auto" w:after="180"/>
+      </w:pPr>
+      <w:r>
+        <w:rPr>
+          <w:b w:val="0"/>
+        </w:rPr>
+        <w:t>At a delayed check, ask for the idea from memory and a changed application. Compare with the earlier independent response and record support used.</w:t>
+      </w:r>
+    </w:p>
+    <w:p>
+      <w:pPr>
+        <w:spacing w:line="336" w:lineRule="auto" w:after="180"/>
+      </w:pPr>
+      <w:r>
+        <w:rPr>
+          <w:b w:val="0"/>
+        </w:rPr>
+        <w:t>For a new level, revisit the previous capstone before checking the new prerequisites.</w:t>
       </w:r>
     </w:p>
     <w:tbl>
@@ -1875,8 +3659,26 @@
       </w:tr>
     </w:tbl>
     <w:p>
-      <w:r>
-        <w:t>Use the evidence to choose reteaching or the next step. A completed page, confidence rating or attractive project does not by itself demonstrate understanding.</w:t>
+      <w:pPr>
+        <w:spacing w:line="336" w:lineRule="auto" w:after="180"/>
+      </w:pPr>
+      <w:r>
+        <w:rPr>
+          <w:b w:val="0"/>
+        </w:rPr>
+        <w:t xml:space="preserve">Use the </w:t>
+      </w:r>
+      <w:r>
+        <w:rPr>
+          <w:b/>
+        </w:rPr>
+        <w:t>evidence</w:t>
+      </w:r>
+      <w:r>
+        <w:rPr>
+          <w:b w:val="0"/>
+        </w:rPr>
+        <w:t xml:space="preserve"> to choose reteaching or the next step. A completed page, confidence rating or attractive project does not by itself demonstrate understanding.</w:t>
       </w:r>
     </w:p>
     <w:p>
@@ -1888,7 +3690,13 @@
       </w:r>
     </w:p>
     <w:p>
-      <w:r>
+      <w:pPr>
+        <w:spacing w:line="336" w:lineRule="auto" w:after="180"/>
+      </w:pPr>
+      <w:r>
+        <w:rPr>
+          <w:b w:val="0"/>
+        </w:rPr>
         <w:t>For the Reproducible AI Research Study, retain an annotated worked trace and the changed-case reasoning. Connect the claim to its records, units and assumptions so another investigator can challenge or reproduce it.</w:t>
       </w:r>
     </w:p>
@@ -1902,12 +3710,62 @@
     </w:p>
     <w:p>
       <w:r>
-        <w:t>Teaching target: Explain the mechanism and terminology of finding primary research</w:t>
+        <w:t>Use this preparation summary alongside the detailed Finding primary research lesson; it is a checklist rather than a replacement for the full sequence.</w:t>
       </w:r>
     </w:p>
     <w:p>
-      <w:r>
-        <w:t>Prepare the labelled worked-case picture, the matching workbook, fictional input cards and a place for individual responses. Check a local Python 3 environment before class; have a paper-trace version ready.</w:t>
+      <w:pPr>
+        <w:pStyle w:val="Heading3"/>
+      </w:pPr>
+      <w:r>
+        <w:t>Teaching target</w:t>
+      </w:r>
+    </w:p>
+    <w:p>
+      <w:pPr>
+        <w:spacing w:line="336" w:lineRule="auto" w:after="180"/>
+        <w:shd w:fill="EDF7F3"/>
+      </w:pPr>
+      <w:r>
+        <w:rPr>
+          <w:b w:val="0"/>
+        </w:rPr>
+        <w:t xml:space="preserve">Teaching target: Explain the </w:t>
+      </w:r>
+      <w:r>
+        <w:rPr>
+          <w:b/>
+        </w:rPr>
+        <w:t>mechanism</w:t>
+      </w:r>
+      <w:r>
+        <w:rPr>
+          <w:b w:val="0"/>
+        </w:rPr>
+        <w:t xml:space="preserve"> and terminology of finding primary research</w:t>
+      </w:r>
+    </w:p>
+    <w:p>
+      <w:pPr>
+        <w:spacing w:line="336" w:lineRule="auto" w:after="180"/>
+      </w:pPr>
+      <w:r>
+        <w:rPr>
+          <w:b w:val="0"/>
+        </w:rPr>
+        <w:t xml:space="preserve">Prepare the labelled worked-case picture, the matching workbook, fictional </w:t>
+      </w:r>
+      <w:r>
+        <w:rPr>
+          <w:b/>
+        </w:rPr>
+        <w:t>input</w:t>
+      </w:r>
+      <w:r>
+        <w:rPr>
+          <w:b w:val="0"/>
+        </w:rPr>
+        <w:t xml:space="preserve"> cards and a place for individual responses. Check a local Python 3 environment before class; have a paper-trace version ready.</w:t>
       </w:r>
     </w:p>
     <w:tbl>
@@ -2054,37 +3912,183 @@
       </w:tr>
     </w:tbl>
     <w:p>
-      <w:r>
+      <w:pPr>
+        <w:spacing w:line="336" w:lineRule="auto" w:after="180"/>
+      </w:pPr>
+      <w:r>
+        <w:rPr>
+          <w:b w:val="0"/>
+        </w:rPr>
         <w:t>Before class, solve the supported practice: A blog says experiment had100 cases; original methods say40 and supplementary version says60 after revision. Show the intermediate steps and give the conclusion with its scope.</w:t>
       </w:r>
     </w:p>
     <w:p>
-      <w:r>
-        <w:t>Reasoned practice answer: Teacher explanation: Track versions and use the correct original record for the claim. The blog is secondary; the two original versions must not be merged silently.</w:t>
+      <w:pPr>
+        <w:pStyle w:val="Heading3"/>
+      </w:pPr>
+      <w:r>
+        <w:t>Supported practice answer</w:t>
       </w:r>
     </w:p>
     <w:p>
-      <w:r>
-        <w:t>Check every learner before discussion: Use the worked case for Finding primary research. Proposed explanation: “The worked result establishes every future case”. Decide whether this explanation is supported. Point to the step or supplied fact that decides; explain your repair if needed.</w:t>
+      <w:pPr>
+        <w:spacing w:line="336" w:lineRule="auto" w:after="180"/>
+        <w:shd w:fill="F1F6FC"/>
+      </w:pPr>
+      <w:r>
+        <w:rPr>
+          <w:b w:val="0"/>
+        </w:rPr>
+        <w:t>Reasoned practice answer: Teacher explanation: Track versions and use the correct original record for the claim. The blog is secondary; the two original versions must not be merged silently.</w:t>
       </w:r>
     </w:p>
     <w:p>
-      <w:r>
-        <w:t>Misconception repair: Being primary does not guarantee soundness; methods and evidence still require assessment.</w:t>
+      <w:pPr>
+        <w:spacing w:line="336" w:lineRule="auto" w:after="180"/>
+      </w:pPr>
+      <w:r>
+        <w:rPr>
+          <w:b w:val="0"/>
+        </w:rPr>
+        <w:t>Check every learner before discussion: Use the worked case for Finding primary research. Proposed explanation: “The worked result establishes every future case”. Decide whether this explanation is supported.</w:t>
       </w:r>
     </w:p>
     <w:p>
-      <w:r>
-        <w:t>Support: read the exact case aloud, enlarge the labelled picture, supply input cards and model only the first deciding step. Accept a spoken explanation or drawing; retain the reasoning goal.</w:t>
+      <w:pPr>
+        <w:spacing w:line="336" w:lineRule="auto" w:after="180"/>
+      </w:pPr>
+      <w:r>
+        <w:rPr>
+          <w:b w:val="0"/>
+        </w:rPr>
+        <w:t>Point to the step or supplied fact that decides; explain your repair if needed.</w:t>
       </w:r>
     </w:p>
     <w:p>
-      <w:r>
-        <w:t>Extension: The original report is unavailable and only the blog remains. Require a prediction and a reason before comparing. Expected result: Mark the measurement as unverified rather than filling in absent methods. Reason: The summary cannot supply details that have not been inspected.</w:t>
+      <w:pPr>
+        <w:pStyle w:val="Heading3"/>
+      </w:pPr>
+      <w:r>
+        <w:t>Repair the misconception</w:t>
       </w:r>
     </w:p>
     <w:p>
-      <w:r>
+      <w:pPr>
+        <w:spacing w:line="336" w:lineRule="auto" w:after="180"/>
+        <w:shd w:fill="FFF5E6"/>
+      </w:pPr>
+      <w:r>
+        <w:rPr>
+          <w:b w:val="0"/>
+        </w:rPr>
+        <w:t xml:space="preserve">Misconception repair: Being primary does not guarantee soundness; methods and </w:t>
+      </w:r>
+      <w:r>
+        <w:rPr>
+          <w:b/>
+        </w:rPr>
+        <w:t>evidence</w:t>
+      </w:r>
+      <w:r>
+        <w:rPr>
+          <w:b w:val="0"/>
+        </w:rPr>
+        <w:t xml:space="preserve"> still require assessment.</w:t>
+      </w:r>
+    </w:p>
+    <w:p>
+      <w:pPr>
+        <w:pStyle w:val="Heading3"/>
+      </w:pPr>
+      <w:r>
+        <w:t>Support without giving away the answer</w:t>
+      </w:r>
+    </w:p>
+    <w:p>
+      <w:pPr>
+        <w:spacing w:line="336" w:lineRule="auto" w:after="180"/>
+        <w:shd w:fill="F1F6F8"/>
+      </w:pPr>
+      <w:r>
+        <w:rPr>
+          <w:b w:val="0"/>
+        </w:rPr>
+        <w:t xml:space="preserve">Support: read the exact case aloud, enlarge the labelled picture, supply </w:t>
+      </w:r>
+      <w:r>
+        <w:rPr>
+          <w:b/>
+        </w:rPr>
+        <w:t>input</w:t>
+      </w:r>
+      <w:r>
+        <w:rPr>
+          <w:b w:val="0"/>
+        </w:rPr>
+        <w:t xml:space="preserve"> cards and model only the first deciding step. Accept a spoken explanation or drawing; retain the reasoning goal.</w:t>
+      </w:r>
+    </w:p>
+    <w:p>
+      <w:pPr>
+        <w:pStyle w:val="Heading3"/>
+      </w:pPr>
+      <w:r>
+        <w:t>Extend the reasoning</w:t>
+      </w:r>
+    </w:p>
+    <w:p>
+      <w:pPr>
+        <w:spacing w:line="336" w:lineRule="auto" w:after="180"/>
+        <w:shd w:fill="F5F1FB"/>
+      </w:pPr>
+      <w:r>
+        <w:rPr>
+          <w:b w:val="0"/>
+        </w:rPr>
+        <w:t xml:space="preserve">Extension: The original report is unavailable and only the blog remains. Require a </w:t>
+      </w:r>
+      <w:r>
+        <w:rPr>
+          <w:b/>
+        </w:rPr>
+        <w:t>prediction</w:t>
+      </w:r>
+      <w:r>
+        <w:rPr>
+          <w:b w:val="0"/>
+        </w:rPr>
+        <w:t xml:space="preserve"> and a reason before comparing. Expected result: Mark the measurement as unverified rather than filling in absent methods.</w:t>
+      </w:r>
+    </w:p>
+    <w:p>
+      <w:pPr>
+        <w:spacing w:line="336" w:lineRule="auto" w:after="180"/>
+        <w:shd w:fill="F5F1FB"/>
+      </w:pPr>
+      <w:r>
+        <w:rPr>
+          <w:b w:val="0"/>
+        </w:rPr>
+        <w:t>Reason: The summary cannot supply details that have not been inspected.</w:t>
+      </w:r>
+    </w:p>
+    <w:p>
+      <w:pPr>
+        <w:pStyle w:val="Heading3"/>
+      </w:pPr>
+      <w:r>
+        <w:t>Protect the independent attempt</w:t>
+      </w:r>
+    </w:p>
+    <w:p>
+      <w:pPr>
+        <w:spacing w:line="336" w:lineRule="auto" w:after="180"/>
+        <w:shd w:fill="FFF5E6"/>
+      </w:pPr>
+      <w:r>
+        <w:rPr>
+          <w:b w:val="0"/>
+        </w:rPr>
         <w:t>Independent assessment: withhold the reserved answer until the learner has attempted the new case. Record support separately from correctness.</w:t>
       </w:r>
     </w:p>
@@ -2273,46 +4277,955 @@
       </w:tr>
     </w:tbl>
     <w:p>
-      <w:r>
-        <w:t>Project checkpoint: Frame the need. Name the user, the problem, allowed inputs and a safe simple starting method.</w:t>
+      <w:pPr>
+        <w:pStyle w:val="Heading3"/>
+      </w:pPr>
+      <w:r>
+        <w:t>Project checkpoint</w:t>
       </w:r>
     </w:p>
     <w:p>
-      <w:r>
-        <w:t>Use the weekly teacher answer for topic-specific reasoning. A saved progress tick is an activity record; judge mastery from the learner’s explanation and evidence.</w:t>
+      <w:pPr>
+        <w:spacing w:line="336" w:lineRule="auto" w:after="180"/>
+        <w:shd w:fill="EDF7F3"/>
+      </w:pPr>
+      <w:r>
+        <w:rPr>
+          <w:b w:val="0"/>
+        </w:rPr>
+        <w:t xml:space="preserve">Project checkpoint: Frame the need. Name the user, the problem, allowed </w:t>
+      </w:r>
+      <w:r>
+        <w:rPr>
+          <w:b/>
+        </w:rPr>
+        <w:t>input</w:t>
+      </w:r>
+      <w:r>
+        <w:rPr>
+          <w:b w:val="0"/>
+        </w:rPr>
+        <w:t>s and a safe simple starting method.</w:t>
       </w:r>
     </w:p>
     <w:p>
       <w:pPr>
-        <w:pStyle w:val="Heading1"/>
-      </w:pPr>
-      <w:r>
-        <w:t>08. Use feedback, labs and repair paths</w:t>
+        <w:spacing w:line="336" w:lineRule="auto" w:after="180"/>
+      </w:pPr>
+      <w:r>
+        <w:rPr>
+          <w:b w:val="0"/>
+        </w:rPr>
+        <w:t xml:space="preserve">Use the weekly teacher answer for topic-specific reasoning. A saved progress tick is an activity record; judge mastery from the learner’s explanation and </w:t>
+      </w:r>
+      <w:r>
+        <w:rPr>
+          <w:b/>
+        </w:rPr>
+        <w:t>evidence</w:t>
+      </w:r>
+      <w:r>
+        <w:rPr>
+          <w:b w:val="0"/>
+        </w:rPr>
+        <w:t>.</w:t>
       </w:r>
     </w:p>
     <w:p>
-      <w:r>
-        <w:t>Use the two formative questions as supported practice, not as independent mastery scores. Discuss the deciding evidence rather than accepting a guessed selection.</w:t>
+      <w:pPr>
+        <w:pStyle w:val="Heading1"/>
+      </w:pPr>
+      <w:r>
+        <w:t>08. Use feedback, labs and repair paths</w:t>
       </w:r>
     </w:p>
     <w:p>
       <w:r>
-        <w:t>The feedback comes from the reviewed public worked case. Do not reveal the separately reserved independent teacher answer until the learner has attempted that case.</w:t>
+        <w:t>Use feedback, earlier review and portfolios purposefully. Apply the coding routine only when this lesson has an executable lab.</w:t>
       </w:r>
     </w:p>
     <w:p>
-      <w:r>
-        <w:t>Ask students to predict before running code. Preserve errors and actual outputs; collect a changed test and an explanation. The branch-boundary and indexing lessons deliberately include failure cases.</w:t>
+      <w:pPr>
+        <w:spacing w:line="336" w:lineRule="auto" w:after="180"/>
+      </w:pPr>
+      <w:r>
+        <w:rPr>
+          <w:b w:val="0"/>
+        </w:rPr>
+        <w:t xml:space="preserve">Use the two formative questions as supported practice, not as independent mastery scores. Discuss the deciding </w:t>
+      </w:r>
+      <w:r>
+        <w:rPr>
+          <w:b/>
+        </w:rPr>
+        <w:t>evidence</w:t>
+      </w:r>
+      <w:r>
+        <w:rPr>
+          <w:b w:val="0"/>
+        </w:rPr>
+        <w:t xml:space="preserve"> rather than accepting a guessed selection.</w:t>
       </w:r>
     </w:p>
     <w:p>
-      <w:r>
-        <w:t>Use the earlier worked-explanation links to address a specific missing building block, then return to the current question. Adapt this suggestion after observing the learner; it is not an automatic diagnosis.</w:t>
+      <w:pPr>
+        <w:spacing w:line="336" w:lineRule="auto" w:after="180"/>
+      </w:pPr>
+      <w:r>
+        <w:rPr>
+          <w:b w:val="0"/>
+        </w:rPr>
+        <w:t>The feedback comes from the reviewed public worked case. Do not reveal the separately reserved independent teacher answer until the learner has attempted that case.</w:t>
       </w:r>
     </w:p>
     <w:p>
-      <w:r>
-        <w:t>Collect the completed-work portfolio as evidence. Record support separately from correctness, and assess explanation, trace/test and limitations. Progress ticks and quiz selections alone do not establish mastery.</w:t>
+      <w:pPr>
+        <w:pStyle w:val="Heading3"/>
+      </w:pPr>
+      <w:r>
+        <w:t>For later coding lessons</w:t>
+      </w:r>
+    </w:p>
+    <w:p>
+      <w:r>
+        <w:t>This week has no code block. Use this routine when a later lesson includes an executable lab.</w:t>
+      </w:r>
+    </w:p>
+    <w:p>
+      <w:pPr>
+        <w:spacing w:line="336" w:lineRule="auto" w:after="180"/>
+        <w:shd w:fill="F1F6F8"/>
+      </w:pPr>
+      <w:r>
+        <w:rPr>
+          <w:b w:val="0"/>
+        </w:rPr>
+        <w:t xml:space="preserve">Ask students to predict before running code. Preserve errors and actual </w:t>
+      </w:r>
+      <w:r>
+        <w:rPr>
+          <w:b/>
+        </w:rPr>
+        <w:t>output</w:t>
+      </w:r>
+      <w:r>
+        <w:rPr>
+          <w:b w:val="0"/>
+        </w:rPr>
+        <w:t>s; collect a changed test and an explanation. The branch-boundary and indexing lessons deliberately include failure cases.</w:t>
+      </w:r>
+    </w:p>
+    <w:p>
+      <w:pPr>
+        <w:spacing w:line="336" w:lineRule="auto" w:after="180"/>
+      </w:pPr>
+      <w:r>
+        <w:rPr>
+          <w:b w:val="0"/>
+        </w:rPr>
+        <w:t>Use the earlier worked-explanation links to address a specific missing building block, then return to the current question. Adapt this suggestion after observing the learner; it is not an automatic diagnosis.</w:t>
+      </w:r>
+    </w:p>
+    <w:p>
+      <w:pPr>
+        <w:spacing w:line="336" w:lineRule="auto" w:after="180"/>
+      </w:pPr>
+      <w:r>
+        <w:rPr>
+          <w:b w:val="0"/>
+        </w:rPr>
+        <w:t xml:space="preserve">Collect the completed-work portfolio as </w:t>
+      </w:r>
+      <w:r>
+        <w:rPr>
+          <w:b/>
+        </w:rPr>
+        <w:t>evidence</w:t>
+      </w:r>
+      <w:r>
+        <w:rPr>
+          <w:b w:val="0"/>
+        </w:rPr>
+        <w:t>. Record support separately from correctness, and assess explanation, trace/test and limitations. Progress ticks and quiz selections alone do not establish mastery.</w:t>
+      </w:r>
+    </w:p>
+    <w:p>
+      <w:pPr>
+        <w:pStyle w:val="Heading1"/>
+      </w:pPr>
+      <w:r>
+        <w:t>09. Visual concept journey</w:t>
+      </w:r>
+    </w:p>
+    <w:p>
+      <w:r>
+        <w:t>Show one Finding primary research graphic at a time, request a prediction and discuss its trace before the independent assessment.</w:t>
+      </w:r>
+    </w:p>
+    <w:p>
+      <w:pPr>
+        <w:spacing w:line="336" w:lineRule="auto" w:after="180"/>
+      </w:pPr>
+      <w:r>
+        <w:rPr>
+          <w:b w:val="0"/>
+        </w:rPr>
+        <w:t xml:space="preserve">Use one picture at a time. Hide a worked result before asking for a </w:t>
+      </w:r>
+      <w:r>
+        <w:rPr>
+          <w:b/>
+        </w:rPr>
+        <w:t>prediction</w:t>
+      </w:r>
+      <w:r>
+        <w:rPr>
+          <w:b w:val="0"/>
+        </w:rPr>
+        <w:t>, then reveal it for feedback. These are supported teaching cases; retain the separate independent assessment for a fresh first attempt.</w:t>
+      </w:r>
+    </w:p>
+    <w:p>
+      <w:pPr>
+        <w:pStyle w:val="Heading3"/>
+      </w:pPr>
+      <w:r>
+        <w:t>01. Finding primary research: the case</w:t>
+      </w:r>
+    </w:p>
+    <w:p>
+      <w:r>
+        <w:drawing>
+          <wp:inline xmlns:a="http://schemas.openxmlformats.org/drawingml/2006/main" xmlns:pic="http://schemas.openxmlformats.org/drawingml/2006/picture">
+            <wp:extent cx="5486400" cy="2834640"/>
+            <wp:docPr id="2" name="Picture 2" descr="Find the source behind a summary. A blog describes a fictional benchmark improvement and links an original study report. Supplied facts: Blog says &quot;90% reliable&quot;. Original report records 9/10 correct on one fixed fictional task set and describes its labels."/>
+            <wp:cNvGraphicFramePr>
+              <a:graphicFrameLocks noChangeAspect="1"/>
+            </wp:cNvGraphicFramePr>
+            <a:graphic>
+              <a:graphicData uri="http://schemas.openxmlformats.org/drawingml/2006/picture">
+                <pic:pic>
+                  <pic:nvPicPr>
+                    <pic:cNvPr id="0" name="academy-story-ai-7-3-01.png"/>
+                    <pic:cNvPicPr/>
+                  </pic:nvPicPr>
+                  <pic:blipFill>
+                    <a:blip r:embed="rId10"/>
+                    <a:stretch>
+                      <a:fillRect/>
+                    </a:stretch>
+                  </pic:blipFill>
+                  <pic:spPr>
+                    <a:xfrm>
+                      <a:off x="0" y="0"/>
+                      <a:ext cx="5486400" cy="2834640"/>
+                    </a:xfrm>
+                    <a:prstGeom prst="rect"/>
+                  </pic:spPr>
+                </pic:pic>
+              </a:graphicData>
+            </a:graphic>
+          </wp:inline>
+        </w:drawing>
+      </w:r>
+    </w:p>
+    <w:p>
+      <w:pPr>
+        <w:spacing w:line="336" w:lineRule="auto" w:after="180"/>
+      </w:pPr>
+      <w:r>
+        <w:rPr>
+          <w:b w:val="0"/>
+        </w:rPr>
+        <w:t>Find the source behind a summary. A blog describes a fictional benchmark improvement and links an original study report. Supplied facts: Blog says "90% reliable".</w:t>
+      </w:r>
+    </w:p>
+    <w:p>
+      <w:pPr>
+        <w:spacing w:line="336" w:lineRule="auto" w:after="180"/>
+      </w:pPr>
+      <w:r>
+        <w:rPr>
+          <w:b w:val="0"/>
+        </w:rPr>
+        <w:t>Original report records 9/10 correct on one fixed fictional task set and describes its labels.</w:t>
+      </w:r>
+    </w:p>
+    <w:p>
+      <w:pPr>
+        <w:spacing w:line="336" w:lineRule="auto" w:after="180"/>
+        <w:shd w:fill="F5F1FB"/>
+      </w:pPr>
+      <w:r>
+        <w:rPr>
+          <w:b w:val="0"/>
+        </w:rPr>
+        <w:t>Point to the given fact that matters most. Explain why it matters.</w:t>
+      </w:r>
+    </w:p>
+    <w:p>
+      <w:pPr>
+        <w:pStyle w:val="Heading3"/>
+      </w:pPr>
+      <w:r>
+        <w:t>Discuss while showing the picture</w:t>
+      </w:r>
+    </w:p>
+    <w:p>
+      <w:pPr>
+        <w:spacing w:line="336" w:lineRule="auto" w:after="180"/>
+        <w:shd w:fill="F1F6F8"/>
+      </w:pPr>
+      <w:r>
+        <w:rPr>
+          <w:b w:val="0"/>
+        </w:rPr>
+        <w:t>Teacher prompt: Point to the given fact that matters most. Explain why it matters. Ask learners to describe one label or arrow in ordinary words. Use the adjacent transcript if the image is difficult to see.</w:t>
+      </w:r>
+    </w:p>
+    <w:p>
+      <w:pPr>
+        <w:pStyle w:val="Heading3"/>
+      </w:pPr>
+      <w:r>
+        <w:t>02. Follow the deciding steps</w:t>
+      </w:r>
+    </w:p>
+    <w:p>
+      <w:r>
+        <w:drawing>
+          <wp:inline xmlns:a="http://schemas.openxmlformats.org/drawingml/2006/main" xmlns:pic="http://schemas.openxmlformats.org/drawingml/2006/picture">
+            <wp:extent cx="5486400" cy="3182112"/>
+            <wp:docPr id="3" name="Picture 3" descr="Follow the primary link: Open the original report rather than treating the blog as the measurement. → Locate methods and results: Identify the ten cases, labels and nine correct results. → Record source details: Keep report version and page or table reference with the exact scoped result."/>
+            <wp:cNvGraphicFramePr>
+              <a:graphicFrameLocks noChangeAspect="1"/>
+            </wp:cNvGraphicFramePr>
+            <a:graphic>
+              <a:graphicData uri="http://schemas.openxmlformats.org/drawingml/2006/picture">
+                <pic:pic>
+                  <pic:nvPicPr>
+                    <pic:cNvPr id="0" name="academy-story-ai-7-3-02.png"/>
+                    <pic:cNvPicPr/>
+                  </pic:nvPicPr>
+                  <pic:blipFill>
+                    <a:blip r:embed="rId11"/>
+                    <a:stretch>
+                      <a:fillRect/>
+                    </a:stretch>
+                  </pic:blipFill>
+                  <pic:spPr>
+                    <a:xfrm>
+                      <a:off x="0" y="0"/>
+                      <a:ext cx="5486400" cy="3182112"/>
+                    </a:xfrm>
+                    <a:prstGeom prst="rect"/>
+                  </pic:spPr>
+                </pic:pic>
+              </a:graphicData>
+            </a:graphic>
+          </wp:inline>
+        </w:drawing>
+      </w:r>
+    </w:p>
+    <w:p>
+      <w:pPr>
+        <w:spacing w:line="336" w:lineRule="auto" w:after="180"/>
+      </w:pPr>
+      <w:r>
+        <w:rPr>
+          <w:b w:val="0"/>
+        </w:rPr>
+        <w:t>Follow the primary link: Open the original report rather than treating the blog as the measurement. → Locate methods and results: Identify the ten cases, labels and nine correct results. → Record source details: Keep report version and page or table reference with the exact scoped result.</w:t>
+      </w:r>
+    </w:p>
+    <w:p>
+      <w:pPr>
+        <w:spacing w:line="336" w:lineRule="auto" w:after="180"/>
+        <w:shd w:fill="F5F1FB"/>
+      </w:pPr>
+      <w:r>
+        <w:rPr>
+          <w:b w:val="0"/>
+        </w:rPr>
+        <w:t xml:space="preserve">Point to each numbered stage and explain which recorded </w:t>
+      </w:r>
+      <w:r>
+        <w:rPr>
+          <w:b/>
+        </w:rPr>
+        <w:t>input</w:t>
+      </w:r>
+      <w:r>
+        <w:rPr>
+          <w:b w:val="0"/>
+        </w:rPr>
+        <w:t xml:space="preserve"> it uses.</w:t>
+      </w:r>
+    </w:p>
+    <w:p>
+      <w:pPr>
+        <w:pStyle w:val="Heading3"/>
+      </w:pPr>
+      <w:r>
+        <w:t>Discuss while showing the picture</w:t>
+      </w:r>
+    </w:p>
+    <w:p>
+      <w:pPr>
+        <w:spacing w:line="336" w:lineRule="auto" w:after="180"/>
+        <w:shd w:fill="F1F6F8"/>
+      </w:pPr>
+      <w:r>
+        <w:rPr>
+          <w:b w:val="0"/>
+        </w:rPr>
+        <w:t xml:space="preserve">Teacher prompt: Point to each numbered stage and explain which recorded </w:t>
+      </w:r>
+      <w:r>
+        <w:rPr>
+          <w:b/>
+        </w:rPr>
+        <w:t>input</w:t>
+      </w:r>
+      <w:r>
+        <w:rPr>
+          <w:b w:val="0"/>
+        </w:rPr>
+        <w:t xml:space="preserve"> it uses. Ask learners to describe one label or arrow in ordinary words. Use the adjacent transcript if the image is difficult to see.</w:t>
+      </w:r>
+    </w:p>
+    <w:p>
+      <w:pPr>
+        <w:pStyle w:val="Heading3"/>
+      </w:pPr>
+      <w:r>
+        <w:t>03. Finding primary research — evidence trace</w:t>
+      </w:r>
+    </w:p>
+    <w:p>
+      <w:r>
+        <w:drawing>
+          <wp:inline xmlns:a="http://schemas.openxmlformats.org/drawingml/2006/main" xmlns:pic="http://schemas.openxmlformats.org/drawingml/2006/picture">
+            <wp:extent cx="5486400" cy="2843784"/>
+            <wp:docPr id="4" name="Picture 4" descr="Finding primary research — evidence trace. A blog says experiment had100 cases; original methods say40 and supplementary version says60 after revision. | Record title, authors, version, date, identifier and access location. Distinguish paper, code, data and commentary. Verify that a quoted claim belongs to the cited version. | Track versions and use the correct original record for the claim. The blog is secondary; the two original versions must not be merged silently."/>
+            <wp:cNvGraphicFramePr>
+              <a:graphicFrameLocks noChangeAspect="1"/>
+            </wp:cNvGraphicFramePr>
+            <a:graphic>
+              <a:graphicData uri="http://schemas.openxmlformats.org/drawingml/2006/picture">
+                <pic:pic>
+                  <pic:nvPicPr>
+                    <pic:cNvPr id="0" name="academy-story-ai-7-3-03.png"/>
+                    <pic:cNvPicPr/>
+                  </pic:nvPicPr>
+                  <pic:blipFill>
+                    <a:blip r:embed="rId12"/>
+                    <a:stretch>
+                      <a:fillRect/>
+                    </a:stretch>
+                  </pic:blipFill>
+                  <pic:spPr>
+                    <a:xfrm>
+                      <a:off x="0" y="0"/>
+                      <a:ext cx="5486400" cy="2843784"/>
+                    </a:xfrm>
+                    <a:prstGeom prst="rect"/>
+                  </pic:spPr>
+                </pic:pic>
+              </a:graphicData>
+            </a:graphic>
+          </wp:inline>
+        </w:drawing>
+      </w:r>
+    </w:p>
+    <w:p>
+      <w:pPr>
+        <w:spacing w:line="336" w:lineRule="auto" w:after="180"/>
+      </w:pPr>
+      <w:r>
+        <w:rPr>
+          <w:b w:val="0"/>
+        </w:rPr>
+        <w:t xml:space="preserve">Finding primary research — </w:t>
+      </w:r>
+      <w:r>
+        <w:rPr>
+          <w:b/>
+        </w:rPr>
+        <w:t>evidence</w:t>
+      </w:r>
+      <w:r>
+        <w:rPr>
+          <w:b w:val="0"/>
+        </w:rPr>
+        <w:t xml:space="preserve"> trace. A blog says experiment had100 cases; original methods say40 and supplementary version says60 after revision. | Record title, authors, version, date, identifier and access location.</w:t>
+      </w:r>
+    </w:p>
+    <w:p>
+      <w:pPr>
+        <w:spacing w:line="336" w:lineRule="auto" w:after="180"/>
+      </w:pPr>
+      <w:r>
+        <w:rPr>
+          <w:b w:val="0"/>
+        </w:rPr>
+        <w:t>Distinguish paper, code, data and commentary. Verify that a quoted claim belongs to the cited version. | Track versions and use the correct original record for the claim.</w:t>
+      </w:r>
+    </w:p>
+    <w:p>
+      <w:pPr>
+        <w:spacing w:line="336" w:lineRule="auto" w:after="180"/>
+      </w:pPr>
+      <w:r>
+        <w:rPr>
+          <w:b w:val="0"/>
+        </w:rPr>
+        <w:t>The blog is secondary; the two original versions must not be merged silently.</w:t>
+      </w:r>
+    </w:p>
+    <w:p>
+      <w:pPr>
+        <w:spacing w:line="336" w:lineRule="auto" w:after="180"/>
+        <w:shd w:fill="F5F1FB"/>
+      </w:pPr>
+      <w:r>
+        <w:rPr>
+          <w:b w:val="0"/>
+        </w:rPr>
+        <w:t>Read the labels and values. Explain the relationship the model shows.</w:t>
+      </w:r>
+    </w:p>
+    <w:p>
+      <w:pPr>
+        <w:pStyle w:val="Heading3"/>
+      </w:pPr>
+      <w:r>
+        <w:t>Discuss while showing the picture</w:t>
+      </w:r>
+    </w:p>
+    <w:p>
+      <w:pPr>
+        <w:spacing w:line="336" w:lineRule="auto" w:after="180"/>
+        <w:shd w:fill="F1F6F8"/>
+      </w:pPr>
+      <w:r>
+        <w:rPr>
+          <w:b w:val="0"/>
+        </w:rPr>
+        <w:t>Teacher prompt: Read the labels and values. Explain the relationship the model shows. Ask learners to describe one label or arrow in ordinary words. Use the adjacent transcript if the image is difficult to see.</w:t>
+      </w:r>
+    </w:p>
+    <w:p>
+      <w:pPr>
+        <w:pStyle w:val="Heading3"/>
+      </w:pPr>
+      <w:r>
+        <w:t>04. Change one thing. Trace what follows.</w:t>
+      </w:r>
+    </w:p>
+    <w:p>
+      <w:r>
+        <w:drawing>
+          <wp:inline xmlns:a="http://schemas.openxmlformats.org/drawingml/2006/main" xmlns:pic="http://schemas.openxmlformats.org/drawingml/2006/picture">
+            <wp:extent cx="5486400" cy="3026664"/>
+            <wp:docPr id="5" name="Picture 5" descr="Original case: Keep report version and page or table reference with the exact scoped result. Changed condition: The original report is unavailable and only the blog remains. Expected result: Mark the measurement as unverified rather than filling in absent methods. Reason: The summary cannot supply details that have not been inspected."/>
+            <wp:cNvGraphicFramePr>
+              <a:graphicFrameLocks noChangeAspect="1"/>
+            </wp:cNvGraphicFramePr>
+            <a:graphic>
+              <a:graphicData uri="http://schemas.openxmlformats.org/drawingml/2006/picture">
+                <pic:pic>
+                  <pic:nvPicPr>
+                    <pic:cNvPr id="0" name="academy-story-ai-7-3-04.png"/>
+                    <pic:cNvPicPr/>
+                  </pic:nvPicPr>
+                  <pic:blipFill>
+                    <a:blip r:embed="rId13"/>
+                    <a:stretch>
+                      <a:fillRect/>
+                    </a:stretch>
+                  </pic:blipFill>
+                  <pic:spPr>
+                    <a:xfrm>
+                      <a:off x="0" y="0"/>
+                      <a:ext cx="5486400" cy="3026664"/>
+                    </a:xfrm>
+                    <a:prstGeom prst="rect"/>
+                  </pic:spPr>
+                </pic:pic>
+              </a:graphicData>
+            </a:graphic>
+          </wp:inline>
+        </w:drawing>
+      </w:r>
+    </w:p>
+    <w:p>
+      <w:pPr>
+        <w:spacing w:line="336" w:lineRule="auto" w:after="180"/>
+      </w:pPr>
+      <w:r>
+        <w:rPr>
+          <w:b w:val="0"/>
+        </w:rPr>
+        <w:t>Original case: Keep report version and page or table reference with the exact scoped result. Changed condition: The original report is unavailable and only the blog remains.</w:t>
+      </w:r>
+    </w:p>
+    <w:p>
+      <w:pPr>
+        <w:spacing w:line="336" w:lineRule="auto" w:after="180"/>
+      </w:pPr>
+      <w:r>
+        <w:rPr>
+          <w:b w:val="0"/>
+        </w:rPr>
+        <w:t>Expected result: Mark the measurement as unverified rather than filling in absent methods. Reason: The summary cannot supply details that have not been inspected.</w:t>
+      </w:r>
+    </w:p>
+    <w:p>
+      <w:pPr>
+        <w:spacing w:line="336" w:lineRule="auto" w:after="180"/>
+        <w:shd w:fill="F5F1FB"/>
+      </w:pPr>
+      <w:r>
+        <w:rPr>
+          <w:b w:val="0"/>
+        </w:rPr>
+        <w:t>Predict before checking the worked changed-case result. Name what changed and what the supplied facts allow you to conclude.</w:t>
+      </w:r>
+    </w:p>
+    <w:p>
+      <w:pPr>
+        <w:pStyle w:val="Heading3"/>
+      </w:pPr>
+      <w:r>
+        <w:t>Discuss while showing the picture</w:t>
+      </w:r>
+    </w:p>
+    <w:p>
+      <w:pPr>
+        <w:spacing w:line="336" w:lineRule="auto" w:after="180"/>
+        <w:shd w:fill="F1F6F8"/>
+      </w:pPr>
+      <w:r>
+        <w:rPr>
+          <w:b w:val="0"/>
+        </w:rPr>
+        <w:t>Teacher prompt: Predict before checking the worked changed-case result. Name what changed and what the supplied facts allow you to conclude. Ask learners to describe one label or arrow in ordinary words.</w:t>
+      </w:r>
+    </w:p>
+    <w:p>
+      <w:pPr>
+        <w:spacing w:line="336" w:lineRule="auto" w:after="180"/>
+        <w:shd w:fill="F1F6F8"/>
+      </w:pPr>
+      <w:r>
+        <w:rPr>
+          <w:b w:val="0"/>
+        </w:rPr>
+        <w:t>Use the adjacent transcript if the image is difficult to see. Changed-case reasoning: The summary cannot supply details that have not been inspected.</w:t>
+      </w:r>
+    </w:p>
+    <w:p>
+      <w:pPr>
+        <w:pStyle w:val="Heading3"/>
+      </w:pPr>
+      <w:r>
+        <w:t>05. Connect the explanation to its limit</w:t>
+      </w:r>
+    </w:p>
+    <w:p>
+      <w:r>
+        <w:drawing>
+          <wp:inline xmlns:a="http://schemas.openxmlformats.org/drawingml/2006/main" xmlns:pic="http://schemas.openxmlformats.org/drawingml/2006/picture">
+            <wp:extent cx="5486400" cy="2834640"/>
+            <wp:docPr id="6" name="Picture 6" descr="Primary research exposes the procedure and observations behind a summary. It still needs scrutiny; being original does not make every interpretation correct. Limit: This example names fictional documents; it is a source-tracing exercise, not a real literature citation."/>
+            <wp:cNvGraphicFramePr>
+              <a:graphicFrameLocks noChangeAspect="1"/>
+            </wp:cNvGraphicFramePr>
+            <a:graphic>
+              <a:graphicData uri="http://schemas.openxmlformats.org/drawingml/2006/picture">
+                <pic:pic>
+                  <pic:nvPicPr>
+                    <pic:cNvPr id="0" name="academy-story-ai-7-3-05.png"/>
+                    <pic:cNvPicPr/>
+                  </pic:nvPicPr>
+                  <pic:blipFill>
+                    <a:blip r:embed="rId14"/>
+                    <a:stretch>
+                      <a:fillRect/>
+                    </a:stretch>
+                  </pic:blipFill>
+                  <pic:spPr>
+                    <a:xfrm>
+                      <a:off x="0" y="0"/>
+                      <a:ext cx="5486400" cy="2834640"/>
+                    </a:xfrm>
+                    <a:prstGeom prst="rect"/>
+                  </pic:spPr>
+                </pic:pic>
+              </a:graphicData>
+            </a:graphic>
+          </wp:inline>
+        </w:drawing>
+      </w:r>
+    </w:p>
+    <w:p>
+      <w:pPr>
+        <w:spacing w:line="336" w:lineRule="auto" w:after="180"/>
+      </w:pPr>
+      <w:r>
+        <w:rPr>
+          <w:b w:val="0"/>
+        </w:rPr>
+        <w:t xml:space="preserve">Primary research exposes the procedure and </w:t>
+      </w:r>
+      <w:r>
+        <w:rPr>
+          <w:b/>
+        </w:rPr>
+        <w:t>observation</w:t>
+      </w:r>
+      <w:r>
+        <w:rPr>
+          <w:b w:val="0"/>
+        </w:rPr>
+        <w:t>s behind a summary. It still needs scrutiny; being original does not make every interpretation correct.</w:t>
+      </w:r>
+    </w:p>
+    <w:p>
+      <w:pPr>
+        <w:spacing w:line="336" w:lineRule="auto" w:after="180"/>
+      </w:pPr>
+      <w:r>
+        <w:rPr>
+          <w:b w:val="0"/>
+        </w:rPr>
+        <w:t>Limit: This example names fictional documents; it is a source-tracing exercise, not a real literature citation.</w:t>
+      </w:r>
+    </w:p>
+    <w:p>
+      <w:pPr>
+        <w:spacing w:line="336" w:lineRule="auto" w:after="180"/>
+        <w:shd w:fill="F5F1FB"/>
+      </w:pPr>
+      <w:r>
+        <w:rPr>
+          <w:b w:val="0"/>
+        </w:rPr>
+        <w:t>Explain the case, then point to a limit on the claim.</w:t>
+      </w:r>
+    </w:p>
+    <w:p>
+      <w:pPr>
+        <w:pStyle w:val="Heading3"/>
+      </w:pPr>
+      <w:r>
+        <w:t>Discuss while showing the picture</w:t>
+      </w:r>
+    </w:p>
+    <w:p>
+      <w:pPr>
+        <w:spacing w:line="336" w:lineRule="auto" w:after="180"/>
+        <w:shd w:fill="F1F6F8"/>
+      </w:pPr>
+      <w:r>
+        <w:rPr>
+          <w:b w:val="0"/>
+        </w:rPr>
+        <w:t>Teacher prompt: Explain the case, then point to a limit on the claim. Ask learners to describe one label or arrow in ordinary words. Use the adjacent transcript if the image is difficult to see.</w:t>
+      </w:r>
+    </w:p>
+    <w:p>
+      <w:pPr>
+        <w:spacing w:line="336" w:lineRule="auto" w:after="180"/>
+        <w:shd w:fill="F1F6F8"/>
+      </w:pPr>
+      <w:r>
+        <w:rPr>
+          <w:b w:val="0"/>
+        </w:rPr>
+        <w:t>Keep the stated scope: This example names fictional documents; it is a source-tracing exercise, not a real literature citation.</w:t>
+      </w:r>
+    </w:p>
+    <w:p>
+      <w:pPr>
+        <w:pStyle w:val="Heading3"/>
+      </w:pPr>
+      <w:r>
+        <w:t>06. Make the idea visible in your project</w:t>
+      </w:r>
+    </w:p>
+    <w:p>
+      <w:r>
+        <w:drawing>
+          <wp:inline xmlns:a="http://schemas.openxmlformats.org/drawingml/2006/main" xmlns:pic="http://schemas.openxmlformats.org/drawingml/2006/picture">
+            <wp:extent cx="5486400" cy="3681984"/>
+            <wp:docPr id="7" name="Picture 7" descr="For the Reproducible AI Research Study, retain an annotated worked trace and the changed-case reasoning. Connect the claim to its records, units and assumptions so another investigator can challenge or reproduce it. Draw your input, deciding step, result and limit. Supported question: Separate what the blog claims from what the original report records. Which methods and denominator must be inspected, and what status is honest if the original report is unavailable?"/>
+            <wp:cNvGraphicFramePr>
+              <a:graphicFrameLocks noChangeAspect="1"/>
+            </wp:cNvGraphicFramePr>
+            <a:graphic>
+              <a:graphicData uri="http://schemas.openxmlformats.org/drawingml/2006/picture">
+                <pic:pic>
+                  <pic:nvPicPr>
+                    <pic:cNvPr id="0" name="academy-story-ai-7-3-06.png"/>
+                    <pic:cNvPicPr/>
+                  </pic:nvPicPr>
+                  <pic:blipFill>
+                    <a:blip r:embed="rId15"/>
+                    <a:stretch>
+                      <a:fillRect/>
+                    </a:stretch>
+                  </pic:blipFill>
+                  <pic:spPr>
+                    <a:xfrm>
+                      <a:off x="0" y="0"/>
+                      <a:ext cx="5486400" cy="3681984"/>
+                    </a:xfrm>
+                    <a:prstGeom prst="rect"/>
+                  </pic:spPr>
+                </pic:pic>
+              </a:graphicData>
+            </a:graphic>
+          </wp:inline>
+        </w:drawing>
+      </w:r>
+    </w:p>
+    <w:p>
+      <w:pPr>
+        <w:spacing w:line="336" w:lineRule="auto" w:after="180"/>
+      </w:pPr>
+      <w:r>
+        <w:rPr>
+          <w:b w:val="0"/>
+        </w:rPr>
+        <w:t>For the Reproducible AI Research Study, retain an annotated worked trace and the changed-case reasoning. Connect the claim to its records, units and assumptions so another investigator can challenge or reproduce it.</w:t>
+      </w:r>
+    </w:p>
+    <w:p>
+      <w:pPr>
+        <w:spacing w:line="336" w:lineRule="auto" w:after="180"/>
+      </w:pPr>
+      <w:r>
+        <w:rPr>
+          <w:b w:val="0"/>
+        </w:rPr>
+        <w:t xml:space="preserve">Draw your </w:t>
+      </w:r>
+      <w:r>
+        <w:rPr>
+          <w:b/>
+        </w:rPr>
+        <w:t>input</w:t>
+      </w:r>
+      <w:r>
+        <w:rPr>
+          <w:b w:val="0"/>
+        </w:rPr>
+        <w:t>, deciding step, result and limit. Supported question: Separate what the blog claims from what the original report records.</w:t>
+      </w:r>
+    </w:p>
+    <w:p>
+      <w:pPr>
+        <w:spacing w:line="336" w:lineRule="auto" w:after="180"/>
+      </w:pPr>
+      <w:r>
+        <w:rPr>
+          <w:b w:val="0"/>
+        </w:rPr>
+        <w:t>Which methods and denominator must be inspected, and what status is honest if the original report is unavailable?</w:t>
+      </w:r>
+    </w:p>
+    <w:p>
+      <w:pPr>
+        <w:spacing w:line="336" w:lineRule="auto" w:after="180"/>
+        <w:shd w:fill="F5F1FB"/>
+      </w:pPr>
+      <w:r>
+        <w:rPr>
+          <w:b w:val="0"/>
+        </w:rPr>
+        <w:t xml:space="preserve">Draw your project trace and justify the deciding step using </w:t>
+      </w:r>
+      <w:r>
+        <w:rPr>
+          <w:b/>
+        </w:rPr>
+        <w:t>evidence</w:t>
+      </w:r>
+      <w:r>
+        <w:rPr>
+          <w:b w:val="0"/>
+        </w:rPr>
+        <w:t>.</w:t>
+      </w:r>
+    </w:p>
+    <w:p>
+      <w:pPr>
+        <w:pStyle w:val="Heading3"/>
+      </w:pPr>
+      <w:r>
+        <w:t>Discuss while showing the picture</w:t>
+      </w:r>
+    </w:p>
+    <w:p>
+      <w:pPr>
+        <w:spacing w:line="336" w:lineRule="auto" w:after="180"/>
+        <w:shd w:fill="F1F6F8"/>
+      </w:pPr>
+      <w:r>
+        <w:rPr>
+          <w:b w:val="0"/>
+        </w:rPr>
+        <w:t xml:space="preserve">Teacher prompt: Draw your project trace and justify the deciding step using </w:t>
+      </w:r>
+      <w:r>
+        <w:rPr>
+          <w:b/>
+        </w:rPr>
+        <w:t>evidence</w:t>
+      </w:r>
+      <w:r>
+        <w:rPr>
+          <w:b w:val="0"/>
+        </w:rPr>
+        <w:t>. Ask learners to describe one label or arrow in ordinary words. Use the adjacent transcript if the image is difficult to see.</w:t>
+      </w:r>
+    </w:p>
+    <w:p>
+      <w:pPr>
+        <w:spacing w:line="336" w:lineRule="auto" w:after="180"/>
+        <w:shd w:fill="F1F6F8"/>
+      </w:pPr>
+      <w:r>
+        <w:rPr>
+          <w:b w:val="0"/>
+        </w:rPr>
+        <w:t>Supported practice key: Open the original report rather than treating the blog as the measurement. Identify the ten cases, labels and nine correct results.</w:t>
+      </w:r>
+    </w:p>
+    <w:p>
+      <w:pPr>
+        <w:spacing w:line="336" w:lineRule="auto" w:after="180"/>
+        <w:shd w:fill="F1F6F8"/>
+      </w:pPr>
+      <w:r>
+        <w:rPr>
+          <w:b w:val="0"/>
+        </w:rPr>
+        <w:t>Keep report version and page or table reference with the exact scoped result. Changed case: Mark the measurement as unverified rather than filling in absent methods.</w:t>
+      </w:r>
+    </w:p>
+    <w:p>
+      <w:pPr>
+        <w:spacing w:line="336" w:lineRule="auto" w:after="180"/>
+        <w:shd w:fill="F1F6F8"/>
+      </w:pPr>
+      <w:r>
+        <w:rPr>
+          <w:b w:val="0"/>
+        </w:rPr>
+        <w:t>The summary cannot supply details that have not been inspected.</w:t>
       </w:r>
     </w:p>
     <w:sectPr>

--- a/downloads/teacher/ai-7-week-03.docx
+++ b/downloads/teacher/ai-7-week-03.docx
@@ -137,7 +137,7 @@
           </w:tcPr>
           <w:p>
             <w:r>
-              <w:t>Sections 1–6; record the brief recall in the workbook.</w:t>
+              <w:t>Use Your mission, Notice the evidence, See how it works, Words that unlock the idea and Follow a worked example; record the brief recall in the workbook.</w:t>
             </w:r>
           </w:p>
         </w:tc>
@@ -169,7 +169,7 @@
           </w:tcPr>
           <w:p>
             <w:r>
-              <w:t>Sections 7–10; use the matching workbook W2 and misconception check.</w:t>
+              <w:t>Use Find and repair a mistake, Practise together and Run the investigation, with workbook W2 and Individual reasoning check.</w:t>
             </w:r>
           </w:p>
         </w:tc>
@@ -201,7 +201,7 @@
           </w:tcPr>
           <w:p>
             <w:r>
-              <w:t>Sections 9 and 11–14. Give extra time to finish the full task set; use Section 15 when the week includes a coding lab.</w:t>
+              <w:t>Use Run the investigation, Build your understanding, Connect your project and Show what you know. Reserve further time for the full task set. Use a code example only where one is actually supplied.</w:t>
             </w:r>
           </w:p>
         </w:tc>
@@ -345,7 +345,7 @@
         <w:rPr>
           <w:b w:val="0"/>
         </w:rPr>
-        <w:t xml:space="preserve">Two 45-minute sessions. Primary research presents a study's own methods and results. A summary can help discovery but should not replace inspection of the original </w:t>
+        <w:t xml:space="preserve">Compact alternative: two 45-minute sessions for the core explanation and W1–W5 only. The main plan uses three sessions; schedule further time for the complete investigation, project, visual journey and any code examples. Primary research presents a study's own methods and results. A summary can help discovery but should not replace inspection of the original </w:t>
       </w:r>
       <w:r>
         <w:rPr>
@@ -1718,7 +1718,7 @@
           </w:tcPr>
           <w:p>
             <w:r>
-              <w:t>Explain section 1 and vocabulary. Complete W1 with a mechanism-based explanation.</w:t>
+              <w:t>Explain See how it works and Words that unlock the idea. Complete W1 with a mechanism-based explanation.</w:t>
             </w:r>
           </w:p>
         </w:tc>
@@ -3841,7 +3841,7 @@
           </w:tcPr>
           <w:p>
             <w:r>
-              <w:t>Sections 1–6; record the brief recall in the workbook.</w:t>
+              <w:t>Use Your mission, Notice the evidence, See how it works, Words that unlock the idea and Follow a worked example; record the brief recall in the workbook.</w:t>
             </w:r>
           </w:p>
         </w:tc>
@@ -3873,7 +3873,7 @@
           </w:tcPr>
           <w:p>
             <w:r>
-              <w:t>Sections 7–10; use the matching workbook W2 and misconception check.</w:t>
+              <w:t>Use Find and repair a mistake, Practise together and Run the investigation, with workbook W2 and Individual reasoning check.</w:t>
             </w:r>
           </w:p>
         </w:tc>
@@ -3905,7 +3905,7 @@
           </w:tcPr>
           <w:p>
             <w:r>
-              <w:t>Sections 9 and 11–14. Give extra time to finish the full task set; use Section 15 when the week includes a coding lab.</w:t>
+              <w:t>Use Run the investigation, Build your understanding, Connect your project and Show what you know. Reserve further time for the full task set. Use a code example only where one is actually supplied.</w:t>
             </w:r>
           </w:p>
         </w:tc>

--- a/downloads/teacher/ai-7-week-03.docx
+++ b/downloads/teacher/ai-7-week-03.docx
@@ -25,20 +25,38 @@
         <w:pStyle w:val="Heading1"/>
       </w:pPr>
       <w:r>
-        <w:t>01. Prepare the purpose, prerequisites and materials</w:t>
+        <w:t>Ask which inspected document and locator support this exact statement.</w:t>
       </w:r>
     </w:p>
     <w:p>
       <w:r>
-        <w:t>Prepare Finding primary research: check the target, prerequisites, resources and adaptable teaching schedule.</w:t>
+        <w:t>Teach primary evidence without assuming originality guarantees quality or inventing unavailable text.</w:t>
       </w:r>
     </w:p>
     <w:p>
-      <w:pPr>
-        <w:pStyle w:val="Heading3"/>
-      </w:pPr>
-      <w:r>
-        <w:t>Teach the learning cycle</w:t>
+      <w:r>
+        <w:t>Model conflicting counts → separate versions → inspect scoped original result → remove unavailable card → assess dataset mismatch record.</w:t>
+      </w:r>
+    </w:p>
+    <w:p>
+      <w:pPr>
+        <w:pStyle w:val="Heading1"/>
+      </w:pPr>
+      <w:r>
+        <w:t>01. Prepare the connected research investigation</w:t>
+      </w:r>
+    </w:p>
+    <w:p>
+      <w:r>
+        <w:t>Keep modelling, shared practice and independent evidence distinct.</w:t>
+      </w:r>
+    </w:p>
+    <w:p>
+      <w:pPr>
+        <w:pStyle w:val="Heading2"/>
+      </w:pPr>
+      <w:r>
+        <w:t>Target and main teaching plan</w:t>
       </w:r>
     </w:p>
     <w:p>
@@ -243,18 +261,21 @@
     </w:p>
     <w:p>
       <w:pPr>
-        <w:pStyle w:val="Heading3"/>
-      </w:pPr>
-      <w:r>
-        <w:t>Retrieval answer guidance</w:t>
+        <w:pStyle w:val="Heading2"/>
+      </w:pPr>
+      <w:r>
+        <w:t>Preparation and prerequisite</w:t>
       </w:r>
     </w:p>
     <w:p>
       <w:pPr>
-        <w:pStyle w:val="Heading3"/>
-      </w:pPr>
-      <w:r>
-        <w:t>Reading a research claim</w:t>
+        <w:spacing w:line="336" w:lineRule="auto" w:after="180"/>
+      </w:pPr>
+      <w:r>
+        <w:rPr>
+          <w:b w:val="0"/>
+        </w:rPr>
+        <w:t>Lesson and workbook; paper and pencil</w:t>
       </w:r>
     </w:p>
     <w:p>
@@ -265,7 +286,7 @@
         <w:rPr>
           <w:b w:val="0"/>
         </w:rPr>
-        <w:t>Without opening the old lesson, explain one key idea from Reading a research claim. Give an example and a mistake that the idea helps you avoid.</w:t>
+        <w:t>Calculator and optional local Python 3 for arithmetic; no live API or private data</w:t>
       </w:r>
     </w:p>
     <w:p>
@@ -276,19 +297,7 @@
         <w:rPr>
           <w:b w:val="0"/>
         </w:rPr>
-        <w:t xml:space="preserve">Look for: Explain the </w:t>
-      </w:r>
-      <w:r>
-        <w:rPr>
-          <w:b/>
-        </w:rPr>
-        <w:t>mechanism</w:t>
-      </w:r>
-      <w:r>
-        <w:rPr>
-          <w:b w:val="0"/>
-        </w:rPr>
-        <w:t xml:space="preserve"> and terminology of reading a research claim</w:t>
+        <w:t>Prepare the fresh retry separately and withhold its solution until after collection</w:t>
       </w:r>
     </w:p>
     <w:p>
@@ -299,7 +308,31 @@
         <w:rPr>
           <w:b w:val="0"/>
         </w:rPr>
-        <w:t>Reference example, not the only acceptable wording: Teacher explanation: Reading a claim requires its method, data, comparison and uncertainty. Titles and abstracts may omit conditions crucial to interpretation.</w:t>
+        <w:t xml:space="preserve">A result depends on the </w:t>
+      </w:r>
+      <w:r>
+        <w:rPr>
+          <w:b/>
+        </w:rPr>
+        <w:t>input</w:t>
+      </w:r>
+      <w:r>
+        <w:rPr>
+          <w:b w:val="0"/>
+        </w:rPr>
+        <w:t xml:space="preserve">s, procedure and conditions that produced it. Preserve data roles and distinguish observed outcomes from </w:t>
+      </w:r>
+      <w:r>
+        <w:rPr>
+          <w:b/>
+        </w:rPr>
+        <w:t>prediction</w:t>
+      </w:r>
+      <w:r>
+        <w:rPr>
+          <w:b w:val="0"/>
+        </w:rPr>
+        <w:t>s or unmeasured conditions.</w:t>
       </w:r>
     </w:p>
     <w:p>
@@ -310,54 +343,15 @@
         <w:rPr>
           <w:b w:val="0"/>
         </w:rPr>
-        <w:t xml:space="preserve">Separate the claim from supplied </w:t>
-      </w:r>
-      <w:r>
-        <w:rPr>
-          <w:b/>
-        </w:rPr>
-        <w:t>evidence</w:t>
-      </w:r>
-      <w:r>
-        <w:rPr>
-          <w:b w:val="0"/>
-        </w:rPr>
-        <w:t xml:space="preserve">. Record dataset, unit, baseline, metric and limitations. Ask whether the statement extends beyond those </w:t>
-      </w:r>
-      <w:r>
-        <w:rPr>
-          <w:b/>
-        </w:rPr>
-        <w:t>observation</w:t>
-      </w:r>
-      <w:r>
-        <w:rPr>
-          <w:b w:val="0"/>
-        </w:rPr>
-        <w:t>s.</w:t>
+        <w:t>If the prior concept cannot be explained, use a short retrieval activity before this chapter.</w:t>
       </w:r>
     </w:p>
     <w:p>
       <w:pPr>
-        <w:spacing w:line="336" w:lineRule="auto" w:after="180"/>
-      </w:pPr>
-      <w:r>
-        <w:rPr>
-          <w:b w:val="0"/>
-        </w:rPr>
-        <w:t xml:space="preserve">Compact alternative: two 45-minute sessions for the core explanation and W1–W5 only. The main plan uses three sessions; schedule further time for the complete investigation, project, visual journey and any code examples. Primary research presents a study's own methods and results. A summary can help discovery but should not replace inspection of the original </w:t>
-      </w:r>
-      <w:r>
-        <w:rPr>
-          <w:b/>
-        </w:rPr>
-        <w:t>evidence</w:t>
-      </w:r>
-      <w:r>
-        <w:rPr>
-          <w:b w:val="0"/>
-        </w:rPr>
-        <w:t>.</w:t>
+        <w:pStyle w:val="Heading2"/>
+      </w:pPr>
+      <w:r>
+        <w:t>Opening retrieval</w:t>
       </w:r>
     </w:p>
     <w:p>
@@ -368,19 +362,7 @@
         <w:rPr>
           <w:b w:val="0"/>
         </w:rPr>
-        <w:t xml:space="preserve">Use the supplied constructed scenarios to make the </w:t>
-      </w:r>
-      <w:r>
-        <w:rPr>
-          <w:b/>
-        </w:rPr>
-        <w:t>mechanism</w:t>
-      </w:r>
-      <w:r>
-        <w:rPr>
-          <w:b w:val="0"/>
-        </w:rPr>
-        <w:t xml:space="preserve"> inspectable. Collect W4 before sharing solutions.</w:t>
+        <w:t>Without opening the old lesson, explain one key idea from Reading a research claim. Give an example and a mistake that the idea helps you avoid.</w:t>
       </w:r>
     </w:p>
     <w:p>
@@ -391,27 +373,30 @@
         <w:rPr>
           <w:b w:val="0"/>
         </w:rPr>
-        <w:t xml:space="preserve">Students should name intermediate </w:t>
+        <w:t xml:space="preserve">Look for: Explain the </w:t>
       </w:r>
       <w:r>
         <w:rPr>
           <w:b/>
         </w:rPr>
-        <w:t>evidence</w:t>
+        <w:t>mechanism</w:t>
       </w:r>
       <w:r>
         <w:rPr>
           <w:b w:val="0"/>
         </w:rPr>
-        <w:t xml:space="preserve"> and limitations; classroom pacing and learning effectiveness remain unvalidated.</w:t>
+        <w:t xml:space="preserve"> and terminology of reading a research claim</w:t>
       </w:r>
     </w:p>
     <w:p>
       <w:pPr>
-        <w:pStyle w:val="Heading3"/>
-      </w:pPr>
-      <w:r>
-        <w:t>Outcomes</w:t>
+        <w:spacing w:line="336" w:lineRule="auto" w:after="180"/>
+      </w:pPr>
+      <w:r>
+        <w:rPr>
+          <w:b w:val="0"/>
+        </w:rPr>
+        <w:t>Reference example, not the only acceptable wording: Teacher explanation: Reading a claim requires its method, data, comparison and uncertainty. Titles and abstracts may omit conditions crucial to interpretation.</w:t>
       </w:r>
     </w:p>
     <w:p>
@@ -422,30 +407,39 @@
         <w:rPr>
           <w:b w:val="0"/>
         </w:rPr>
-        <w:t xml:space="preserve">Explain the </w:t>
+        <w:t xml:space="preserve">Separate the claim from supplied </w:t>
       </w:r>
       <w:r>
         <w:rPr>
           <w:b/>
         </w:rPr>
-        <w:t>mechanism</w:t>
+        <w:t>evidence</w:t>
       </w:r>
       <w:r>
         <w:rPr>
           <w:b w:val="0"/>
         </w:rPr>
-        <w:t xml:space="preserve"> and terminology of finding primary research</w:t>
+        <w:t xml:space="preserve">. Record dataset, unit, baseline, metric and limitations. Ask whether the statement extends beyond those </w:t>
+      </w:r>
+      <w:r>
+        <w:rPr>
+          <w:b/>
+        </w:rPr>
+        <w:t>observation</w:t>
+      </w:r>
+      <w:r>
+        <w:rPr>
+          <w:b w:val="0"/>
+        </w:rPr>
+        <w:t>s.</w:t>
       </w:r>
     </w:p>
     <w:p>
       <w:pPr>
-        <w:spacing w:line="336" w:lineRule="auto" w:after="180"/>
-      </w:pPr>
-      <w:r>
-        <w:rPr>
-          <w:b w:val="0"/>
-        </w:rPr>
-        <w:t>Apply the stated procedure to a new case with a traceable result</w:t>
+        <w:pStyle w:val="Heading2"/>
+      </w:pPr>
+      <w:r>
+        <w:t>Pictured end goal</w:t>
       </w:r>
     </w:p>
     <w:p>
@@ -456,56 +450,62 @@
         <w:rPr>
           <w:b w:val="0"/>
         </w:rPr>
-        <w:t>Identify an assumption or limitation and design a revealing follow-up</w:t>
+        <w:t>Explain finding primary research using the records and boundaries of this fictional investigation.</w:t>
       </w:r>
     </w:p>
     <w:p>
       <w:pPr>
-        <w:pStyle w:val="Heading3"/>
-      </w:pPr>
-      <w:r>
-        <w:t>Preparation</w:t>
+        <w:pStyle w:val="Heading2"/>
+      </w:pPr>
+      <w:r>
+        <w:t>Earlier wording, alternatives and picture transcripts · reference / check after trying</w:t>
       </w:r>
     </w:p>
     <w:p>
       <w:pPr>
-        <w:spacing w:line="336" w:lineRule="auto" w:after="180"/>
-      </w:pPr>
-      <w:r>
-        <w:rPr>
-          <w:b w:val="0"/>
-        </w:rPr>
-        <w:t>Lesson and workbook; paper and pencil</w:t>
+        <w:pStyle w:val="Heading3"/>
+      </w:pPr>
+      <w:r>
+        <w:t>Teach the learning cycle</w:t>
       </w:r>
     </w:p>
     <w:p>
       <w:pPr>
-        <w:spacing w:line="336" w:lineRule="auto" w:after="180"/>
-      </w:pPr>
-      <w:r>
-        <w:rPr>
-          <w:b w:val="0"/>
-        </w:rPr>
-        <w:t>Calculator and optional local Python 3 for arithmetic; no live API or private data</w:t>
+        <w:pStyle w:val="Heading3"/>
+      </w:pPr>
+      <w:r>
+        <w:t>Retrieval answer guidance</w:t>
       </w:r>
     </w:p>
     <w:p>
       <w:pPr>
-        <w:spacing w:line="336" w:lineRule="auto" w:after="180"/>
-      </w:pPr>
-      <w:r>
-        <w:rPr>
-          <w:b w:val="0"/>
-        </w:rPr>
-        <w:t>Prepare the fresh retry separately and withhold its solution until after collection</w:t>
+        <w:pStyle w:val="Heading3"/>
+      </w:pPr>
+      <w:r>
+        <w:t>Reading a research claim</w:t>
       </w:r>
     </w:p>
     <w:p>
       <w:pPr>
-        <w:pStyle w:val="Heading3"/>
-      </w:pPr>
-      <w:r>
-        <w:t>Prerequisite answer</w:t>
+        <w:spacing w:line="336" w:lineRule="auto" w:after="180"/>
+      </w:pPr>
+      <w:r>
+        <w:rPr>
+          <w:b w:val="0"/>
+        </w:rPr>
+        <w:t xml:space="preserve">Compact alternative: two 45-minute sessions for the core explanation and W1–W5 only. The main plan uses three sessions; schedule further time for the complete investigation, project, visual journey and any code examples. Primary research presents a study's own methods and results. A summary can help discovery but should not replace inspection of the original </w:t>
+      </w:r>
+      <w:r>
+        <w:rPr>
+          <w:b/>
+        </w:rPr>
+        <w:t>evidence</w:t>
+      </w:r>
+      <w:r>
+        <w:rPr>
+          <w:b w:val="0"/>
+        </w:rPr>
+        <w:t>.</w:t>
       </w:r>
     </w:p>
     <w:p>
@@ -516,31 +516,19 @@
         <w:rPr>
           <w:b w:val="0"/>
         </w:rPr>
-        <w:t xml:space="preserve">A result depends on the </w:t>
+        <w:t xml:space="preserve">Use the supplied constructed scenarios to make the </w:t>
       </w:r>
       <w:r>
         <w:rPr>
           <w:b/>
         </w:rPr>
-        <w:t>input</w:t>
+        <w:t>mechanism</w:t>
       </w:r>
       <w:r>
         <w:rPr>
           <w:b w:val="0"/>
         </w:rPr>
-        <w:t xml:space="preserve">s, procedure and conditions that produced it. Preserve data roles and distinguish observed outcomes from </w:t>
-      </w:r>
-      <w:r>
-        <w:rPr>
-          <w:b/>
-        </w:rPr>
-        <w:t>prediction</w:t>
-      </w:r>
-      <w:r>
-        <w:rPr>
-          <w:b w:val="0"/>
-        </w:rPr>
-        <w:t>s or unmeasured conditions.</w:t>
+        <w:t xml:space="preserve"> inspectable. Collect W4 before sharing solutions.</w:t>
       </w:r>
     </w:p>
     <w:p>
@@ -551,7 +539,19 @@
         <w:rPr>
           <w:b w:val="0"/>
         </w:rPr>
-        <w:t>If the prior concept cannot be explained, use a short retrieval activity before this chapter.</w:t>
+        <w:t xml:space="preserve">Students should name intermediate </w:t>
+      </w:r>
+      <w:r>
+        <w:rPr>
+          <w:b/>
+        </w:rPr>
+        <w:t>evidence</w:t>
+      </w:r>
+      <w:r>
+        <w:rPr>
+          <w:b w:val="0"/>
+        </w:rPr>
+        <w:t xml:space="preserve"> and limitations; classroom pacing and learning effectiveness remain unvalidated.</w:t>
       </w:r>
     </w:p>
     <w:p>
@@ -559,7 +559,7 @@
         <w:pStyle w:val="Heading3"/>
       </w:pPr>
       <w:r>
-        <w:t>End goal for the pictorial case</w:t>
+        <w:t>Outcomes</w:t>
       </w:r>
     </w:p>
     <w:p>
@@ -570,7 +570,19 @@
         <w:rPr>
           <w:b w:val="0"/>
         </w:rPr>
-        <w:t>Explain finding primary research using the records and boundaries of this fictional investigation.</w:t>
+        <w:t xml:space="preserve">Explain the </w:t>
+      </w:r>
+      <w:r>
+        <w:rPr>
+          <w:b/>
+        </w:rPr>
+        <w:t>mechanism</w:t>
+      </w:r>
+      <w:r>
+        <w:rPr>
+          <w:b w:val="0"/>
+        </w:rPr>
+        <w:t xml:space="preserve"> and terminology of finding primary research</w:t>
       </w:r>
     </w:p>
     <w:p>
@@ -581,43 +593,34 @@
         <w:rPr>
           <w:b w:val="0"/>
         </w:rPr>
-        <w:t>This added worked case illustrates the week’s main idea. Retain all original and connected topics; schedule its practice within the teaching cycle.</w:t>
+        <w:t>Apply the stated procedure to a new case with a traceable result</w:t>
       </w:r>
     </w:p>
     <w:p>
       <w:pPr>
-        <w:pStyle w:val="Heading1"/>
-      </w:pPr>
-      <w:r>
-        <w:t>02. Explain and model the mechanism</w:t>
+        <w:spacing w:line="336" w:lineRule="auto" w:after="180"/>
+      </w:pPr>
+      <w:r>
+        <w:rPr>
+          <w:b w:val="0"/>
+        </w:rPr>
+        <w:t>Identify an assumption or limitation and design a revealing follow-up</w:t>
       </w:r>
     </w:p>
     <w:p>
-      <w:r>
-        <w:t>Model Finding primary research using the supplied case, labelled mechanism and reasoning. Make the scope of each conclusion explicit.</w:t>
+      <w:pPr>
+        <w:pStyle w:val="Heading3"/>
+      </w:pPr>
+      <w:r>
+        <w:t>Preparation</w:t>
       </w:r>
     </w:p>
     <w:p>
       <w:pPr>
-        <w:spacing w:line="336" w:lineRule="auto" w:after="180"/>
-      </w:pPr>
-      <w:r>
-        <w:rPr>
-          <w:b w:val="0"/>
-        </w:rPr>
-        <w:t xml:space="preserve">Primary research presents a study's own methods and results. A summary can help discovery but should not replace inspection of the original </w:t>
-      </w:r>
-      <w:r>
-        <w:rPr>
-          <w:b/>
-        </w:rPr>
-        <w:t>evidence</w:t>
-      </w:r>
-      <w:r>
-        <w:rPr>
-          <w:b w:val="0"/>
-        </w:rPr>
-        <w:t>.</w:t>
+        <w:pStyle w:val="Heading3"/>
+      </w:pPr>
+      <w:r>
+        <w:t>Prerequisite answer</w:t>
       </w:r>
     </w:p>
     <w:p>
@@ -625,7 +628,7 @@
         <w:pStyle w:val="Heading3"/>
       </w:pPr>
       <w:r>
-        <w:t>Explain Finding primary research · 1</w:t>
+        <w:t>End goal for the pictorial case</w:t>
       </w:r>
     </w:p>
     <w:p>
@@ -636,37 +639,1498 @@
         <w:rPr>
           <w:b w:val="0"/>
         </w:rPr>
-        <w:t>Begin by writing the question the procedure is intended to answer. Identify the information already supplied, the information it will produce and the information still missing.</w:t>
+        <w:t>This added worked case illustrates the week’s main idea. Retain all original and connected topics; schedule its practice within the teaching cycle.</w:t>
       </w:r>
     </w:p>
     <w:p>
       <w:pPr>
-        <w:spacing w:line="336" w:lineRule="auto" w:after="180"/>
-      </w:pPr>
-      <w:r>
-        <w:rPr>
-          <w:b w:val="0"/>
-        </w:rPr>
-        <w:t>These are constructed classroom examples; they do not require live accounts, private records or an external service. Do not treat a plausible explanation as a measured outcome.</w:t>
+        <w:pStyle w:val="Heading1"/>
+      </w:pPr>
+      <w:r>
+        <w:t>02. Teach source identity, version and access as part of claim verification</w:t>
       </w:r>
     </w:p>
     <w:p>
-      <w:pPr>
-        <w:spacing w:line="336" w:lineRule="auto" w:after="180"/>
-      </w:pPr>
-      <w:r>
-        <w:rPr>
-          <w:b w:val="0"/>
-        </w:rPr>
-        <w:t>Record title, authors, version, date, identifier and access location. Distinguish paper, code, data and commentary. Verify that a quoted claim belongs to the cited version.</w:t>
+      <w:r>
+        <w:t>Do not turn fictional cards or missing original text into real-source verification.</w:t>
       </w:r>
     </w:p>
     <w:p>
       <w:pPr>
+        <w:pStyle w:val="Heading2"/>
+      </w:pPr>
+      <w:r>
+        <w:t>Definitions and complete source-record contract</w:t>
+      </w:r>
+    </w:p>
+    <w:p>
+      <w:pPr>
+        <w:spacing w:line="336" w:lineRule="auto" w:after="180"/>
+      </w:pPr>
+      <w:r>
+        <w:rPr>
+          <w:b w:val="0"/>
+        </w:rPr>
+        <w:t xml:space="preserve">Primary research presents a study's own methods and results. A summary can help discovery but should not replace inspection of the original </w:t>
+      </w:r>
+      <w:r>
+        <w:rPr>
+          <w:b/>
+        </w:rPr>
+        <w:t>evidence</w:t>
+      </w:r>
+      <w:r>
+        <w:rPr>
+          <w:b w:val="0"/>
+        </w:rPr>
+        <w:t>.</w:t>
+      </w:r>
+    </w:p>
+    <w:p>
+      <w:pPr>
+        <w:spacing w:line="336" w:lineRule="auto" w:after="180"/>
+      </w:pPr>
+      <w:r>
+        <w:rPr>
+          <w:b w:val="0"/>
+        </w:rPr>
+        <w:t>Record title, authors, version, date, identifier and access location. Distinguish paper, code, data and commentary. Verify that a quoted claim belongs to the cited version.</w:t>
+      </w:r>
+    </w:p>
+    <w:tbl>
+      <w:tblPr>
+        <w:tblStyle w:val="LightShading-Accent1"/>
+        <w:tblW w:type="auto" w:w="0"/>
+        <w:tblLook w:firstColumn="1" w:firstRow="1" w:lastColumn="0" w:lastRow="0" w:noHBand="0" w:noVBand="1" w:val="04A0"/>
+      </w:tblPr>
+      <w:tblGrid>
+        <w:gridCol w:w="5112"/>
+        <w:gridCol w:w="5112"/>
+      </w:tblGrid>
+      <w:tr>
+        <w:trPr>
+          <w:tblHeader/>
+        </w:trPr>
+        <w:tc>
+          <w:tcPr>
+            <w:tcW w:type="dxa" w:w="5112"/>
+          </w:tcPr>
+          <w:p>
+            <w:r>
+              <w:t>Source-tracing requirement</w:t>
+            </w:r>
+          </w:p>
+        </w:tc>
+        <w:tc>
+          <w:tcPr>
+            <w:tcW w:type="dxa" w:w="5112"/>
+          </w:tcPr>
+          <w:p>
+            <w:r>
+              <w:t>Complete classroom meaning</w:t>
+            </w:r>
+          </w:p>
+        </w:tc>
+      </w:tr>
+      <w:tr>
+        <w:tc>
+          <w:tcPr>
+            <w:tcW w:type="dxa" w:w="5112"/>
+          </w:tcPr>
+          <w:p>
+            <w:r>
+              <w:t>Primary report</w:t>
+            </w:r>
+          </w:p>
+        </w:tc>
+        <w:tc>
+          <w:tcPr>
+            <w:tcW w:type="dxa" w:w="5112"/>
+          </w:tcPr>
+          <w:p>
+            <w:r>
+              <w:t>Study authors describe their own methods/results; originality alone does not establish quality</w:t>
+            </w:r>
+          </w:p>
+        </w:tc>
+      </w:tr>
+      <w:tr>
+        <w:tc>
+          <w:tcPr>
+            <w:tcW w:type="dxa" w:w="5112"/>
+          </w:tcPr>
+          <w:p>
+            <w:r>
+              <w:t>Secondary summary</w:t>
+            </w:r>
+          </w:p>
+        </w:tc>
+        <w:tc>
+          <w:tcPr>
+            <w:tcW w:type="dxa" w:w="5112"/>
+          </w:tcPr>
+          <w:p>
+            <w:r>
+              <w:t>Blog/search summary describes another report; useful discovery lead</w:t>
+            </w:r>
+          </w:p>
+        </w:tc>
+      </w:tr>
+      <w:tr>
+        <w:tc>
+          <w:tcPr>
+            <w:tcW w:type="dxa" w:w="5112"/>
+          </w:tcPr>
+          <w:p>
+            <w:r>
+              <w:t>Source record fields</w:t>
+            </w:r>
+          </w:p>
+        </w:tc>
+        <w:tc>
+          <w:tcPr>
+            <w:tcW w:type="dxa" w:w="5112"/>
+          </w:tcPr>
+          <w:p>
+            <w:r>
+              <w:t>Title, authors, version, date, identifier, access location and claim locator</w:t>
+            </w:r>
+          </w:p>
+        </w:tc>
+      </w:tr>
+      <w:tr>
+        <w:tc>
+          <w:tcPr>
+            <w:tcW w:type="dxa" w:w="5112"/>
+          </w:tcPr>
+          <w:p>
+            <w:r>
+              <w:t>Claim context</w:t>
+            </w:r>
+          </w:p>
+        </w:tc>
+        <w:tc>
+          <w:tcPr>
+            <w:tcW w:type="dxa" w:w="5112"/>
+          </w:tcPr>
+          <w:p>
+            <w:r>
+              <w:t>Dataset, metric, denominator, method and exact scoped result</w:t>
+            </w:r>
+          </w:p>
+        </w:tc>
+      </w:tr>
+      <w:tr>
+        <w:tc>
+          <w:tcPr>
+            <w:tcW w:type="dxa" w:w="5112"/>
+          </w:tcPr>
+          <w:p>
+            <w:r>
+              <w:t>Version discipline</w:t>
+            </w:r>
+          </w:p>
+        </w:tc>
+        <w:tc>
+          <w:tcPr>
+            <w:tcW w:type="dxa" w:w="5112"/>
+          </w:tcPr>
+          <w:p>
+            <w:r>
+              <w:t>Keep original/revised records distinct; do not silently mix their counts or methods</w:t>
+            </w:r>
+          </w:p>
+        </w:tc>
+      </w:tr>
+      <w:tr>
+        <w:tc>
+          <w:tcPr>
+            <w:tcW w:type="dxa" w:w="5112"/>
+          </w:tcPr>
+          <w:p>
+            <w:r>
+              <w:t>Code and data</w:t>
+            </w:r>
+          </w:p>
+        </w:tc>
+        <w:tc>
+          <w:tcPr>
+            <w:tcW w:type="dxa" w:w="5112"/>
+          </w:tcPr>
+          <w:p>
+            <w:r>
+              <w:t>Separate artifacts with own versions/identifiers; neither automatically substitutes for the paper</w:t>
+            </w:r>
+          </w:p>
+        </w:tc>
+      </w:tr>
+      <w:tr>
+        <w:tc>
+          <w:tcPr>
+            <w:tcW w:type="dxa" w:w="5112"/>
+          </w:tcPr>
+          <w:p>
+            <w:r>
+              <w:t>Unavailable original</w:t>
+            </w:r>
+          </w:p>
+        </w:tc>
+        <w:tc>
+          <w:tcPr>
+            <w:tcW w:type="dxa" w:w="5112"/>
+          </w:tcPr>
+          <w:p>
+            <w:r>
+              <w:t>Record access gap and secondary status; no direct-primary verification claim</w:t>
+            </w:r>
+          </w:p>
+        </w:tc>
+      </w:tr>
+      <w:tr>
+        <w:tc>
+          <w:tcPr>
+            <w:tcW w:type="dxa" w:w="5112"/>
+          </w:tcPr>
+          <w:p>
+            <w:r>
+              <w:t>Exercise status</w:t>
+            </w:r>
+          </w:p>
+        </w:tc>
+        <w:tc>
+          <w:tcPr>
+            <w:tcW w:type="dxa" w:w="5112"/>
+          </w:tcPr>
+          <w:p>
+            <w:r>
+              <w:t>All document cards and identifiers below are fictional internal labels, not real papers/DOIs/URLs</w:t>
+            </w:r>
+          </w:p>
+        </w:tc>
+      </w:tr>
+      <w:tr>
+        <w:tc>
+          <w:tcPr>
+            <w:tcW w:type="dxa" w:w="5112"/>
+          </w:tcPr>
+          <w:p>
+            <w:r>
+              <w:t>Missing original data</w:t>
+            </w:r>
+          </w:p>
+        </w:tc>
+        <w:tc>
+          <w:tcPr>
+            <w:tcW w:type="dxa" w:w="5112"/>
+          </w:tcPr>
+          <w:p>
+            <w:r>
+              <w:t>A reported count can be attributed to its version without claiming an independent raw-data audit</w:t>
+            </w:r>
+          </w:p>
+        </w:tc>
+      </w:tr>
+    </w:tbl>
+    <w:p>
+      <w:pPr>
+        <w:pStyle w:val="Heading2"/>
+      </w:pPr>
+      <w:r>
+        <w:t>Main document-card ledger and checked reasoning</w:t>
+      </w:r>
+    </w:p>
+    <w:tbl>
+      <w:tblPr>
+        <w:tblStyle w:val="LightShading-Accent1"/>
+        <w:tblW w:type="auto" w:w="0"/>
+        <w:tblLook w:firstColumn="1" w:firstRow="1" w:lastColumn="0" w:lastRow="0" w:noHBand="0" w:noVBand="1" w:val="04A0"/>
+      </w:tblPr>
+      <w:tblGrid>
+        <w:gridCol w:w="3408"/>
+        <w:gridCol w:w="3408"/>
+        <w:gridCol w:w="3408"/>
+      </w:tblGrid>
+      <w:tr>
+        <w:trPr>
+          <w:tblHeader/>
+        </w:trPr>
+        <w:tc>
+          <w:tcPr>
+            <w:tcW w:type="dxa" w:w="3408"/>
+          </w:tcPr>
+          <w:p>
+            <w:r>
+              <w:t>Added fictional document card</w:t>
+            </w:r>
+          </w:p>
+        </w:tc>
+        <w:tc>
+          <w:tcPr>
+            <w:tcW w:type="dxa" w:w="3408"/>
+          </w:tcPr>
+          <w:p>
+            <w:r>
+              <w:t>Identity and access location</w:t>
+            </w:r>
+          </w:p>
+        </w:tc>
+        <w:tc>
+          <w:tcPr>
+            <w:tcW w:type="dxa" w:w="3408"/>
+          </w:tcPr>
+          <w:p>
+            <w:r>
+              <w:t>Supplied claim locator/content</w:t>
+            </w:r>
+          </w:p>
+        </w:tc>
+      </w:tr>
+      <w:tr>
+        <w:tc>
+          <w:tcPr>
+            <w:tcW w:type="dxa" w:w="3408"/>
+          </w:tcPr>
+          <w:p>
+            <w:r>
+              <w:t>Blog summary</w:t>
+            </w:r>
+          </w:p>
+        </w:tc>
+        <w:tc>
+          <w:tcPr>
+            <w:tcW w:type="dxa" w:w="3408"/>
+          </w:tcPr>
+          <w:p>
+            <w:r>
+              <w:t>Title “Room retrieval study overview”; author Fictional Newsletter Team; v1; classroom date 2026-01-03; ID BLOG-R; this table/card BLOG-R</w:t>
+            </w:r>
+          </w:p>
+        </w:tc>
+        <w:tc>
+          <w:tcPr>
+            <w:tcW w:type="dxa" w:w="3408"/>
+          </w:tcPr>
+          <w:p>
+            <w:r>
+              <w:t>Summary paragraph: study used 100 cases; no supporting primary locator supplied</w:t>
+            </w:r>
+          </w:p>
+        </w:tc>
+      </w:tr>
+      <w:tr>
+        <w:tc>
+          <w:tcPr>
+            <w:tcW w:type="dxa" w:w="3408"/>
+          </w:tcPr>
+          <w:p>
+            <w:r>
+              <w:t>Original study record</w:t>
+            </w:r>
+          </w:p>
+        </w:tc>
+        <w:tc>
+          <w:tcPr>
+            <w:tcW w:type="dxa" w:w="3408"/>
+          </w:tcPr>
+          <w:p>
+            <w:r>
+              <w:t>Title “Room Retrieval Pilot”; author Fictional Team R; v1; classroom date 2026-01-01; ID STUDY-R-v1; this table/card STUDY-R-v1</w:t>
+            </w:r>
+          </w:p>
+        </w:tc>
+        <w:tc>
+          <w:tcPr>
+            <w:tcW w:type="dxa" w:w="3408"/>
+          </w:tcPr>
+          <w:p>
+            <w:r>
+              <w:t>Methods §2: 40 constructed cases; raw case appendix not supplied in this lesson</w:t>
+            </w:r>
+          </w:p>
+        </w:tc>
+      </w:tr>
+      <w:tr>
+        <w:tc>
+          <w:tcPr>
+            <w:tcW w:type="dxa" w:w="3408"/>
+          </w:tcPr>
+          <w:p>
+            <w:r>
+              <w:t>Revised supplementary record</w:t>
+            </w:r>
+          </w:p>
+        </w:tc>
+        <w:tc>
+          <w:tcPr>
+            <w:tcW w:type="dxa" w:w="3408"/>
+          </w:tcPr>
+          <w:p>
+            <w:r>
+              <w:t>Title “Room Retrieval Pilot — revised supplement”; author Fictional Team R; v2; classroom date 2026-01-02; ID STUDY-R-v2; this table/card STUDY-R-v2</w:t>
+            </w:r>
+          </w:p>
+        </w:tc>
+        <w:tc>
+          <w:tcPr>
+            <w:tcW w:type="dxa" w:w="3408"/>
+          </w:tcPr>
+          <w:p>
+            <w:r>
+              <w:t>Revised methods §2: 60 constructed cases; reason/membership relation to v1 not supplied</w:t>
+            </w:r>
+          </w:p>
+        </w:tc>
+      </w:tr>
+      <w:tr>
+        <w:tc>
+          <w:tcPr>
+            <w:tcW w:type="dxa" w:w="3408"/>
+          </w:tcPr>
+          <w:p>
+            <w:r>
+              <w:t>Faithful versioned record</w:t>
+            </w:r>
+          </w:p>
+        </w:tc>
+        <w:tc>
+          <w:tcPr>
+            <w:tcW w:type="dxa" w:w="3408"/>
+          </w:tcPr>
+          <w:p>
+            <w:r>
+              <w:t>STUDY-R-v1 §2 → 40; STUDY-R-v2 §2 → 60</w:t>
+            </w:r>
+          </w:p>
+        </w:tc>
+        <w:tc>
+          <w:tcPr>
+            <w:tcW w:type="dxa" w:w="3408"/>
+          </w:tcPr>
+          <w:p>
+            <w:r>
+              <w:t>Blog’s 100 is unsupported by these supplied originals; do not add counts or infer disjoint cases</w:t>
+            </w:r>
+          </w:p>
+        </w:tc>
+      </w:tr>
+      <w:tr>
+        <w:tc>
+          <w:tcPr>
+            <w:tcW w:type="dxa" w:w="3408"/>
+          </w:tcPr>
+          <w:p>
+            <w:r>
+              <w:t>Remaining evidence gap</w:t>
+            </w:r>
+          </w:p>
+        </w:tc>
+        <w:tc>
+          <w:tcPr>
+            <w:tcW w:type="dxa" w:w="3408"/>
+          </w:tcPr>
+          <w:p>
+            <w:r>
+              <w:t>Raw case identities and revision explanation unavailable here</w:t>
+            </w:r>
+          </w:p>
+        </w:tc>
+        <w:tc>
+          <w:tcPr>
+            <w:tcW w:type="dxa" w:w="3408"/>
+          </w:tcPr>
+          <w:p>
+            <w:r>
+              <w:t>Attribution verified within supplied cards only; no independent raw-data or real-literature verification</w:t>
+            </w:r>
+          </w:p>
+        </w:tc>
+      </w:tr>
+    </w:tbl>
+    <w:p>
+      <w:pPr>
+        <w:spacing w:line="336" w:lineRule="auto" w:after="180"/>
+      </w:pPr>
+      <w:r>
+        <w:rPr>
+          <w:b w:val="0"/>
+        </w:rPr>
+        <w:t>Main BLOG-R 100 is unsupported by supplied original v1 methods 40 and revised v2 methods 60. Keep exact version/date/locator; do not add 40+60, infer disjointness or invent revision rationale/raw data. Added identities/cards are explicit classroom fiction, not actual research citations. Picture BENCH-v1 Table 1 records 9/10 correct on fixed labelled tasks, not general 90% reliability.</w:t>
+      </w:r>
+    </w:p>
+    <w:p>
+      <w:pPr>
+        <w:spacing w:line="336" w:lineRule="auto" w:after="180"/>
+      </w:pPr>
+      <w:r>
+        <w:rPr>
+          <w:b w:val="0"/>
+        </w:rPr>
+        <w:t>If original unavailable, label secondary account and primary verification not performed. Originality does not guarantee method quality. Selected summary/paper different-dataset case: record exact paper/version, actual dataset, metric and reported result with locator; mark search-summary mismatch and do not borrow its score.</w:t>
+      </w:r>
+    </w:p>
+    <w:p>
+      <w:pPr>
         <w:pStyle w:val="Heading3"/>
       </w:pPr>
       <w:r>
-        <w:t>Explain Finding primary research · 2</w:t>
+        <w:t>Finding primary research — evidence trace</w:t>
+      </w:r>
+    </w:p>
+    <w:tbl>
+      <w:tblPr>
+        <w:tblStyle w:val="LightShading-Accent1"/>
+        <w:tblW w:type="auto" w:w="0"/>
+        <w:tblLook w:firstColumn="1" w:firstRow="1" w:lastColumn="0" w:lastRow="0" w:noHBand="0" w:noVBand="1" w:val="04A0"/>
+      </w:tblPr>
+      <w:tblGrid>
+        <w:gridCol w:w="3408"/>
+        <w:gridCol w:w="3408"/>
+        <w:gridCol w:w="3408"/>
+      </w:tblGrid>
+      <w:tr>
+        <w:trPr>
+          <w:tblHeader/>
+        </w:trPr>
+        <w:tc>
+          <w:tcPr>
+            <w:tcW w:type="dxa" w:w="3408"/>
+          </w:tcPr>
+          <w:p>
+            <w:r>
+              <w:t>Input and scope</w:t>
+            </w:r>
+          </w:p>
+        </w:tc>
+        <w:tc>
+          <w:tcPr>
+            <w:tcW w:type="dxa" w:w="3408"/>
+          </w:tcPr>
+          <w:p>
+            <w:r>
+              <w:t>Check or calculation</w:t>
+            </w:r>
+          </w:p>
+        </w:tc>
+        <w:tc>
+          <w:tcPr>
+            <w:tcW w:type="dxa" w:w="3408"/>
+          </w:tcPr>
+          <w:p>
+            <w:r>
+              <w:t>Conclusion and limit</w:t>
+            </w:r>
+          </w:p>
+        </w:tc>
+      </w:tr>
+      <w:tr>
+        <w:tc>
+          <w:tcPr>
+            <w:tcW w:type="dxa" w:w="3408"/>
+          </w:tcPr>
+          <w:p>
+            <w:r>
+              <w:t>A blog says experiment had 100 cases; original methods say 40 and supplementary version says 60 after revision.</w:t>
+            </w:r>
+          </w:p>
+        </w:tc>
+        <w:tc>
+          <w:tcPr>
+            <w:tcW w:type="dxa" w:w="3408"/>
+          </w:tcPr>
+          <w:p>
+            <w:r>
+              <w:t>Record title, authors, version, date, identifier and access location. Distinguish paper, code, data and commentary. Verify that a quoted claim belongs to the cited version.</w:t>
+            </w:r>
+          </w:p>
+        </w:tc>
+        <w:tc>
+          <w:tcPr>
+            <w:tcW w:type="dxa" w:w="3408"/>
+          </w:tcPr>
+          <w:p>
+            <w:r>
+              <w:t>Track versions and use the correct original record for the claim. The blog is secondary; the two original versions must not be merged silently.</w:t>
+            </w:r>
+          </w:p>
+        </w:tc>
+      </w:tr>
+    </w:tbl>
+    <w:p>
+      <w:r>
+        <w:t>The figure connects this chapter's worked input, declared procedure and result. Read the complete worked reasoning for qualifiers and intermediate steps; the abbreviated labels do not replace that reasoning.</w:t>
+      </w:r>
+    </w:p>
+    <w:p>
+      <w:pPr>
+        <w:spacing w:line="336" w:lineRule="auto" w:after="180"/>
+      </w:pPr>
+      <w:r>
+        <w:rPr>
+          <w:b w:val="0"/>
+        </w:rPr>
+        <w:t>Guided: Track versions and use the correct original record for the claim. The blog is secondary; the two original versions must not be merged silently.</w:t>
+      </w:r>
+    </w:p>
+    <w:p>
+      <w:pPr>
+        <w:spacing w:line="336" w:lineRule="auto" w:after="180"/>
+      </w:pPr>
+      <w:r>
+        <w:rPr>
+          <w:b w:val="0"/>
+        </w:rPr>
+        <w:t xml:space="preserve">Qualification: Being primary does not guarantee soundness; methods and </w:t>
+      </w:r>
+      <w:r>
+        <w:rPr>
+          <w:b/>
+        </w:rPr>
+        <w:t>evidence</w:t>
+      </w:r>
+      <w:r>
+        <w:rPr>
+          <w:b w:val="0"/>
+        </w:rPr>
+        <w:t xml:space="preserve"> still require assessment.</w:t>
+      </w:r>
+    </w:p>
+    <w:p>
+      <w:pPr>
+        <w:spacing w:line="336" w:lineRule="auto" w:after="180"/>
+      </w:pPr>
+      <w:r>
+        <w:rPr>
+          <w:b w:val="0"/>
+        </w:rPr>
+        <w:t xml:space="preserve">Exit: accept a concrete variation with its predicted outcome and a stated condition that would challenge the </w:t>
+      </w:r>
+      <w:r>
+        <w:rPr>
+          <w:b/>
+        </w:rPr>
+        <w:t>mechanism</w:t>
+      </w:r>
+      <w:r>
+        <w:rPr>
+          <w:b w:val="0"/>
+        </w:rPr>
+        <w:t xml:space="preserve">; reject a claim resting on unmeasured </w:t>
+      </w:r>
+      <w:r>
+        <w:rPr>
+          <w:b/>
+        </w:rPr>
+        <w:t>evidence</w:t>
+      </w:r>
+      <w:r>
+        <w:rPr>
+          <w:b w:val="0"/>
+        </w:rPr>
+        <w:t>.</w:t>
+      </w:r>
+    </w:p>
+    <w:p>
+      <w:pPr>
+        <w:spacing w:line="336" w:lineRule="auto" w:after="180"/>
+      </w:pPr>
+      <w:r>
+        <w:rPr>
+          <w:b w:val="0"/>
+        </w:rPr>
+        <w:t>A blog says experiment had 100 cases; original methods say 40 and supplementary version says 60 after revision.</w:t>
+      </w:r>
+    </w:p>
+    <w:p>
+      <w:pPr>
+        <w:spacing w:line="336" w:lineRule="auto" w:after="180"/>
+      </w:pPr>
+      <w:r>
+        <w:rPr>
+          <w:b w:val="0"/>
+        </w:rPr>
+        <w:t>Track versions and use the correct original record for the claim. The blog is secondary; the two original versions must not be merged silently.</w:t>
+      </w:r>
+    </w:p>
+    <w:p>
+      <w:pPr>
+        <w:spacing w:line="336" w:lineRule="auto" w:after="180"/>
+      </w:pPr>
+      <w:r>
+        <w:rPr>
+          <w:b w:val="0"/>
+        </w:rPr>
+        <w:t xml:space="preserve">Compare the intermediate </w:t>
+      </w:r>
+      <w:r>
+        <w:rPr>
+          <w:b/>
+        </w:rPr>
+        <w:t>evidence</w:t>
+      </w:r>
+      <w:r>
+        <w:rPr>
+          <w:b w:val="0"/>
+        </w:rPr>
+        <w:t xml:space="preserve"> with the final statement. Explain why each number or decision follows from the stated </w:t>
+      </w:r>
+      <w:r>
+        <w:rPr>
+          <w:b/>
+        </w:rPr>
+        <w:t>input</w:t>
+      </w:r>
+      <w:r>
+        <w:rPr>
+          <w:b w:val="0"/>
+        </w:rPr>
+        <w:t>s.</w:t>
+      </w:r>
+    </w:p>
+    <w:p>
+      <w:pPr>
+        <w:spacing w:line="336" w:lineRule="auto" w:after="180"/>
+      </w:pPr>
+      <w:r>
+        <w:rPr>
+          <w:b w:val="0"/>
+        </w:rPr>
+        <w:t xml:space="preserve">The conclusion belongs to this scenario and procedure; changing the </w:t>
+      </w:r>
+      <w:r>
+        <w:rPr>
+          <w:b/>
+        </w:rPr>
+        <w:t>input</w:t>
+      </w:r>
+      <w:r>
+        <w:rPr>
+          <w:b w:val="0"/>
+        </w:rPr>
+        <w:t>s, evaluation population or authority can change what it establishes. Retain the raw record so a later revision can be compared honestly.</w:t>
+      </w:r>
+    </w:p>
+    <w:p>
+      <w:pPr>
+        <w:pStyle w:val="Heading2"/>
+      </w:pPr>
+      <w:r>
+        <w:t>Version, artifact and access probes</w:t>
+      </w:r>
+    </w:p>
+    <w:tbl>
+      <w:tblPr>
+        <w:tblStyle w:val="LightShading-Accent1"/>
+        <w:tblW w:type="auto" w:w="0"/>
+        <w:tblLook w:firstColumn="1" w:firstRow="1" w:lastColumn="0" w:lastRow="0" w:noHBand="0" w:noVBand="1" w:val="04A0"/>
+      </w:tblPr>
+      <w:tblGrid>
+        <w:gridCol w:w="5112"/>
+        <w:gridCol w:w="5112"/>
+      </w:tblGrid>
+      <w:tr>
+        <w:trPr>
+          <w:tblHeader/>
+        </w:trPr>
+        <w:tc>
+          <w:tcPr>
+            <w:tcW w:type="dxa" w:w="5112"/>
+          </w:tcPr>
+          <w:p>
+            <w:r>
+              <w:t>Source-tracing probe</w:t>
+            </w:r>
+          </w:p>
+        </w:tc>
+        <w:tc>
+          <w:tcPr>
+            <w:tcW w:type="dxa" w:w="5112"/>
+          </w:tcPr>
+          <w:p>
+            <w:r>
+              <w:t>Expected interpretation</w:t>
+            </w:r>
+          </w:p>
+        </w:tc>
+      </w:tr>
+      <w:tr>
+        <w:tc>
+          <w:tcPr>
+            <w:tcW w:type="dxa" w:w="5112"/>
+          </w:tcPr>
+          <w:p>
+            <w:r>
+              <w:t>Blog and primary count disagree</w:t>
+            </w:r>
+          </w:p>
+        </w:tc>
+        <w:tc>
+          <w:tcPr>
+            <w:tcW w:type="dxa" w:w="5112"/>
+          </w:tcPr>
+          <w:p>
+            <w:r>
+              <w:t>Record mismatch; cite the original version supporting the statement</w:t>
+            </w:r>
+          </w:p>
+        </w:tc>
+      </w:tr>
+      <w:tr>
+        <w:tc>
+          <w:tcPr>
+            <w:tcW w:type="dxa" w:w="5112"/>
+          </w:tcPr>
+          <w:p>
+            <w:r>
+              <w:t>Original40, revised 60</w:t>
+            </w:r>
+          </w:p>
+        </w:tc>
+        <w:tc>
+          <w:tcPr>
+            <w:tcW w:type="dxa" w:w="5112"/>
+          </w:tcPr>
+          <w:p>
+            <w:r>
+              <w:t>Keep version-specific counts; no silent sum, average or replacement</w:t>
+            </w:r>
+          </w:p>
+        </w:tc>
+      </w:tr>
+      <w:tr>
+        <w:tc>
+          <w:tcPr>
+            <w:tcW w:type="dxa" w:w="5112"/>
+          </w:tcPr>
+          <w:p>
+            <w:r>
+              <w:t>Version date is newer</w:t>
+            </w:r>
+          </w:p>
+        </w:tc>
+        <w:tc>
+          <w:tcPr>
+            <w:tcW w:type="dxa" w:w="5112"/>
+          </w:tcPr>
+          <w:p>
+            <w:r>
+              <w:t>Does not make every earlier claim invalid; inspect what changed</w:t>
+            </w:r>
+          </w:p>
+        </w:tc>
+      </w:tr>
+      <w:tr>
+        <w:tc>
+          <w:tcPr>
+            <w:tcW w:type="dxa" w:w="5112"/>
+          </w:tcPr>
+          <w:p>
+            <w:r>
+              <w:t>Paper identifier known but text unavailable</w:t>
+            </w:r>
+          </w:p>
+        </w:tc>
+        <w:tc>
+          <w:tcPr>
+            <w:tcW w:type="dxa" w:w="5112"/>
+          </w:tcPr>
+          <w:p>
+            <w:r>
+              <w:t>Bibliographic discovery, not inspected methods/results</w:t>
+            </w:r>
+          </w:p>
+        </w:tc>
+      </w:tr>
+      <w:tr>
+        <w:tc>
+          <w:tcPr>
+            <w:tcW w:type="dxa" w:w="5112"/>
+          </w:tcPr>
+          <w:p>
+            <w:r>
+              <w:t>Only code or dataset found</w:t>
+            </w:r>
+          </w:p>
+        </w:tc>
+        <w:tc>
+          <w:tcPr>
+            <w:tcW w:type="dxa" w:w="5112"/>
+          </w:tcPr>
+          <w:p>
+            <w:r>
+              <w:t>Record separate artifact role/version; paper interpretation still needs evidence</w:t>
+            </w:r>
+          </w:p>
+        </w:tc>
+      </w:tr>
+      <w:tr>
+        <w:tc>
+          <w:tcPr>
+            <w:tcW w:type="dxa" w:w="5112"/>
+          </w:tcPr>
+          <w:p>
+            <w:r>
+              <w:t>Primary paper contains a claim</w:t>
+            </w:r>
+          </w:p>
+        </w:tc>
+        <w:tc>
+          <w:tcPr>
+            <w:tcW w:type="dxa" w:w="5112"/>
+          </w:tcPr>
+          <w:p>
+            <w:r>
+              <w:t>Still inspect method, metric and limitations; original is not automatically correct</w:t>
+            </w:r>
+          </w:p>
+        </w:tc>
+      </w:tr>
+      <w:tr>
+        <w:tc>
+          <w:tcPr>
+            <w:tcW w:type="dxa" w:w="5112"/>
+          </w:tcPr>
+          <w:p>
+            <w:r>
+              <w:t>Quote has no page/section/table locator</w:t>
+            </w:r>
+          </w:p>
+        </w:tc>
+        <w:tc>
+          <w:tcPr>
+            <w:tcW w:type="dxa" w:w="5112"/>
+          </w:tcPr>
+          <w:p>
+            <w:r>
+              <w:t>Add the claim’s exact accessible location</w:t>
+            </w:r>
+          </w:p>
+        </w:tc>
+      </w:tr>
+      <w:tr>
+        <w:tc>
+          <w:tcPr>
+            <w:tcW w:type="dxa" w:w="5112"/>
+          </w:tcPr>
+          <w:p>
+            <w:r>
+              <w:t>Search summary uses different dataset</w:t>
+            </w:r>
+          </w:p>
+        </w:tc>
+        <w:tc>
+          <w:tcPr>
+            <w:tcW w:type="dxa" w:w="5112"/>
+          </w:tcPr>
+          <w:p>
+            <w:r>
+              <w:t>Do not borrow its number into the linked-paper comparison</w:t>
+            </w:r>
+          </w:p>
+        </w:tc>
+      </w:tr>
+      <w:tr>
+        <w:tc>
+          <w:tcPr>
+            <w:tcW w:type="dxa" w:w="5112"/>
+          </w:tcPr>
+          <w:p>
+            <w:r>
+              <w:t>Fictional practice cards completed</w:t>
+            </w:r>
+          </w:p>
+        </w:tc>
+        <w:tc>
+          <w:tcPr>
+            <w:tcW w:type="dxa" w:w="5112"/>
+          </w:tcPr>
+          <w:p>
+            <w:r>
+              <w:t>No real literature search, primary-paper access or raw-data audit claimed</w:t>
+            </w:r>
+          </w:p>
+        </w:tc>
+      </w:tr>
+    </w:tbl>
+    <w:p>
+      <w:pPr>
+        <w:pStyle w:val="Heading2"/>
+      </w:pPr>
+      <w:r>
+        <w:t>Separate benchmark report identity and scoped result</w:t>
+      </w:r>
+    </w:p>
+    <w:p>
+      <w:pPr>
+        <w:spacing w:line="336" w:lineRule="auto" w:after="180"/>
+      </w:pPr>
+      <w:r>
+        <w:rPr>
+          <w:b w:val="0"/>
+        </w:rPr>
+        <w:t>Find the source behind a summary. A blog describes a fictional benchmark improvement and links an original study report.</w:t>
+      </w:r>
+    </w:p>
+    <w:p>
+      <w:pPr>
+        <w:spacing w:line="336" w:lineRule="auto" w:after="180"/>
+      </w:pPr>
+      <w:r>
+        <w:rPr>
+          <w:b w:val="0"/>
+        </w:rPr>
+        <w:t>Blog says "90% reliable". Original report records 9/10 correct on one fixed fictional task set and describes its labels.</w:t>
+      </w:r>
+    </w:p>
+    <w:p>
+      <w:pPr>
+        <w:spacing w:line="336" w:lineRule="auto" w:after="180"/>
+      </w:pPr>
+      <w:r>
+        <w:rPr>
+          <w:b w:val="0"/>
+        </w:rPr>
+        <w:t>The picture is a separate fictional ten-case report. Its blog says “90% reliable”; the original records 9/10 correct on one fixed task set and describes the labels. A faithful claim is “the report records nine correct out of ten on its stated cases, ” with exact version and table reference, not general reliability.</w:t>
+      </w:r>
+    </w:p>
+    <w:p>
+      <w:pPr>
+        <w:spacing w:line="336" w:lineRule="auto" w:after="180"/>
+      </w:pPr>
+      <w:r>
+        <w:rPr>
+          <w:b w:val="0"/>
+        </w:rPr>
+        <w:t>For this practice, use fictional report ID BENCH-v1, version 1, results Table 1 and methods §2 as supplied locators, not a real citation. If that original is unavailable, keep the blog claim marked secondary and primary result unverified. Do not say you opened or inspected missing methods, and do not infer raw records from the percentage alone.</w:t>
+      </w:r>
+    </w:p>
+    <w:tbl>
+      <w:tblPr>
+        <w:tblStyle w:val="LightShading-Accent1"/>
+        <w:tblW w:type="auto" w:w="0"/>
+        <w:tblLook w:firstColumn="1" w:firstRow="1" w:lastColumn="0" w:lastRow="0" w:noHBand="0" w:noVBand="1" w:val="04A0"/>
+      </w:tblPr>
+      <w:tblGrid>
+        <w:gridCol w:w="5112"/>
+        <w:gridCol w:w="5112"/>
+      </w:tblGrid>
+      <w:tr>
+        <w:trPr>
+          <w:tblHeader/>
+        </w:trPr>
+        <w:tc>
+          <w:tcPr>
+            <w:tcW w:type="dxa" w:w="5112"/>
+          </w:tcPr>
+          <w:p>
+            <w:r>
+              <w:t>Separate fictional picture card</w:t>
+            </w:r>
+          </w:p>
+        </w:tc>
+        <w:tc>
+          <w:tcPr>
+            <w:tcW w:type="dxa" w:w="5112"/>
+          </w:tcPr>
+          <w:p>
+            <w:r>
+              <w:t>Supplied report detail</w:t>
+            </w:r>
+          </w:p>
+        </w:tc>
+      </w:tr>
+      <w:tr>
+        <w:tc>
+          <w:tcPr>
+            <w:tcW w:type="dxa" w:w="5112"/>
+          </w:tcPr>
+          <w:p>
+            <w:r>
+              <w:t>Identity</w:t>
+            </w:r>
+          </w:p>
+        </w:tc>
+        <w:tc>
+          <w:tcPr>
+            <w:tcW w:type="dxa" w:w="5112"/>
+          </w:tcPr>
+          <w:p>
+            <w:r>
+              <w:t>Title “Fixed Task Benchmark Note”; author Fictional Team B; version 1; classroom date 2026-02-01; ID BENCH-v1</w:t>
+            </w:r>
+          </w:p>
+        </w:tc>
+      </w:tr>
+      <w:tr>
+        <w:tc>
+          <w:tcPr>
+            <w:tcW w:type="dxa" w:w="5112"/>
+          </w:tcPr>
+          <w:p>
+            <w:r>
+              <w:t>Location</w:t>
+            </w:r>
+          </w:p>
+        </w:tc>
+        <w:tc>
+          <w:tcPr>
+            <w:tcW w:type="dxa" w:w="5112"/>
+          </w:tcPr>
+          <w:p>
+            <w:r>
+              <w:t>This supplied picture/card; methods §2 and results Table 1 are fictional locators</w:t>
+            </w:r>
+          </w:p>
+        </w:tc>
+      </w:tr>
+      <w:tr>
+        <w:tc>
+          <w:tcPr>
+            <w:tcW w:type="dxa" w:w="5112"/>
+          </w:tcPr>
+          <w:p>
+            <w:r>
+              <w:t>Methods §2</w:t>
+            </w:r>
+          </w:p>
+        </w:tc>
+        <w:tc>
+          <w:tcPr>
+            <w:tcW w:type="dxa" w:w="5112"/>
+          </w:tcPr>
+          <w:p>
+            <w:r>
+              <w:t>Ten fixed fictional tasks with supplied correct-answer labels</w:t>
+            </w:r>
+          </w:p>
+        </w:tc>
+      </w:tr>
+      <w:tr>
+        <w:tc>
+          <w:tcPr>
+            <w:tcW w:type="dxa" w:w="5112"/>
+          </w:tcPr>
+          <w:p>
+            <w:r>
+              <w:t>Results Table 1</w:t>
+            </w:r>
+          </w:p>
+        </w:tc>
+        <w:tc>
+          <w:tcPr>
+            <w:tcW w:type="dxa" w:w="5112"/>
+          </w:tcPr>
+          <w:p>
+            <w:r>
+              <w:t>Nine correct / ten tasks = 90% on this task set</w:t>
+            </w:r>
+          </w:p>
+        </w:tc>
+      </w:tr>
+      <w:tr>
+        <w:tc>
+          <w:tcPr>
+            <w:tcW w:type="dxa" w:w="5112"/>
+          </w:tcPr>
+          <w:p>
+            <w:r>
+              <w:t>Secondary blog</w:t>
+            </w:r>
+          </w:p>
+        </w:tc>
+        <w:tc>
+          <w:tcPr>
+            <w:tcW w:type="dxa" w:w="5112"/>
+          </w:tcPr>
+          <w:p>
+            <w:r>
+              <w:t>Headline “90% reliable” omits task-set scope</w:t>
+            </w:r>
+          </w:p>
+        </w:tc>
+      </w:tr>
+      <w:tr>
+        <w:tc>
+          <w:tcPr>
+            <w:tcW w:type="dxa" w:w="5112"/>
+          </w:tcPr>
+          <w:p>
+            <w:r>
+              <w:t>Unavailable-original variant</w:t>
+            </w:r>
+          </w:p>
+        </w:tc>
+        <w:tc>
+          <w:tcPr>
+            <w:tcW w:type="dxa" w:w="5112"/>
+          </w:tcPr>
+          <w:p>
+            <w:r>
+              <w:t>Only secondary headline accessible; methods/results verification not performed</w:t>
+            </w:r>
+          </w:p>
+        </w:tc>
+      </w:tr>
+    </w:tbl>
+    <w:p>
+      <w:pPr>
+        <w:pStyle w:val="Heading2"/>
+      </w:pPr>
+      <w:r>
+        <w:t>Picture trace and unavailable-original key</w:t>
+      </w:r>
+    </w:p>
+    <w:p>
+      <w:r>
+        <w:drawing>
+          <wp:inline xmlns:a="http://schemas.openxmlformats.org/drawingml/2006/main" xmlns:pic="http://schemas.openxmlformats.org/drawingml/2006/picture">
+            <wp:extent cx="5486400" cy="3182112"/>
+            <wp:docPr id="1" name="Picture 1" descr="Follow the primary link: Open the original report rather than treating the blog as the measurement. → Locate methods and results: Identify the ten cases, labels and nine correct results. → Record source details: Keep report version and page or table reference with the exact scoped result."/>
+            <wp:cNvGraphicFramePr>
+              <a:graphicFrameLocks noChangeAspect="1"/>
+            </wp:cNvGraphicFramePr>
+            <a:graphic>
+              <a:graphicData uri="http://schemas.openxmlformats.org/drawingml/2006/picture">
+                <pic:pic>
+                  <pic:nvPicPr>
+                    <pic:cNvPr id="0" name="academy-story-ai-7-3-02.png"/>
+                    <pic:cNvPicPr/>
+                  </pic:nvPicPr>
+                  <pic:blipFill>
+                    <a:blip r:embed="rId9"/>
+                    <a:stretch>
+                      <a:fillRect/>
+                    </a:stretch>
+                  </pic:blipFill>
+                  <pic:spPr>
+                    <a:xfrm>
+                      <a:off x="0" y="0"/>
+                      <a:ext cx="5486400" cy="3182112"/>
+                    </a:xfrm>
+                    <a:prstGeom prst="rect"/>
+                  </pic:spPr>
+                </pic:pic>
+              </a:graphicData>
+            </a:graphic>
+          </wp:inline>
+        </w:drawing>
+      </w:r>
+    </w:p>
+    <w:p>
+      <w:pPr>
+        <w:pStyle w:val="Heading3"/>
+      </w:pPr>
+      <w:r>
+        <w:t>Read the picture one step at a time</w:t>
+      </w:r>
+    </w:p>
+    <w:tbl>
+      <w:tblPr>
+        <w:tblStyle w:val="LightShading-Accent1"/>
+        <w:tblW w:type="auto" w:w="0"/>
+        <w:tblLook w:firstColumn="1" w:firstRow="1" w:lastColumn="0" w:lastRow="0" w:noHBand="0" w:noVBand="1" w:val="04A0"/>
+      </w:tblPr>
+      <w:tblGrid>
+        <w:gridCol w:w="5112"/>
+        <w:gridCol w:w="5112"/>
+      </w:tblGrid>
+      <w:tr>
+        <w:trPr>
+          <w:tblHeader/>
+        </w:trPr>
+        <w:tc>
+          <w:tcPr>
+            <w:tcW w:type="dxa" w:w="5112"/>
+          </w:tcPr>
+          <w:p>
+            <w:r>
+              <w:t>Step</w:t>
+            </w:r>
+          </w:p>
+        </w:tc>
+        <w:tc>
+          <w:tcPr>
+            <w:tcW w:type="dxa" w:w="5112"/>
+          </w:tcPr>
+          <w:p>
+            <w:r>
+              <w:t>What happens and why</w:t>
+            </w:r>
+          </w:p>
+        </w:tc>
+      </w:tr>
+      <w:tr>
+        <w:tc>
+          <w:tcPr>
+            <w:tcW w:type="dxa" w:w="5112"/>
+          </w:tcPr>
+          <w:p>
+            <w:r>
+              <w:t>1. Follow the primary link</w:t>
+            </w:r>
+          </w:p>
+        </w:tc>
+        <w:tc>
+          <w:tcPr>
+            <w:tcW w:type="dxa" w:w="5112"/>
+          </w:tcPr>
+          <w:p>
+            <w:r>
+              <w:t>Open the original report rather than treating the blog as the measurement.</w:t>
+            </w:r>
+          </w:p>
+        </w:tc>
+      </w:tr>
+      <w:tr>
+        <w:tc>
+          <w:tcPr>
+            <w:tcW w:type="dxa" w:w="5112"/>
+          </w:tcPr>
+          <w:p>
+            <w:r>
+              <w:t>2. Locate methods and results</w:t>
+            </w:r>
+          </w:p>
+        </w:tc>
+        <w:tc>
+          <w:tcPr>
+            <w:tcW w:type="dxa" w:w="5112"/>
+          </w:tcPr>
+          <w:p>
+            <w:r>
+              <w:t>Identify the ten cases, labels and nine correct results.</w:t>
+            </w:r>
+          </w:p>
+        </w:tc>
+      </w:tr>
+      <w:tr>
+        <w:tc>
+          <w:tcPr>
+            <w:tcW w:type="dxa" w:w="5112"/>
+          </w:tcPr>
+          <w:p>
+            <w:r>
+              <w:t>3. Record source details</w:t>
+            </w:r>
+          </w:p>
+        </w:tc>
+        <w:tc>
+          <w:tcPr>
+            <w:tcW w:type="dxa" w:w="5112"/>
+          </w:tcPr>
+          <w:p>
+            <w:r>
+              <w:t>Keep report version and page or table reference with the exact scoped result.</w:t>
+            </w:r>
+          </w:p>
+        </w:tc>
+      </w:tr>
+    </w:tbl>
+    <w:p>
+      <w:r>
+        <w:t>Match each pictured step to the supplied facts. This is a worked teaching case, not an independent assessment.</w:t>
+      </w:r>
+    </w:p>
+    <w:p>
+      <w:pPr>
+        <w:spacing w:line="336" w:lineRule="auto" w:after="180"/>
+      </w:pPr>
+      <w:r>
+        <w:rPr>
+          <w:b w:val="0"/>
+        </w:rPr>
+        <w:t xml:space="preserve">Primary research exposes the procedure and </w:t>
+      </w:r>
+      <w:r>
+        <w:rPr>
+          <w:b/>
+        </w:rPr>
+        <w:t>observation</w:t>
+      </w:r>
+      <w:r>
+        <w:rPr>
+          <w:b w:val="0"/>
+        </w:rPr>
+        <w:t>s behind a summary. It still needs scrutiny; being original does not make every interpretation correct.</w:t>
+      </w:r>
+    </w:p>
+    <w:p>
+      <w:pPr>
+        <w:spacing w:line="336" w:lineRule="auto" w:after="180"/>
+      </w:pPr>
+      <w:r>
+        <w:rPr>
+          <w:b w:val="0"/>
+        </w:rPr>
+        <w:t>This example names fictional documents; it is a source-tracing exercise, not a real literature citation.</w:t>
+      </w:r>
+    </w:p>
+    <w:p>
+      <w:pPr>
+        <w:spacing w:line="336" w:lineRule="auto" w:after="180"/>
+      </w:pPr>
+      <w:r>
+        <w:rPr>
+          <w:b w:val="0"/>
+        </w:rPr>
+        <w:t>Change: The original report is unavailable and only the blog remains.</w:t>
+      </w:r>
+    </w:p>
+    <w:p>
+      <w:pPr>
+        <w:spacing w:line="336" w:lineRule="auto" w:after="180"/>
+      </w:pPr>
+      <w:r>
+        <w:rPr>
+          <w:b/>
+        </w:rPr>
+        <w:t>Prediction</w:t>
+      </w:r>
+      <w:r>
+        <w:rPr>
+          <w:b w:val="0"/>
+        </w:rPr>
+        <w:t>: Mark the measurement as unverified rather than filling in absent methods.</w:t>
+      </w:r>
+    </w:p>
+    <w:p>
+      <w:pPr>
+        <w:spacing w:line="336" w:lineRule="auto" w:after="180"/>
+      </w:pPr>
+      <w:r>
+        <w:rPr>
+          <w:b w:val="0"/>
+        </w:rPr>
+        <w:t>Reason: The summary cannot supply details that have not been inspected.</w:t>
+      </w:r>
+    </w:p>
+    <w:p>
+      <w:pPr>
+        <w:pStyle w:val="Heading2"/>
+      </w:pPr>
+      <w:r>
+        <w:t>Earlier wording, alternatives and picture transcripts · reference / check after trying</w:t>
+      </w:r>
+    </w:p>
+    <w:p>
+      <w:pPr>
+        <w:spacing w:line="336" w:lineRule="auto" w:after="180"/>
+      </w:pPr>
+      <w:r>
+        <w:rPr>
+          <w:b w:val="0"/>
+        </w:rPr>
+        <w:t>Begin by writing the question the procedure is intended to answer. Identify the information already supplied, the information it will produce and the information still missing.</w:t>
+      </w:r>
+    </w:p>
+    <w:p>
+      <w:pPr>
+        <w:spacing w:line="336" w:lineRule="auto" w:after="180"/>
+      </w:pPr>
+      <w:r>
+        <w:rPr>
+          <w:b w:val="0"/>
+        </w:rPr>
+        <w:t>These are constructed classroom examples; they do not require live accounts, private records or an external service. Do not treat a plausible explanation as a measured outcome.</w:t>
       </w:r>
     </w:p>
     <w:p>
@@ -822,99 +2286,30 @@
         <w:pStyle w:val="Heading3"/>
       </w:pPr>
       <w:r>
-        <w:t>Finding primary research — evidence trace</w:t>
-      </w:r>
-    </w:p>
-    <w:tbl>
-      <w:tblPr>
-        <w:tblStyle w:val="LightShading-Accent1"/>
-        <w:tblW w:type="auto" w:w="0"/>
-        <w:tblLook w:firstColumn="1" w:firstRow="1" w:lastColumn="0" w:lastRow="0" w:noHBand="0" w:noVBand="1" w:val="04A0"/>
-      </w:tblPr>
-      <w:tblGrid>
-        <w:gridCol w:w="3408"/>
-        <w:gridCol w:w="3408"/>
-        <w:gridCol w:w="3408"/>
-      </w:tblGrid>
-      <w:tr>
-        <w:trPr>
-          <w:tblHeader/>
-        </w:trPr>
-        <w:tc>
-          <w:tcPr>
-            <w:tcW w:type="dxa" w:w="3408"/>
-          </w:tcPr>
-          <w:p>
-            <w:r>
-              <w:t>Input and scope</w:t>
-            </w:r>
-          </w:p>
-        </w:tc>
-        <w:tc>
-          <w:tcPr>
-            <w:tcW w:type="dxa" w:w="3408"/>
-          </w:tcPr>
-          <w:p>
-            <w:r>
-              <w:t>Check or calculation</w:t>
-            </w:r>
-          </w:p>
-        </w:tc>
-        <w:tc>
-          <w:tcPr>
-            <w:tcW w:type="dxa" w:w="3408"/>
-          </w:tcPr>
-          <w:p>
-            <w:r>
-              <w:t>Conclusion and limit</w:t>
-            </w:r>
-          </w:p>
-        </w:tc>
-      </w:tr>
-      <w:tr>
-        <w:tc>
-          <w:tcPr>
-            <w:tcW w:type="dxa" w:w="3408"/>
-          </w:tcPr>
-          <w:p>
-            <w:r>
-              <w:t>A blog says experiment had100 cases; original methods say40 and supplementary version says60 after revision.</w:t>
-            </w:r>
-          </w:p>
-        </w:tc>
-        <w:tc>
-          <w:tcPr>
-            <w:tcW w:type="dxa" w:w="3408"/>
-          </w:tcPr>
-          <w:p>
-            <w:r>
-              <w:t>Record title, authors, version, date, identifier and access location. Distinguish paper, code, data and commentary. Verify that a quoted claim belongs to the cited version.</w:t>
-            </w:r>
-          </w:p>
-        </w:tc>
-        <w:tc>
-          <w:tcPr>
-            <w:tcW w:type="dxa" w:w="3408"/>
-          </w:tcPr>
-          <w:p>
-            <w:r>
-              <w:t>Track versions and use the correct original record for the claim. The blog is secondary; the two original versions must not be merged silently.</w:t>
-            </w:r>
-          </w:p>
-        </w:tc>
-      </w:tr>
-    </w:tbl>
-    <w:p>
-      <w:r>
-        <w:t>The figure connects this chapter's worked input, declared procedure and result. Read the complete worked reasoning for qualifiers and intermediate steps; the abbreviated labels do not replace that reasoning.</w:t>
+        <w:t>Model the reasoning aloud</w:t>
       </w:r>
     </w:p>
     <w:p>
       <w:pPr>
-        <w:pStyle w:val="Heading3"/>
-      </w:pPr>
-      <w:r>
-        <w:t>Explain Finding primary research · 3</w:t>
+        <w:spacing w:line="336" w:lineRule="auto" w:after="180"/>
+      </w:pPr>
+      <w:r>
+        <w:rPr>
+          <w:b w:val="0"/>
+        </w:rPr>
+        <w:t xml:space="preserve">Use the complete worked example below before asking learners to complete W2. Reveal a small part, invite a </w:t>
+      </w:r>
+      <w:r>
+        <w:rPr>
+          <w:b/>
+        </w:rPr>
+        <w:t>prediction</w:t>
+      </w:r>
+      <w:r>
+        <w:rPr>
+          <w:b w:val="0"/>
+        </w:rPr>
+        <w:t>, then explain the deciding step.</w:t>
       </w:r>
     </w:p>
     <w:p>
@@ -925,195 +2320,7 @@
         <w:rPr>
           <w:b w:val="0"/>
         </w:rPr>
-        <w:t>Guided: Track versions and use the correct original record for the claim. The blog is secondary; the two original versions must not be merged silently.</w:t>
-      </w:r>
-    </w:p>
-    <w:p>
-      <w:pPr>
-        <w:spacing w:line="336" w:lineRule="auto" w:after="180"/>
-      </w:pPr>
-      <w:r>
-        <w:rPr>
-          <w:b w:val="0"/>
-        </w:rPr>
-        <w:t xml:space="preserve">Qualification: Being primary does not guarantee soundness; methods and </w:t>
-      </w:r>
-      <w:r>
-        <w:rPr>
-          <w:b/>
-        </w:rPr>
-        <w:t>evidence</w:t>
-      </w:r>
-      <w:r>
-        <w:rPr>
-          <w:b w:val="0"/>
-        </w:rPr>
-        <w:t xml:space="preserve"> still require assessment.</w:t>
-      </w:r>
-    </w:p>
-    <w:p>
-      <w:pPr>
-        <w:spacing w:line="336" w:lineRule="auto" w:after="180"/>
-      </w:pPr>
-      <w:r>
-        <w:rPr>
-          <w:b w:val="0"/>
-        </w:rPr>
-        <w:t xml:space="preserve">Exit: accept a concrete variation with its predicted outcome and a stated condition that would challenge the </w:t>
-      </w:r>
-      <w:r>
-        <w:rPr>
-          <w:b/>
-        </w:rPr>
-        <w:t>mechanism</w:t>
-      </w:r>
-      <w:r>
-        <w:rPr>
-          <w:b w:val="0"/>
-        </w:rPr>
-        <w:t xml:space="preserve">; reject a claim resting on unmeasured </w:t>
-      </w:r>
-      <w:r>
-        <w:rPr>
-          <w:b/>
-        </w:rPr>
-        <w:t>evidence</w:t>
-      </w:r>
-      <w:r>
-        <w:rPr>
-          <w:b w:val="0"/>
-        </w:rPr>
-        <w:t>.</w:t>
-      </w:r>
-    </w:p>
-    <w:p>
-      <w:pPr>
-        <w:pStyle w:val="Heading3"/>
-      </w:pPr>
-      <w:r>
-        <w:t>Model the reasoning aloud</w:t>
-      </w:r>
-    </w:p>
-    <w:p>
-      <w:pPr>
-        <w:spacing w:line="336" w:lineRule="auto" w:after="180"/>
-      </w:pPr>
-      <w:r>
-        <w:rPr>
-          <w:b w:val="0"/>
-        </w:rPr>
-        <w:t xml:space="preserve">Use the complete worked example below before asking learners to complete W2. Reveal a small part, invite a </w:t>
-      </w:r>
-      <w:r>
-        <w:rPr>
-          <w:b/>
-        </w:rPr>
-        <w:t>prediction</w:t>
-      </w:r>
-      <w:r>
-        <w:rPr>
-          <w:b w:val="0"/>
-        </w:rPr>
-        <w:t>, then explain the deciding step.</w:t>
-      </w:r>
-    </w:p>
-    <w:p>
-      <w:pPr>
-        <w:spacing w:line="336" w:lineRule="auto" w:after="180"/>
-      </w:pPr>
-      <w:r>
-        <w:rPr>
-          <w:b w:val="0"/>
-        </w:rPr>
         <w:t>These teacher notes contain solutions; do not reveal the independent case answer during modelling.</w:t>
-      </w:r>
-    </w:p>
-    <w:p>
-      <w:pPr>
-        <w:spacing w:line="336" w:lineRule="auto" w:after="180"/>
-      </w:pPr>
-      <w:r>
-        <w:rPr>
-          <w:b w:val="0"/>
-        </w:rPr>
-        <w:t>A blog says experiment had100 cases; original methods say40 and supplementary version says60 after revision.</w:t>
-      </w:r>
-    </w:p>
-    <w:p>
-      <w:pPr>
-        <w:spacing w:line="336" w:lineRule="auto" w:after="180"/>
-      </w:pPr>
-      <w:r>
-        <w:rPr>
-          <w:b w:val="0"/>
-        </w:rPr>
-        <w:t>Track versions and use the correct original record for the claim. The blog is secondary; the two original versions must not be merged silently.</w:t>
-      </w:r>
-    </w:p>
-    <w:p>
-      <w:pPr>
-        <w:pStyle w:val="Heading3"/>
-      </w:pPr>
-      <w:r>
-        <w:t>Model the reasoning aloud · 4</w:t>
-      </w:r>
-    </w:p>
-    <w:p>
-      <w:pPr>
-        <w:spacing w:line="336" w:lineRule="auto" w:after="180"/>
-      </w:pPr>
-      <w:r>
-        <w:rPr>
-          <w:b w:val="0"/>
-        </w:rPr>
-        <w:t xml:space="preserve">Compare the intermediate </w:t>
-      </w:r>
-      <w:r>
-        <w:rPr>
-          <w:b/>
-        </w:rPr>
-        <w:t>evidence</w:t>
-      </w:r>
-      <w:r>
-        <w:rPr>
-          <w:b w:val="0"/>
-        </w:rPr>
-        <w:t xml:space="preserve"> with the final statement. Explain why each number or decision follows from the stated </w:t>
-      </w:r>
-      <w:r>
-        <w:rPr>
-          <w:b/>
-        </w:rPr>
-        <w:t>input</w:t>
-      </w:r>
-      <w:r>
-        <w:rPr>
-          <w:b w:val="0"/>
-        </w:rPr>
-        <w:t>s.</w:t>
-      </w:r>
-    </w:p>
-    <w:p>
-      <w:pPr>
-        <w:spacing w:line="336" w:lineRule="auto" w:after="180"/>
-      </w:pPr>
-      <w:r>
-        <w:rPr>
-          <w:b w:val="0"/>
-        </w:rPr>
-        <w:t xml:space="preserve">The conclusion belongs to this scenario and procedure; changing the </w:t>
-      </w:r>
-      <w:r>
-        <w:rPr>
-          <w:b/>
-        </w:rPr>
-        <w:t>input</w:t>
-      </w:r>
-      <w:r>
-        <w:rPr>
-          <w:b w:val="0"/>
-        </w:rPr>
-        <w:t>s, evaluation population or authority can change what it establishes. Retain the raw record so a later revision can be compared honestly.</w:t>
       </w:r>
     </w:p>
     <w:tbl>
@@ -1239,41 +2446,10 @@
     </w:p>
     <w:p>
       <w:pPr>
-        <w:spacing w:line="336" w:lineRule="auto" w:after="180"/>
-      </w:pPr>
-      <w:r>
-        <w:rPr>
-          <w:b w:val="0"/>
-        </w:rPr>
-        <w:t>Find the source behind a summary. A blog describes a fictional benchmark improvement and links an original study report.</w:t>
-      </w:r>
-    </w:p>
-    <w:p>
-      <w:pPr>
         <w:pStyle w:val="Heading3"/>
       </w:pPr>
       <w:r>
         <w:t>The facts we will use</w:t>
-      </w:r>
-    </w:p>
-    <w:p>
-      <w:pPr>
-        <w:pStyle w:val="Heading3"/>
-      </w:pPr>
-      <w:r>
-        <w:t>Supplied facts</w:t>
-      </w:r>
-    </w:p>
-    <w:p>
-      <w:pPr>
-        <w:spacing w:line="336" w:lineRule="auto" w:after="180"/>
-        <w:shd w:fill="F1F6FC"/>
-      </w:pPr>
-      <w:r>
-        <w:rPr>
-          <w:b w:val="0"/>
-        </w:rPr>
-        <w:t>Blog says "90% reliable". Original report records 9/10 correct on one fixed fictional task set and describes its labels.</w:t>
       </w:r>
     </w:p>
     <w:p>
@@ -1281,7 +2457,7 @@
         <w:drawing>
           <wp:inline xmlns:a="http://schemas.openxmlformats.org/drawingml/2006/main" xmlns:pic="http://schemas.openxmlformats.org/drawingml/2006/picture">
             <wp:extent cx="5486400" cy="5225143"/>
-            <wp:docPr id="1" name="Picture 1" descr="Finding primary research. Follow the primary link: Open the original report rather than treating the blog as the measurement.. Locate methods and results: Identify the ten cases, labels and nine correct results.. Record source details: Keep report version and page or table reference with the exact scoped result."/>
+            <wp:docPr id="2" name="Picture 2" descr="Finding primary research. Follow the primary link: Open the original report rather than treating the blog as the measurement.. Locate methods and results: Identify the ten cases, labels and nine correct results.. Record source details: Keep report version and page or table reference with the exact scoped result."/>
             <wp:cNvGraphicFramePr>
               <a:graphicFrameLocks noChangeAspect="1"/>
             </wp:cNvGraphicFramePr>
@@ -1293,7 +2469,7 @@
                     <pic:cNvPicPr/>
                   </pic:nvPicPr>
                   <pic:blipFill>
-                    <a:blip r:embed="rId9"/>
+                    <a:blip r:embed="rId10"/>
                     <a:stretch>
                       <a:fillRect/>
                     </a:stretch>
@@ -1317,114 +2493,7 @@
         <w:pStyle w:val="Heading3"/>
       </w:pPr>
       <w:r>
-        <w:t>Read the picture one step at a time</w:t>
-      </w:r>
-    </w:p>
-    <w:tbl>
-      <w:tblPr>
-        <w:tblStyle w:val="LightShading-Accent1"/>
-        <w:tblW w:type="auto" w:w="0"/>
-        <w:tblLook w:firstColumn="1" w:firstRow="1" w:lastColumn="0" w:lastRow="0" w:noHBand="0" w:noVBand="1" w:val="04A0"/>
-      </w:tblPr>
-      <w:tblGrid>
-        <w:gridCol w:w="5112"/>
-        <w:gridCol w:w="5112"/>
-      </w:tblGrid>
-      <w:tr>
-        <w:trPr>
-          <w:tblHeader/>
-        </w:trPr>
-        <w:tc>
-          <w:tcPr>
-            <w:tcW w:type="dxa" w:w="5112"/>
-          </w:tcPr>
-          <w:p>
-            <w:r>
-              <w:t>Step</w:t>
-            </w:r>
-          </w:p>
-        </w:tc>
-        <w:tc>
-          <w:tcPr>
-            <w:tcW w:type="dxa" w:w="5112"/>
-          </w:tcPr>
-          <w:p>
-            <w:r>
-              <w:t>What happens and why</w:t>
-            </w:r>
-          </w:p>
-        </w:tc>
-      </w:tr>
-      <w:tr>
-        <w:tc>
-          <w:tcPr>
-            <w:tcW w:type="dxa" w:w="5112"/>
-          </w:tcPr>
-          <w:p>
-            <w:r>
-              <w:t>1. Follow the primary link</w:t>
-            </w:r>
-          </w:p>
-        </w:tc>
-        <w:tc>
-          <w:tcPr>
-            <w:tcW w:type="dxa" w:w="5112"/>
-          </w:tcPr>
-          <w:p>
-            <w:r>
-              <w:t>Open the original report rather than treating the blog as the measurement.</w:t>
-            </w:r>
-          </w:p>
-        </w:tc>
-      </w:tr>
-      <w:tr>
-        <w:tc>
-          <w:tcPr>
-            <w:tcW w:type="dxa" w:w="5112"/>
-          </w:tcPr>
-          <w:p>
-            <w:r>
-              <w:t>2. Locate methods and results</w:t>
-            </w:r>
-          </w:p>
-        </w:tc>
-        <w:tc>
-          <w:tcPr>
-            <w:tcW w:type="dxa" w:w="5112"/>
-          </w:tcPr>
-          <w:p>
-            <w:r>
-              <w:t>Identify the ten cases, labels and nine correct results.</w:t>
-            </w:r>
-          </w:p>
-        </w:tc>
-      </w:tr>
-      <w:tr>
-        <w:tc>
-          <w:tcPr>
-            <w:tcW w:type="dxa" w:w="5112"/>
-          </w:tcPr>
-          <w:p>
-            <w:r>
-              <w:t>3. Record source details</w:t>
-            </w:r>
-          </w:p>
-        </w:tc>
-        <w:tc>
-          <w:tcPr>
-            <w:tcW w:type="dxa" w:w="5112"/>
-          </w:tcPr>
-          <w:p>
-            <w:r>
-              <w:t>Keep report version and page or table reference with the exact scoped result.</w:t>
-            </w:r>
-          </w:p>
-        </w:tc>
-      </w:tr>
-    </w:tbl>
-    <w:p>
-      <w:r>
-        <w:t>Match each pictured step to the supplied facts. This is a worked teaching case, not an independent assessment.</w:t>
+        <w:t>Why this result follows</w:t>
       </w:r>
     </w:p>
     <w:p>
@@ -1432,7 +2501,7 @@
         <w:pStyle w:val="Heading3"/>
       </w:pPr>
       <w:r>
-        <w:t>Why this result follows</w:t>
+        <w:t>What this example does not establish</w:t>
       </w:r>
     </w:p>
     <w:p>
@@ -1440,149 +2509,168 @@
         <w:pStyle w:val="Heading3"/>
       </w:pPr>
       <w:r>
-        <w:t>Why the result follows</w:t>
+        <w:t>Change one thing in the pictured case</w:t>
       </w:r>
     </w:p>
     <w:p>
       <w:pPr>
-        <w:spacing w:line="336" w:lineRule="auto" w:after="180"/>
-        <w:shd w:fill="F1F6FC"/>
-      </w:pPr>
-      <w:r>
-        <w:rPr>
-          <w:b w:val="0"/>
-        </w:rPr>
-        <w:t xml:space="preserve">Primary research exposes the procedure and </w:t>
-      </w:r>
-      <w:r>
-        <w:rPr>
-          <w:b/>
-        </w:rPr>
-        <w:t>observation</w:t>
-      </w:r>
-      <w:r>
-        <w:rPr>
-          <w:b w:val="0"/>
-        </w:rPr>
-        <w:t>s behind a summary. It still needs scrutiny; being original does not make every interpretation correct.</w:t>
+        <w:pStyle w:val="Heading3"/>
+      </w:pPr>
+      <w:r>
+        <w:t>Ask while showing the picture</w:t>
       </w:r>
     </w:p>
     <w:p>
       <w:pPr>
-        <w:pStyle w:val="Heading3"/>
-      </w:pPr>
-      <w:r>
-        <w:t>What this example does not establish</w:t>
+        <w:spacing w:line="336" w:lineRule="auto" w:after="180"/>
+      </w:pPr>
+      <w:r>
+        <w:rPr>
+          <w:b w:val="0"/>
+        </w:rPr>
+        <w:t xml:space="preserve">Cover the result. Ask learners to name the </w:t>
+      </w:r>
+      <w:r>
+        <w:rPr>
+          <w:b/>
+        </w:rPr>
+        <w:t>input</w:t>
+      </w:r>
+      <w:r>
+        <w:rPr>
+          <w:b w:val="0"/>
+        </w:rPr>
+        <w:t xml:space="preserve">s and predict the next step. Uncover one step, connect the icon to the actual procedure, and explain its </w:t>
+      </w:r>
+      <w:r>
+        <w:rPr>
+          <w:b/>
+        </w:rPr>
+        <w:t>evidence</w:t>
+      </w:r>
+      <w:r>
+        <w:rPr>
+          <w:b w:val="0"/>
+        </w:rPr>
+        <w:t>. Then change the supplied condition and compare.</w:t>
       </w:r>
     </w:p>
     <w:p>
       <w:pPr>
-        <w:pStyle w:val="Heading3"/>
-      </w:pPr>
-      <w:r>
-        <w:t>Keep the stated limit</w:t>
+        <w:spacing w:line="336" w:lineRule="auto" w:after="180"/>
+      </w:pPr>
+      <w:r>
+        <w:rPr>
+          <w:b w:val="0"/>
+        </w:rPr>
+        <w:t>The picture is a representation; it does not document execution of a real AI model.</w:t>
       </w:r>
     </w:p>
     <w:p>
       <w:pPr>
-        <w:spacing w:line="336" w:lineRule="auto" w:after="180"/>
-        <w:shd w:fill="FFF5E6"/>
-      </w:pPr>
-      <w:r>
-        <w:rPr>
-          <w:b w:val="0"/>
-        </w:rPr>
-        <w:t>This example names fictional documents; it is a source-tracing exercise, not a real literature citation.</w:t>
+        <w:pStyle w:val="Heading1"/>
+      </w:pPr>
+      <w:r>
+        <w:t>03. Model a step,then remove help</w:t>
       </w:r>
     </w:p>
     <w:p>
-      <w:pPr>
-        <w:pStyle w:val="Heading3"/>
-      </w:pPr>
-      <w:r>
-        <w:t>Change one thing in the pictured case</w:t>
+      <w:r>
+        <w:t>Collect each learner’s reasoning before showing a key.</w:t>
       </w:r>
     </w:p>
     <w:p>
       <w:pPr>
-        <w:pStyle w:val="Heading3"/>
-      </w:pPr>
-      <w:r>
-        <w:t>Change one thing</w:t>
+        <w:pStyle w:val="Heading2"/>
+      </w:pPr>
+      <w:r>
+        <w:t>Current completion task and checked reasoning</w:t>
       </w:r>
     </w:p>
     <w:p>
       <w:pPr>
         <w:spacing w:line="336" w:lineRule="auto" w:after="180"/>
-        <w:shd w:fill="F5F1FB"/>
       </w:pPr>
       <w:r>
         <w:rPr>
           <w:b w:val="0"/>
         </w:rPr>
-        <w:t>Change: The original report is unavailable and only the blog remains.</w:t>
+        <w:t>Completion task: A blog says experiment had 100 cases; original methods say 40 and supplementary version says 60 after revision. Show the intermediate steps and give the conclusion with its scope.</w:t>
       </w:r>
     </w:p>
     <w:p>
       <w:pPr>
-        <w:pStyle w:val="Heading3"/>
-      </w:pPr>
-      <w:r>
-        <w:t>Predicted result</w:t>
+        <w:spacing w:line="336" w:lineRule="auto" w:after="180"/>
+      </w:pPr>
+      <w:r>
+        <w:rPr>
+          <w:b w:val="0"/>
+        </w:rPr>
+        <w:t>Teacher check: Teacher explanation: Track versions and use the correct original record for the claim. The blog is secondary; the two original versions must not be merged silently.</w:t>
       </w:r>
     </w:p>
     <w:p>
       <w:pPr>
         <w:spacing w:line="336" w:lineRule="auto" w:after="180"/>
-        <w:shd w:fill="F1F6FC"/>
-      </w:pPr>
+      </w:pPr>
+      <w:r>
+        <w:rPr>
+          <w:b w:val="0"/>
+        </w:rPr>
+        <w:t xml:space="preserve">Start by identifying the given </w:t>
+      </w:r>
       <w:r>
         <w:rPr>
           <w:b/>
         </w:rPr>
-        <w:t>Prediction</w:t>
+        <w:t>input</w:t>
       </w:r>
       <w:r>
         <w:rPr>
           <w:b w:val="0"/>
         </w:rPr>
-        <w:t>: Mark the measurement as unverified rather than filling in absent methods.</w:t>
+        <w:t>s together. Leave the intermediate steps blank. If needed, model one step, then withdraw that help on the next step. Move to a full trace only when the partial trace is understood.</w:t>
       </w:r>
     </w:p>
     <w:p>
       <w:pPr>
-        <w:pStyle w:val="Heading3"/>
-      </w:pPr>
-      <w:r>
-        <w:t>Why the result follows</w:t>
+        <w:spacing w:line="336" w:lineRule="auto" w:after="180"/>
+      </w:pPr>
+      <w:r>
+        <w:rPr>
+          <w:b w:val="0"/>
+        </w:rPr>
+        <w:t>For partners, alternate explainer and checker; collect a response from every learner before discussion.</w:t>
       </w:r>
     </w:p>
     <w:p>
       <w:pPr>
-        <w:spacing w:line="336" w:lineRule="auto" w:after="180"/>
-        <w:shd w:fill="F1F6FC"/>
-      </w:pPr>
-      <w:r>
-        <w:rPr>
-          <w:b w:val="0"/>
-        </w:rPr>
-        <w:t>Reason: The summary cannot supply details that have not been inspected.</w:t>
+        <w:pStyle w:val="Heading2"/>
+      </w:pPr>
+      <w:r>
+        <w:t>Individual misconception check</w:t>
       </w:r>
     </w:p>
     <w:p>
       <w:pPr>
-        <w:pStyle w:val="Heading3"/>
-      </w:pPr>
-      <w:r>
-        <w:t>Ask while showing the picture</w:t>
+        <w:spacing w:line="336" w:lineRule="auto" w:after="180"/>
+      </w:pPr>
+      <w:r>
+        <w:rPr>
+          <w:b w:val="0"/>
+        </w:rPr>
+        <w:t>Use the worked case for Finding primary research. Proposed explanation: “The worked result establishes every future case”. Decide whether this explanation is supported.</w:t>
       </w:r>
     </w:p>
     <w:p>
       <w:pPr>
-        <w:pStyle w:val="Heading3"/>
-      </w:pPr>
-      <w:r>
-        <w:t>Ask while showing the picture · 5</w:t>
+        <w:spacing w:line="336" w:lineRule="auto" w:after="180"/>
+      </w:pPr>
+      <w:r>
+        <w:rPr>
+          <w:b w:val="0"/>
+        </w:rPr>
+        <w:t>Point to the step or supplied fact that decides; explain your repair if needed.</w:t>
       </w:r>
     </w:p>
     <w:p>
@@ -1593,31 +2681,19 @@
         <w:rPr>
           <w:b w:val="0"/>
         </w:rPr>
-        <w:t xml:space="preserve">Cover the result. Ask learners to name the </w:t>
+        <w:t xml:space="preserve">Expected correction: Being primary does not guarantee soundness; methods and </w:t>
       </w:r>
       <w:r>
         <w:rPr>
           <w:b/>
         </w:rPr>
-        <w:t>input</w:t>
+        <w:t>evidence</w:t>
       </w:r>
       <w:r>
         <w:rPr>
           <w:b w:val="0"/>
         </w:rPr>
-        <w:t xml:space="preserve">s and predict the next step. Uncover one step, connect the icon to the actual procedure, and explain its </w:t>
-      </w:r>
-      <w:r>
-        <w:rPr>
-          <w:b/>
-        </w:rPr>
-        <w:t>evidence</w:t>
-      </w:r>
-      <w:r>
-        <w:rPr>
-          <w:b w:val="0"/>
-        </w:rPr>
-        <w:t>. Then change the supplied condition and compare.</w:t>
+        <w:t xml:space="preserve"> still require assessment.</w:t>
       </w:r>
     </w:p>
     <w:p>
@@ -1628,20 +2704,190 @@
         <w:rPr>
           <w:b w:val="0"/>
         </w:rPr>
-        <w:t>The picture is a representation; it does not document execution of a real AI model.</w:t>
+        <w:t>Collect explanations, not only yes/no votes. If a misunderstanding is common, re-model the relevant step for the class.</w:t>
       </w:r>
     </w:p>
     <w:p>
       <w:pPr>
-        <w:pStyle w:val="Heading1"/>
-      </w:pPr>
-      <w:r>
-        <w:t>03. Demonstrate and guide practice</w:t>
+        <w:spacing w:line="336" w:lineRule="auto" w:after="180"/>
+      </w:pPr>
+      <w:r>
+        <w:rPr>
+          <w:b w:val="0"/>
+        </w:rPr>
+        <w:t>If it affects a few learners, give a short targeted group explanation while others solve a more demanding variation.</w:t>
       </w:r>
     </w:p>
     <w:p>
-      <w:r>
-        <w:t>Demonstrate Finding primary research, reduce support deliberately and check individual reasoning before discussing answers.</w:t>
+      <w:pPr>
+        <w:pStyle w:val="Heading2"/>
+      </w:pPr>
+      <w:r>
+        <w:t>Pictured reasoning and changed case</w:t>
+      </w:r>
+    </w:p>
+    <w:p>
+      <w:pPr>
+        <w:spacing w:line="336" w:lineRule="auto" w:after="180"/>
+      </w:pPr>
+      <w:r>
+        <w:rPr>
+          <w:b w:val="0"/>
+        </w:rPr>
+        <w:t>Separate what the blog claims from what the original report records. Which methods and denominator must be inspected, and what status is honest if the original report is unavailable?</w:t>
+      </w:r>
+    </w:p>
+    <w:p>
+      <w:pPr>
+        <w:spacing w:line="336" w:lineRule="auto" w:after="180"/>
+      </w:pPr>
+      <w:r>
+        <w:rPr>
+          <w:b w:val="0"/>
+        </w:rPr>
+        <w:t>Open the original report rather than treating the blog as the measurement. Identify the ten cases, labels and nine correct results. Keep report version and page or table reference with the exact scoped result.</w:t>
+      </w:r>
+    </w:p>
+    <w:p>
+      <w:pPr>
+        <w:spacing w:line="336" w:lineRule="auto" w:after="180"/>
+      </w:pPr>
+      <w:r>
+        <w:rPr>
+          <w:b w:val="0"/>
+        </w:rPr>
+        <w:t>Changed case: Mark the measurement as unverified rather than filling in absent methods. The summary cannot supply details that have not been inspected.</w:t>
+      </w:r>
+    </w:p>
+    <w:p>
+      <w:pPr>
+        <w:spacing w:line="336" w:lineRule="auto" w:after="180"/>
+      </w:pPr>
+      <w:r>
+        <w:rPr>
+          <w:b w:val="0"/>
+        </w:rPr>
+        <w:t>Changed-case reasoning: Mark the measurement as unverified rather than filling in absent methods. The summary cannot supply details that have not been inspected.</w:t>
+      </w:r>
+    </w:p>
+    <w:p>
+      <w:pPr>
+        <w:spacing w:line="336" w:lineRule="auto" w:after="180"/>
+      </w:pPr>
+      <w:r>
+        <w:rPr>
+          <w:b w:val="0"/>
+        </w:rPr>
+        <w:t xml:space="preserve">Collect each learner’s explanation before discussion. Use the first missing connection between </w:t>
+      </w:r>
+      <w:r>
+        <w:rPr>
+          <w:b/>
+        </w:rPr>
+        <w:t>input</w:t>
+      </w:r>
+      <w:r>
+        <w:rPr>
+          <w:b w:val="0"/>
+        </w:rPr>
+        <w:t xml:space="preserve">, deciding step and result to choose support. This question is worked-case practice, not fresh mastery </w:t>
+      </w:r>
+      <w:r>
+        <w:rPr>
+          <w:b/>
+        </w:rPr>
+        <w:t>evidence</w:t>
+      </w:r>
+      <w:r>
+        <w:rPr>
+          <w:b w:val="0"/>
+        </w:rPr>
+        <w:t>.</w:t>
+      </w:r>
+    </w:p>
+    <w:p>
+      <w:pPr>
+        <w:pStyle w:val="Heading2"/>
+      </w:pPr>
+      <w:r>
+        <w:t>Accessible support and extension</w:t>
+      </w:r>
+    </w:p>
+    <w:p>
+      <w:pPr>
+        <w:spacing w:line="336" w:lineRule="auto" w:after="180"/>
+      </w:pPr>
+      <w:r>
+        <w:rPr>
+          <w:b w:val="0"/>
+        </w:rPr>
+        <w:t xml:space="preserve">Use the worked example in Sections 3 and 6. Collect a </w:t>
+      </w:r>
+      <w:r>
+        <w:rPr>
+          <w:b/>
+        </w:rPr>
+        <w:t>prediction</w:t>
+      </w:r>
+      <w:r>
+        <w:rPr>
+          <w:b w:val="0"/>
+        </w:rPr>
+        <w:t xml:space="preserve"> before revealing its result; ask the learner to point to each intermediate fact.</w:t>
+      </w:r>
+    </w:p>
+    <w:p>
+      <w:pPr>
+        <w:spacing w:line="336" w:lineRule="auto" w:after="180"/>
+      </w:pPr>
+      <w:r>
+        <w:rPr>
+          <w:b w:val="0"/>
+        </w:rPr>
+        <w:t xml:space="preserve">Provide an </w:t>
+      </w:r>
+      <w:r>
+        <w:rPr>
+          <w:b/>
+        </w:rPr>
+        <w:t>input</w:t>
+      </w:r>
+      <w:r>
+        <w:rPr>
+          <w:b w:val="0"/>
+        </w:rPr>
+        <w:t>/procedure/result/limit frame and a calculator when needed. Ask students to identify the first step before completing the whole trace.</w:t>
+      </w:r>
+    </w:p>
+    <w:p>
+      <w:pPr>
+        <w:spacing w:line="336" w:lineRule="auto" w:after="180"/>
+      </w:pPr>
+      <w:r>
+        <w:rPr>
+          <w:b w:val="0"/>
+        </w:rPr>
+        <w:t xml:space="preserve">Extension: compare two concrete variants of this </w:t>
+      </w:r>
+      <w:r>
+        <w:rPr>
+          <w:b/>
+        </w:rPr>
+        <w:t>mechanism</w:t>
+      </w:r>
+      <w:r>
+        <w:rPr>
+          <w:b w:val="0"/>
+        </w:rPr>
+        <w:t xml:space="preserve"> while holding unrelated conditions fixed; report both successful and unsuccessful outcomes.</w:t>
+      </w:r>
+    </w:p>
+    <w:p>
+      <w:pPr>
+        <w:pStyle w:val="Heading2"/>
+      </w:pPr>
+      <w:r>
+        <w:t>Earlier wording, alternatives and picture transcripts · reference / check after trying</w:t>
       </w:r>
     </w:p>
     <w:tbl>
@@ -1858,71 +3104,26 @@
     </w:tbl>
     <w:p>
       <w:pPr>
-        <w:spacing w:line="336" w:lineRule="auto" w:after="180"/>
-      </w:pPr>
-      <w:r>
-        <w:rPr>
-          <w:b w:val="0"/>
-        </w:rPr>
-        <w:t xml:space="preserve">Use the worked example in Sections 3 and 6. Collect a </w:t>
-      </w:r>
-      <w:r>
-        <w:rPr>
-          <w:b/>
-        </w:rPr>
-        <w:t>prediction</w:t>
-      </w:r>
-      <w:r>
-        <w:rPr>
-          <w:b w:val="0"/>
-        </w:rPr>
-        <w:t xml:space="preserve"> before revealing its result; ask the learner to point to each intermediate fact.</w:t>
+        <w:pStyle w:val="Heading3"/>
+      </w:pPr>
+      <w:r>
+        <w:t>Reduce help deliberately</w:t>
       </w:r>
     </w:p>
     <w:p>
       <w:pPr>
-        <w:spacing w:line="336" w:lineRule="auto" w:after="180"/>
-      </w:pPr>
-      <w:r>
-        <w:rPr>
-          <w:b w:val="0"/>
-        </w:rPr>
-        <w:t xml:space="preserve">Provide an </w:t>
-      </w:r>
-      <w:r>
-        <w:rPr>
-          <w:b/>
-        </w:rPr>
-        <w:t>input</w:t>
-      </w:r>
-      <w:r>
-        <w:rPr>
-          <w:b w:val="0"/>
-        </w:rPr>
-        <w:t>/procedure/result/limit frame and a calculator when needed. Ask students to identify the first step before completing the whole trace.</w:t>
+        <w:pStyle w:val="Heading3"/>
+      </w:pPr>
+      <w:r>
+        <w:t>Individual reasoning check</w:t>
       </w:r>
     </w:p>
     <w:p>
       <w:pPr>
-        <w:spacing w:line="336" w:lineRule="auto" w:after="180"/>
-      </w:pPr>
-      <w:r>
-        <w:rPr>
-          <w:b w:val="0"/>
-        </w:rPr>
-        <w:t xml:space="preserve">Extension: compare two concrete variants of this </w:t>
-      </w:r>
-      <w:r>
-        <w:rPr>
-          <w:b/>
-        </w:rPr>
-        <w:t>mechanism</w:t>
-      </w:r>
-      <w:r>
-        <w:rPr>
-          <w:b w:val="0"/>
-        </w:rPr>
-        <w:t xml:space="preserve"> while holding unrelated conditions fixed; report both successful and unsuccessful outcomes.</w:t>
+        <w:pStyle w:val="Heading3"/>
+      </w:pPr>
+      <w:r>
+        <w:t>Pictorial practice question</w:t>
       </w:r>
     </w:p>
     <w:p>
@@ -1930,47 +3131,39 @@
         <w:pStyle w:val="Heading3"/>
       </w:pPr>
       <w:r>
-        <w:t>Reduce help deliberately</w:t>
+        <w:t>Reasoned teacher answer</w:t>
       </w:r>
     </w:p>
     <w:p>
       <w:pPr>
-        <w:pStyle w:val="Heading3"/>
-      </w:pPr>
-      <w:r>
-        <w:t>Completion practice</w:t>
+        <w:pStyle w:val="Heading1"/>
+      </w:pPr>
+      <w:r>
+        <w:t>04. Run the complete supplied investigation</w:t>
       </w:r>
     </w:p>
     <w:p>
-      <w:pPr>
-        <w:spacing w:line="336" w:lineRule="auto" w:after="180"/>
-        <w:shd w:fill="F5F1FB"/>
-      </w:pPr>
-      <w:r>
-        <w:rPr>
-          <w:b w:val="0"/>
-        </w:rPr>
-        <w:t>Completion task: A blog says experiment had100 cases; original methods say40 and supplementary version says60 after revision. Show the intermediate steps and give the conclusion with its scope.</w:t>
+      <w:r>
+        <w:t>Separate predictions,actual runs and paper traces.</w:t>
       </w:r>
     </w:p>
     <w:p>
       <w:pPr>
-        <w:pStyle w:val="Heading3"/>
-      </w:pPr>
-      <w:r>
-        <w:t>Reasoning to listen for</w:t>
+        <w:pStyle w:val="Heading2"/>
+      </w:pPr>
+      <w:r>
+        <w:t>Complete inputs,expected results and limits</w:t>
       </w:r>
     </w:p>
     <w:p>
       <w:pPr>
         <w:spacing w:line="336" w:lineRule="auto" w:after="180"/>
-        <w:shd w:fill="F1F6FC"/>
       </w:pPr>
       <w:r>
         <w:rPr>
           <w:b w:val="0"/>
         </w:rPr>
-        <w:t>Teacher check: Teacher explanation: Track versions and use the correct original record for the claim. The blog is secondary; the two original versions must not be merged silently.</w:t>
+        <w:t>Main supplied originals report 40 and 60 in distinct versions; blog 100 remains unsupported and counts must not merge. Picture original 9/10 supports that fixed-task result only, while unavailable-original variant remains secondary/unverified. Selected search-summary mismatch needs exact actual paper/version, dataset, metric, result and locator; record discrepancy rather than borrowing its number.</w:t>
       </w:r>
     </w:p>
     <w:p>
@@ -1981,38 +3174,38 @@
         <w:rPr>
           <w:b w:val="0"/>
         </w:rPr>
-        <w:t xml:space="preserve">Start by identifying the given </w:t>
-      </w:r>
-      <w:r>
-        <w:rPr>
-          <w:b/>
-        </w:rPr>
-        <w:t>input</w:t>
-      </w:r>
-      <w:r>
-        <w:rPr>
-          <w:b w:val="0"/>
-        </w:rPr>
-        <w:t>s together. Leave the intermediate steps blank. If needed, model one step, then withdraw that help on the next step. Move to a full trace only when the partial trace is understood.</w:t>
+        <w:t>All exercise identities are fictional and no raw-data or live-literature verification is claimed.</w:t>
       </w:r>
     </w:p>
     <w:p>
       <w:pPr>
-        <w:spacing w:line="336" w:lineRule="auto" w:after="180"/>
-      </w:pPr>
-      <w:r>
-        <w:rPr>
-          <w:b w:val="0"/>
-        </w:rPr>
-        <w:t>For partners, alternate explainer and checker; collect a response from every learner before discussion.</w:t>
+        <w:pStyle w:val="Heading2"/>
+      </w:pPr>
+      <w:r>
+        <w:t>Diagnose the current misconceptions</w:t>
       </w:r>
     </w:p>
     <w:p>
       <w:pPr>
-        <w:pStyle w:val="Heading3"/>
-      </w:pPr>
-      <w:r>
-        <w:t>Individual reasoning check</w:t>
+        <w:spacing w:line="336" w:lineRule="auto" w:after="180"/>
+      </w:pPr>
+      <w:r>
+        <w:rPr>
+          <w:b w:val="0"/>
+        </w:rPr>
+        <w:t xml:space="preserve">The worked result establishes every future case: Being primary does not guarantee soundness; methods and </w:t>
+      </w:r>
+      <w:r>
+        <w:rPr>
+          <w:b/>
+        </w:rPr>
+        <w:t>evidence</w:t>
+      </w:r>
+      <w:r>
+        <w:rPr>
+          <w:b w:val="0"/>
+        </w:rPr>
+        <w:t xml:space="preserve"> still require assessment.</w:t>
       </w:r>
     </w:p>
     <w:p>
@@ -2023,7 +3216,31 @@
         <w:rPr>
           <w:b w:val="0"/>
         </w:rPr>
-        <w:t>Use the worked case for Finding primary research. Proposed explanation: “The worked result establishes every future case”. Decide whether this explanation is supported.</w:t>
+        <w:t xml:space="preserve">A missing </w:t>
+      </w:r>
+      <w:r>
+        <w:rPr>
+          <w:b/>
+        </w:rPr>
+        <w:t>input</w:t>
+      </w:r>
+      <w:r>
+        <w:rPr>
+          <w:b w:val="0"/>
+        </w:rPr>
+        <w:t xml:space="preserve"> may be replaced without recording the change: A replacement changes the </w:t>
+      </w:r>
+      <w:r>
+        <w:rPr>
+          <w:b/>
+        </w:rPr>
+        <w:t>evidence</w:t>
+      </w:r>
+      <w:r>
+        <w:rPr>
+          <w:b w:val="0"/>
+        </w:rPr>
+        <w:t xml:space="preserve"> or contract. Record the change and its justification; do not silently turn unknown into a measured value.</w:t>
       </w:r>
     </w:p>
     <w:p>
@@ -2034,294 +3251,62 @@
         <w:rPr>
           <w:b w:val="0"/>
         </w:rPr>
-        <w:t>Point to the step or supplied fact that decides; explain your repair if needed.</w:t>
+        <w:t xml:space="preserve">Repeating an assessed case is new independent </w:t>
+      </w:r>
+      <w:r>
+        <w:rPr>
+          <w:b/>
+        </w:rPr>
+        <w:t>evidence</w:t>
+      </w:r>
+      <w:r>
+        <w:rPr>
+          <w:b w:val="0"/>
+        </w:rPr>
+        <w:t>: A replay checks consistency. An example used for feedback or revision cannot later be described as untouched final evaluation.</w:t>
       </w:r>
     </w:p>
     <w:p>
       <w:pPr>
-        <w:pStyle w:val="Heading3"/>
-      </w:pPr>
-      <w:r>
-        <w:t>Expected repair</w:t>
+        <w:spacing w:line="336" w:lineRule="auto" w:after="180"/>
+      </w:pPr>
+      <w:r>
+        <w:rPr>
+          <w:b w:val="0"/>
+        </w:rPr>
+        <w:t xml:space="preserve">Use Section 9 for the </w:t>
+      </w:r>
+      <w:r>
+        <w:rPr>
+          <w:b/>
+        </w:rPr>
+        <w:t>evidence</w:t>
+      </w:r>
+      <w:r>
+        <w:rPr>
+          <w:b w:val="0"/>
+        </w:rPr>
+        <w:t xml:space="preserve"> ledger. Add a boundary or missing-</w:t>
+      </w:r>
+      <w:r>
+        <w:rPr>
+          <w:b/>
+        </w:rPr>
+        <w:t>input</w:t>
+      </w:r>
+      <w:r>
+        <w:rPr>
+          <w:b w:val="0"/>
+        </w:rPr>
+        <w:t xml:space="preserve"> case and record the expected response before checking. More successful repeats of one case do not establish wider coverage.</w:t>
       </w:r>
     </w:p>
     <w:p>
       <w:pPr>
-        <w:spacing w:line="336" w:lineRule="auto" w:after="180"/>
-        <w:shd w:fill="F1F6FC"/>
-      </w:pPr>
-      <w:r>
-        <w:rPr>
-          <w:b w:val="0"/>
-        </w:rPr>
-        <w:t xml:space="preserve">Expected correction: Being primary does not guarantee soundness; methods and </w:t>
-      </w:r>
-      <w:r>
-        <w:rPr>
-          <w:b/>
-        </w:rPr>
-        <w:t>evidence</w:t>
-      </w:r>
-      <w:r>
-        <w:rPr>
-          <w:b w:val="0"/>
-        </w:rPr>
-        <w:t xml:space="preserve"> still require assessment.</w:t>
-      </w:r>
-    </w:p>
-    <w:p>
-      <w:pPr>
-        <w:spacing w:line="336" w:lineRule="auto" w:after="180"/>
-      </w:pPr>
-      <w:r>
-        <w:rPr>
-          <w:b w:val="0"/>
-        </w:rPr>
-        <w:t>Collect explanations, not only yes/no votes. If a misunderstanding is common, re-model the relevant step for the class.</w:t>
-      </w:r>
-    </w:p>
-    <w:p>
-      <w:pPr>
-        <w:spacing w:line="336" w:lineRule="auto" w:after="180"/>
-      </w:pPr>
-      <w:r>
-        <w:rPr>
-          <w:b w:val="0"/>
-        </w:rPr>
-        <w:t>If it affects a few learners, give a short targeted group explanation while others solve a more demanding variation.</w:t>
-      </w:r>
-    </w:p>
-    <w:p>
-      <w:pPr>
-        <w:pStyle w:val="Heading3"/>
-      </w:pPr>
-      <w:r>
-        <w:t>Pictorial practice question</w:t>
-      </w:r>
-    </w:p>
-    <w:p>
-      <w:pPr>
-        <w:spacing w:line="336" w:lineRule="auto" w:after="180"/>
-        <w:shd w:fill="F5F1FB"/>
-      </w:pPr>
-      <w:r>
-        <w:rPr>
-          <w:b w:val="0"/>
-        </w:rPr>
-        <w:t>Separate what the blog claims from what the original report records. Which methods and denominator must be inspected, and what status is honest if the original report is unavailable?</w:t>
-      </w:r>
-    </w:p>
-    <w:p>
-      <w:pPr>
-        <w:pStyle w:val="Heading3"/>
-      </w:pPr>
-      <w:r>
-        <w:t>Reasoned teacher answer</w:t>
-      </w:r>
-    </w:p>
-    <w:p>
-      <w:pPr>
-        <w:spacing w:line="336" w:lineRule="auto" w:after="180"/>
-      </w:pPr>
-      <w:r>
-        <w:rPr>
-          <w:b w:val="0"/>
-        </w:rPr>
-        <w:t>Open the original report rather than treating the blog as the measurement. Identify the ten cases, labels and nine correct results. Keep report version and page or table reference with the exact scoped result.</w:t>
-      </w:r>
-    </w:p>
-    <w:p>
-      <w:pPr>
-        <w:spacing w:line="336" w:lineRule="auto" w:after="180"/>
-      </w:pPr>
-      <w:r>
-        <w:rPr>
-          <w:b w:val="0"/>
-        </w:rPr>
-        <w:t>Changed case: Mark the measurement as unverified rather than filling in absent methods. The summary cannot supply details that have not been inspected.</w:t>
-      </w:r>
-    </w:p>
-    <w:p>
-      <w:pPr>
-        <w:spacing w:line="336" w:lineRule="auto" w:after="180"/>
-      </w:pPr>
-      <w:r>
-        <w:rPr>
-          <w:b w:val="0"/>
-        </w:rPr>
-        <w:t>Changed-case reasoning: Mark the measurement as unverified rather than filling in absent methods. The summary cannot supply details that have not been inspected.</w:t>
-      </w:r>
-    </w:p>
-    <w:p>
-      <w:pPr>
-        <w:spacing w:line="336" w:lineRule="auto" w:after="180"/>
-      </w:pPr>
-      <w:r>
-        <w:rPr>
-          <w:b w:val="0"/>
-        </w:rPr>
-        <w:t xml:space="preserve">Collect each learner’s explanation before discussion. Use the first missing connection between </w:t>
-      </w:r>
-      <w:r>
-        <w:rPr>
-          <w:b/>
-        </w:rPr>
-        <w:t>input</w:t>
-      </w:r>
-      <w:r>
-        <w:rPr>
-          <w:b w:val="0"/>
-        </w:rPr>
-        <w:t xml:space="preserve">, deciding step and result to choose support. This question is worked-case practice, not fresh mastery </w:t>
-      </w:r>
-      <w:r>
-        <w:rPr>
-          <w:b/>
-        </w:rPr>
-        <w:t>evidence</w:t>
-      </w:r>
-      <w:r>
-        <w:rPr>
-          <w:b w:val="0"/>
-        </w:rPr>
-        <w:t>.</w:t>
-      </w:r>
-    </w:p>
-    <w:p>
-      <w:pPr>
-        <w:pStyle w:val="Heading1"/>
-      </w:pPr>
-      <w:r>
-        <w:t>04. Run the investigation and diagnose misconceptions</w:t>
-      </w:r>
-    </w:p>
-    <w:p>
-      <w:r>
-        <w:t>Run the Finding primary research investigation and use the first unsupported step to choose a teaching response.</w:t>
-      </w:r>
-    </w:p>
-    <w:p>
-      <w:pPr>
-        <w:spacing w:line="336" w:lineRule="auto" w:after="180"/>
-      </w:pPr>
-      <w:r>
-        <w:rPr>
-          <w:b w:val="0"/>
-        </w:rPr>
-        <w:t xml:space="preserve">The worked result establishes every future case: Being primary does not guarantee soundness; methods and </w:t>
-      </w:r>
-      <w:r>
-        <w:rPr>
-          <w:b/>
-        </w:rPr>
-        <w:t>evidence</w:t>
-      </w:r>
-      <w:r>
-        <w:rPr>
-          <w:b w:val="0"/>
-        </w:rPr>
-        <w:t xml:space="preserve"> still require assessment.</w:t>
-      </w:r>
-    </w:p>
-    <w:p>
-      <w:pPr>
-        <w:spacing w:line="336" w:lineRule="auto" w:after="180"/>
-      </w:pPr>
-      <w:r>
-        <w:rPr>
-          <w:b w:val="0"/>
-        </w:rPr>
-        <w:t xml:space="preserve">A missing </w:t>
-      </w:r>
-      <w:r>
-        <w:rPr>
-          <w:b/>
-        </w:rPr>
-        <w:t>input</w:t>
-      </w:r>
-      <w:r>
-        <w:rPr>
-          <w:b w:val="0"/>
-        </w:rPr>
-        <w:t xml:space="preserve"> may be replaced without recording the change: A replacement changes the </w:t>
-      </w:r>
-      <w:r>
-        <w:rPr>
-          <w:b/>
-        </w:rPr>
-        <w:t>evidence</w:t>
-      </w:r>
-      <w:r>
-        <w:rPr>
-          <w:b w:val="0"/>
-        </w:rPr>
-        <w:t xml:space="preserve"> or contract. Record the change and its justification; do not silently turn unknown into a measured value.</w:t>
-      </w:r>
-    </w:p>
-    <w:p>
-      <w:pPr>
-        <w:spacing w:line="336" w:lineRule="auto" w:after="180"/>
-      </w:pPr>
-      <w:r>
-        <w:rPr>
-          <w:b w:val="0"/>
-        </w:rPr>
-        <w:t xml:space="preserve">Repeating an assessed case is new independent </w:t>
-      </w:r>
-      <w:r>
-        <w:rPr>
-          <w:b/>
-        </w:rPr>
-        <w:t>evidence</w:t>
-      </w:r>
-      <w:r>
-        <w:rPr>
-          <w:b w:val="0"/>
-        </w:rPr>
-        <w:t>: A replay checks consistency. An example used for feedback or revision cannot later be described as untouched final evaluation.</w:t>
-      </w:r>
-    </w:p>
-    <w:p>
-      <w:pPr>
-        <w:spacing w:line="336" w:lineRule="auto" w:after="180"/>
-      </w:pPr>
-      <w:r>
-        <w:rPr>
-          <w:b w:val="0"/>
-        </w:rPr>
-        <w:t xml:space="preserve">Use Section 9 for the </w:t>
-      </w:r>
-      <w:r>
-        <w:rPr>
-          <w:b/>
-        </w:rPr>
-        <w:t>evidence</w:t>
-      </w:r>
-      <w:r>
-        <w:rPr>
-          <w:b w:val="0"/>
-        </w:rPr>
-        <w:t xml:space="preserve"> ledger. Add a boundary or missing-</w:t>
-      </w:r>
-      <w:r>
-        <w:rPr>
-          <w:b/>
-        </w:rPr>
-        <w:t>input</w:t>
-      </w:r>
-      <w:r>
-        <w:rPr>
-          <w:b w:val="0"/>
-        </w:rPr>
-        <w:t xml:space="preserve"> case and record the expected response before checking. More successful repeats of one case do not establish wider coverage.</w:t>
-      </w:r>
-    </w:p>
-    <w:p>
-      <w:pPr>
-        <w:pStyle w:val="Heading3"/>
-      </w:pPr>
-      <w:r>
-        <w:t>Match the support to the first error</w:t>
+        <w:pStyle w:val="Heading2"/>
+      </w:pPr>
+      <w:r>
+        <w:t>Choose accessible support</w:t>
       </w:r>
     </w:p>
     <w:tbl>
@@ -2494,57 +3479,39 @@
     </w:p>
     <w:p>
       <w:pPr>
-        <w:pStyle w:val="Heading1"/>
-      </w:pPr>
-      <w:r>
-        <w:t>05. Assess and explain the answers</w:t>
+        <w:pStyle w:val="Heading2"/>
+      </w:pPr>
+      <w:r>
+        <w:t>Earlier wording, alternatives and picture transcripts · reference / check after trying</w:t>
       </w:r>
     </w:p>
     <w:p>
-      <w:r>
-        <w:t>Use the Finding primary research questions, teacher keys and criteria after the relevant attempts. Previously discussed cases are practice; protect the separately selected independent task.</w:t>
+      <w:pPr>
+        <w:pStyle w:val="Heading3"/>
+      </w:pPr>
+      <w:r>
+        <w:t>Match the support to the first error</w:t>
       </w:r>
     </w:p>
     <w:p>
       <w:pPr>
-        <w:pStyle w:val="Heading3"/>
-      </w:pPr>
-      <w:r>
-        <w:t>Guided and exit questions</w:t>
+        <w:pStyle w:val="Heading1"/>
+      </w:pPr>
+      <w:r>
+        <w:t>05. Assess the new research scenario</w:t>
       </w:r>
     </w:p>
     <w:p>
-      <w:pPr>
-        <w:spacing w:line="336" w:lineRule="auto" w:after="180"/>
-      </w:pPr>
-      <w:r>
-        <w:rPr>
-          <w:b w:val="0"/>
-        </w:rPr>
-        <w:t>Guided: Track versions and use the correct original record for the claim. The blog is secondary; the two original versions must not be merged silently.</w:t>
+      <w:r>
+        <w:t>Keep the selected answer private until after a first attempt.</w:t>
       </w:r>
     </w:p>
     <w:p>
       <w:pPr>
-        <w:spacing w:line="336" w:lineRule="auto" w:after="180"/>
-      </w:pPr>
-      <w:r>
-        <w:rPr>
-          <w:b w:val="0"/>
-        </w:rPr>
-        <w:t xml:space="preserve">Qualification: Being primary does not guarantee soundness; methods and </w:t>
-      </w:r>
-      <w:r>
-        <w:rPr>
-          <w:b/>
-        </w:rPr>
-        <w:t>evidence</w:t>
-      </w:r>
-      <w:r>
-        <w:rPr>
-          <w:b w:val="0"/>
-        </w:rPr>
-        <w:t xml:space="preserve"> still require assessment.</w:t>
+        <w:pStyle w:val="Heading2"/>
+      </w:pPr>
+      <w:r>
+        <w:t>Selected independent task and checked answer</w:t>
       </w:r>
     </w:p>
     <w:p>
@@ -2555,571 +3522,26 @@
         <w:rPr>
           <w:b w:val="0"/>
         </w:rPr>
-        <w:t xml:space="preserve">Exit: accept a concrete variation with its predicted outcome and a stated condition that would challenge the </w:t>
-      </w:r>
-      <w:r>
-        <w:rPr>
-          <w:b/>
-        </w:rPr>
-        <w:t>mechanism</w:t>
-      </w:r>
-      <w:r>
-        <w:rPr>
-          <w:b w:val="0"/>
-        </w:rPr>
-        <w:t xml:space="preserve">; reject a claim resting on unmeasured </w:t>
-      </w:r>
-      <w:r>
-        <w:rPr>
-          <w:b/>
-        </w:rPr>
-        <w:t>evidence</w:t>
-      </w:r>
-      <w:r>
-        <w:rPr>
-          <w:b w:val="0"/>
-        </w:rPr>
-        <w:t>.</w:t>
+        <w:t>Selected case: A search result describes a benchmark score, but the linked paper uses a different dataset. What should the comparison record contain?</w:t>
       </w:r>
     </w:p>
     <w:p>
       <w:pPr>
-        <w:pStyle w:val="Heading3"/>
-      </w:pPr>
-      <w:r>
-        <w:t>W1 Explain the mechanism</w:t>
+        <w:spacing w:line="336" w:lineRule="auto" w:after="180"/>
+      </w:pPr>
+      <w:r>
+        <w:rPr>
+          <w:b w:val="0"/>
+        </w:rPr>
+        <w:t>Teacher explanation: Exact paper/version, dataset, metric and reported result; mark the search-summary mismatch rather than borrowing its number.</w:t>
       </w:r>
     </w:p>
     <w:p>
       <w:pPr>
-        <w:pStyle w:val="Heading3"/>
-      </w:pPr>
-      <w:r>
-        <w:t>Workbook question · W1</w:t>
-      </w:r>
-    </w:p>
-    <w:p>
-      <w:pPr>
-        <w:spacing w:line="336" w:lineRule="auto" w:after="180"/>
-        <w:shd w:fill="F5F1FB"/>
-      </w:pPr>
-      <w:r>
-        <w:rPr>
-          <w:b w:val="0"/>
-        </w:rPr>
-        <w:t xml:space="preserve">Explain the weekly </w:t>
-      </w:r>
-      <w:r>
-        <w:rPr>
-          <w:b/>
-        </w:rPr>
-        <w:t>mechanism</w:t>
-      </w:r>
-      <w:r>
-        <w:rPr>
-          <w:b w:val="0"/>
-        </w:rPr>
-        <w:t xml:space="preserve"> in your own words. Use the worked scenario to name its </w:t>
-      </w:r>
-      <w:r>
-        <w:rPr>
-          <w:b/>
-        </w:rPr>
-        <w:t>input</w:t>
-      </w:r>
-      <w:r>
-        <w:rPr>
-          <w:b w:val="0"/>
-        </w:rPr>
-        <w:t xml:space="preserve">, decision rule and </w:t>
-      </w:r>
-      <w:r>
-        <w:rPr>
-          <w:b/>
-        </w:rPr>
-        <w:t>output</w:t>
-      </w:r>
-      <w:r>
-        <w:rPr>
-          <w:b w:val="0"/>
-        </w:rPr>
-        <w:t>.</w:t>
-      </w:r>
-    </w:p>
-    <w:p>
-      <w:pPr>
-        <w:pStyle w:val="Heading3"/>
-      </w:pPr>
-      <w:r>
-        <w:t>Teacher reasoning · W1</w:t>
-      </w:r>
-    </w:p>
-    <w:p>
-      <w:pPr>
-        <w:spacing w:line="336" w:lineRule="auto" w:after="180"/>
-        <w:shd w:fill="F1F6FC"/>
-      </w:pPr>
-      <w:r>
-        <w:rPr>
-          <w:b w:val="0"/>
-        </w:rPr>
-        <w:t xml:space="preserve">Teacher explanation: Primary research presents a study's own methods and results. A summary can help discovery but should not replace inspection of the original </w:t>
-      </w:r>
-      <w:r>
-        <w:rPr>
-          <w:b/>
-        </w:rPr>
-        <w:t>evidence</w:t>
-      </w:r>
-      <w:r>
-        <w:rPr>
-          <w:b w:val="0"/>
-        </w:rPr>
-        <w:t>.</w:t>
-      </w:r>
-    </w:p>
-    <w:p>
-      <w:pPr>
-        <w:spacing w:line="336" w:lineRule="auto" w:after="180"/>
-        <w:shd w:fill="F1F6FC"/>
-      </w:pPr>
-      <w:r>
-        <w:rPr>
-          <w:b w:val="0"/>
-        </w:rPr>
-        <w:t>Record title, authors, version, date, identifier and access location. Distinguish paper, code, data and commentary. Verify that a quoted claim belongs to the cited version.</w:t>
-      </w:r>
-    </w:p>
-    <w:p>
-      <w:pPr>
-        <w:pStyle w:val="Heading3"/>
-      </w:pPr>
-      <w:r>
-        <w:t>W2 Trace the worked case</w:t>
-      </w:r>
-    </w:p>
-    <w:p>
-      <w:pPr>
-        <w:pStyle w:val="Heading3"/>
-      </w:pPr>
-      <w:r>
-        <w:t>Workbook question · W2</w:t>
-      </w:r>
-    </w:p>
-    <w:p>
-      <w:pPr>
-        <w:spacing w:line="336" w:lineRule="auto" w:after="180"/>
-        <w:shd w:fill="F5F1FB"/>
-      </w:pPr>
-      <w:r>
-        <w:rPr>
-          <w:b w:val="0"/>
-        </w:rPr>
-        <w:t>A blog says experiment had100 cases; original methods say40 and supplementary version says60 after revision. Show the intermediate steps and give the conclusion with its scope.</w:t>
-      </w:r>
-    </w:p>
-    <w:p>
-      <w:pPr>
-        <w:pStyle w:val="Heading3"/>
-      </w:pPr>
-      <w:r>
-        <w:t>Teacher reasoning · W2</w:t>
-      </w:r>
-    </w:p>
-    <w:p>
-      <w:pPr>
-        <w:spacing w:line="336" w:lineRule="auto" w:after="180"/>
-        <w:shd w:fill="F1F6FC"/>
-      </w:pPr>
-      <w:r>
-        <w:rPr>
-          <w:b w:val="0"/>
-        </w:rPr>
-        <w:t>Teacher explanation: Track versions and use the correct original record for the claim. The blog is secondary; the two original versions must not be merged silently.</w:t>
-      </w:r>
-    </w:p>
-    <w:p>
-      <w:pPr>
-        <w:pStyle w:val="Heading3"/>
-      </w:pPr>
-      <w:r>
-        <w:t>W3 Audit the limit</w:t>
-      </w:r>
-    </w:p>
-    <w:p>
-      <w:pPr>
-        <w:pStyle w:val="Heading3"/>
-      </w:pPr>
-      <w:r>
-        <w:t>Workbook question · W3</w:t>
-      </w:r>
-    </w:p>
-    <w:p>
-      <w:pPr>
-        <w:spacing w:line="336" w:lineRule="auto" w:after="180"/>
-        <w:shd w:fill="F5F1FB"/>
-      </w:pPr>
-      <w:r>
-        <w:rPr>
-          <w:b w:val="0"/>
-        </w:rPr>
-        <w:t xml:space="preserve">A report omits this qualification: Being primary does not guarantee soundness; methods and </w:t>
-      </w:r>
-      <w:r>
-        <w:rPr>
-          <w:b/>
-        </w:rPr>
-        <w:t>evidence</w:t>
-      </w:r>
-      <w:r>
-        <w:rPr>
-          <w:b w:val="0"/>
-        </w:rPr>
-        <w:t xml:space="preserve"> still require assessment. Explain how omitting it could change a reader's interpretation, and write an accurate replacement.</w:t>
-      </w:r>
-    </w:p>
-    <w:p>
-      <w:pPr>
-        <w:pStyle w:val="Heading3"/>
-      </w:pPr>
-      <w:r>
-        <w:t>Teacher reasoning · W3</w:t>
-      </w:r>
-    </w:p>
-    <w:p>
-      <w:pPr>
-        <w:spacing w:line="336" w:lineRule="auto" w:after="180"/>
-        <w:shd w:fill="F1F6FC"/>
-      </w:pPr>
-      <w:r>
-        <w:rPr>
-          <w:b w:val="0"/>
-        </w:rPr>
-        <w:t xml:space="preserve">Teacher explanation: Being primary does not guarantee soundness; methods and </w:t>
-      </w:r>
-      <w:r>
-        <w:rPr>
-          <w:b/>
-        </w:rPr>
-        <w:t>evidence</w:t>
-      </w:r>
-      <w:r>
-        <w:rPr>
-          <w:b w:val="0"/>
-        </w:rPr>
-        <w:t xml:space="preserve"> still require assessment.</w:t>
-      </w:r>
-    </w:p>
-    <w:p>
-      <w:pPr>
-        <w:spacing w:line="336" w:lineRule="auto" w:after="180"/>
-        <w:shd w:fill="F1F6FC"/>
-      </w:pPr>
-      <w:r>
-        <w:rPr>
-          <w:b w:val="0"/>
-        </w:rPr>
-        <w:t xml:space="preserve">State the observed result separately from the unverified or out-of-scope claim; preserve the original </w:t>
-      </w:r>
-      <w:r>
-        <w:rPr>
-          <w:b/>
-        </w:rPr>
-        <w:t>evidence</w:t>
-      </w:r>
-      <w:r>
-        <w:rPr>
-          <w:b w:val="0"/>
-        </w:rPr>
-        <w:t xml:space="preserve"> rather than inventing a missing fact.</w:t>
-      </w:r>
-    </w:p>
-    <w:p>
-      <w:pPr>
-        <w:pStyle w:val="Heading3"/>
-      </w:pPr>
-      <w:r>
-        <w:t>W4 Apply a new case independently</w:t>
-      </w:r>
-    </w:p>
-    <w:p>
-      <w:pPr>
-        <w:pStyle w:val="Heading3"/>
-      </w:pPr>
-      <w:r>
-        <w:t>Workbook question · W4</w:t>
-      </w:r>
-    </w:p>
-    <w:p>
-      <w:pPr>
-        <w:spacing w:line="336" w:lineRule="auto" w:after="180"/>
-        <w:shd w:fill="F5F1FB"/>
-      </w:pPr>
-      <w:r>
-        <w:rPr>
-          <w:b w:val="0"/>
-        </w:rPr>
-        <w:t>A search result describes a benchmark score, but the linked paper uses a different dataset. What should the comparison record contain?</w:t>
-      </w:r>
-    </w:p>
-    <w:p>
-      <w:pPr>
-        <w:pStyle w:val="Heading3"/>
-      </w:pPr>
-      <w:r>
-        <w:t>Teacher reasoning · W4</w:t>
-      </w:r>
-    </w:p>
-    <w:p>
-      <w:pPr>
-        <w:spacing w:line="336" w:lineRule="auto" w:after="180"/>
-        <w:shd w:fill="F1F6FC"/>
-      </w:pPr>
-      <w:r>
-        <w:rPr>
-          <w:b w:val="0"/>
-        </w:rPr>
-        <w:t>Teacher explanation: Exact paper/version, dataset, metric and reported result; mark the search-summary mismatch rather than borrowing its number.</w:t>
-      </w:r>
-    </w:p>
-    <w:p>
-      <w:pPr>
-        <w:pStyle w:val="Heading3"/>
-      </w:pPr>
-      <w:r>
-        <w:t>W5 Design a revealing follow-up</w:t>
-      </w:r>
-    </w:p>
-    <w:p>
-      <w:pPr>
-        <w:pStyle w:val="Heading3"/>
-      </w:pPr>
-      <w:r>
-        <w:t>Workbook question · W5</w:t>
-      </w:r>
-    </w:p>
-    <w:p>
-      <w:pPr>
-        <w:spacing w:line="336" w:lineRule="auto" w:after="180"/>
-        <w:shd w:fill="F5F1FB"/>
-      </w:pPr>
-      <w:r>
-        <w:rPr>
-          <w:b w:val="0"/>
-        </w:rPr>
-        <w:t>For the worked scenario, propose one additional case that could reveal a failure, describe its expected outcome before running it, and explain what would need to remain fixed for a fair comparison.</w:t>
-      </w:r>
-    </w:p>
-    <w:p>
-      <w:pPr>
-        <w:spacing w:line="336" w:lineRule="auto" w:after="180"/>
-        <w:shd w:fill="F5F1FB"/>
-      </w:pPr>
-      <w:r>
-        <w:rPr>
-          <w:b w:val="0"/>
-        </w:rPr>
-        <w:t>Do not reuse W4 as a new final test after receiving feedback.</w:t>
-      </w:r>
-    </w:p>
-    <w:p>
-      <w:pPr>
-        <w:pStyle w:val="Heading3"/>
-      </w:pPr>
-      <w:r>
-        <w:t>Teacher reasoning · W5</w:t>
-      </w:r>
-    </w:p>
-    <w:p>
-      <w:pPr>
-        <w:spacing w:line="336" w:lineRule="auto" w:after="180"/>
-        <w:shd w:fill="F1F6FC"/>
-      </w:pPr>
-      <w:r>
-        <w:rPr>
-          <w:b w:val="0"/>
-        </w:rPr>
-        <w:t xml:space="preserve">Teacher explanation: Accept a concrete variant of the worked </w:t>
-      </w:r>
-      <w:r>
-        <w:rPr>
-          <w:b/>
-        </w:rPr>
-        <w:t>input</w:t>
-      </w:r>
-      <w:r>
-        <w:rPr>
-          <w:b w:val="0"/>
-        </w:rPr>
-        <w:t xml:space="preserve"> or a missing/conflicting/boundary condition, with an expectation derived from the declared procedure.</w:t>
-      </w:r>
-    </w:p>
-    <w:p>
-      <w:pPr>
-        <w:spacing w:line="336" w:lineRule="auto" w:after="180"/>
-        <w:shd w:fill="F1F6FC"/>
-      </w:pPr>
-      <w:r>
-        <w:rPr>
-          <w:b w:val="0"/>
-        </w:rPr>
-        <w:t xml:space="preserve">Require preserved settings, original </w:t>
-      </w:r>
-      <w:r>
-        <w:rPr>
-          <w:b/>
-        </w:rPr>
-        <w:t>output</w:t>
-      </w:r>
-      <w:r>
-        <w:rPr>
-          <w:b w:val="0"/>
-        </w:rPr>
-        <w:t xml:space="preserve">s and data roles. Being primary does not guarantee soundness; methods and </w:t>
-      </w:r>
-      <w:r>
-        <w:rPr>
-          <w:b/>
-        </w:rPr>
-        <w:t>evidence</w:t>
-      </w:r>
-      <w:r>
-        <w:rPr>
-          <w:b w:val="0"/>
-        </w:rPr>
-        <w:t xml:space="preserve"> still require assessment.</w:t>
-      </w:r>
-    </w:p>
-    <w:p>
-      <w:pPr>
-        <w:spacing w:line="336" w:lineRule="auto" w:after="180"/>
-        <w:shd w:fill="F1F6FC"/>
-      </w:pPr>
-      <w:r>
-        <w:rPr>
-          <w:b w:val="0"/>
-        </w:rPr>
-        <w:t xml:space="preserve">The new case should test this particular </w:t>
-      </w:r>
-      <w:r>
-        <w:rPr>
-          <w:b/>
-        </w:rPr>
-        <w:t>mechanism</w:t>
-      </w:r>
-      <w:r>
-        <w:rPr>
-          <w:b w:val="0"/>
-        </w:rPr>
-        <w:t xml:space="preserve"> rather than merely restate the original result.</w:t>
-      </w:r>
-    </w:p>
-    <w:p>
-      <w:pPr>
-        <w:pStyle w:val="Heading3"/>
-      </w:pPr>
-      <w:r>
-        <w:t>Independent assessment and fresh retry</w:t>
-      </w:r>
-    </w:p>
-    <w:p>
-      <w:pPr>
-        <w:pStyle w:val="Heading3"/>
-      </w:pPr>
-      <w:r>
-        <w:t>Teacher key · Independent assessment and fresh retry</w:t>
-      </w:r>
-    </w:p>
-    <w:p>
-      <w:pPr>
-        <w:spacing w:line="336" w:lineRule="auto" w:after="180"/>
-        <w:shd w:fill="F1F6FC"/>
-      </w:pPr>
-      <w:r>
-        <w:rPr>
-          <w:b w:val="0"/>
-        </w:rPr>
-        <w:t>W4: Exact paper/version, dataset, metric and reported result; mark the search-summary mismatch rather than borrowing its number. Require intermediate reasoning and the stated scope.</w:t>
-      </w:r>
-    </w:p>
-    <w:p>
-      <w:pPr>
-        <w:spacing w:line="336" w:lineRule="auto" w:after="180"/>
-        <w:shd w:fill="F1F6FC"/>
-      </w:pPr>
-      <w:r>
-        <w:rPr>
-          <w:b w:val="0"/>
-        </w:rPr>
-        <w:t>Fresh retry: Repository README differs from paper v1, with a later release note. Expected reasoning: Record code release and paper version separately; investigate which experiment each number refers to.</w:t>
-      </w:r>
-    </w:p>
-    <w:p>
-      <w:pPr>
-        <w:spacing w:line="336" w:lineRule="auto" w:after="180"/>
-        <w:shd w:fill="F1F6FC"/>
-      </w:pPr>
-      <w:r>
-        <w:rPr>
-          <w:b w:val="0"/>
-        </w:rPr>
-        <w:t>If students need support, record it and reassess with another new case rather than awarding independence to a copied answer.</w:t>
-      </w:r>
-    </w:p>
-    <w:p>
-      <w:pPr>
-        <w:pStyle w:val="Heading3"/>
-      </w:pPr>
-      <w:r>
-        <w:t>Assess independent transfer</w:t>
-      </w:r>
-    </w:p>
-    <w:p>
-      <w:pPr>
-        <w:pStyle w:val="Heading3"/>
-      </w:pPr>
-      <w:r>
-        <w:t>Independent question · withhold the key</w:t>
-      </w:r>
-    </w:p>
-    <w:p>
-      <w:pPr>
-        <w:spacing w:line="336" w:lineRule="auto" w:after="180"/>
-        <w:shd w:fill="F5F1FB"/>
-      </w:pPr>
-      <w:r>
-        <w:rPr>
-          <w:b w:val="0"/>
-        </w:rPr>
-        <w:t>Selected case: A search result describes a benchmark score, but the linked paper uses a different dataset. What should the comparison record contain?</w:t>
-      </w:r>
-    </w:p>
-    <w:p>
-      <w:pPr>
-        <w:pStyle w:val="Heading3"/>
-      </w:pPr>
-      <w:r>
-        <w:t>Selected case answer</w:t>
-      </w:r>
-    </w:p>
-    <w:p>
-      <w:pPr>
-        <w:pStyle w:val="Heading3"/>
-      </w:pPr>
-      <w:r>
-        <w:t>Teacher key · Selected case answer</w:t>
-      </w:r>
-    </w:p>
-    <w:p>
-      <w:pPr>
-        <w:spacing w:line="336" w:lineRule="auto" w:after="180"/>
-        <w:shd w:fill="F1F6FC"/>
-      </w:pPr>
-      <w:r>
-        <w:rPr>
-          <w:b w:val="0"/>
-        </w:rPr>
-        <w:t>Teacher explanation: Exact paper/version, dataset, metric and reported result; mark the search-summary mismatch rather than borrowing its number.</w:t>
+        <w:pStyle w:val="Heading2"/>
+      </w:pPr>
+      <w:r>
+        <w:t>Judge explanation,trace and limits</w:t>
       </w:r>
     </w:p>
     <w:tbl>
@@ -3226,54 +3648,55 @@
     </w:tbl>
     <w:p>
       <w:pPr>
-        <w:pStyle w:val="Heading3"/>
-      </w:pPr>
-      <w:r>
-        <w:t>Teacher key · Selected case answer</w:t>
+        <w:spacing w:line="336" w:lineRule="auto" w:after="180"/>
+      </w:pPr>
+      <w:r>
+        <w:rPr>
+          <w:b w:val="0"/>
+        </w:rPr>
+        <w:t>Record each dimension as not yet, with support, or independent. Accept a valid alternative procedure with a defensible trace.</w:t>
       </w:r>
     </w:p>
     <w:p>
       <w:pPr>
         <w:spacing w:line="336" w:lineRule="auto" w:after="180"/>
-        <w:shd w:fill="F1F6FC"/>
       </w:pPr>
       <w:r>
         <w:rPr>
           <w:b w:val="0"/>
         </w:rPr>
-        <w:t>Record each dimension as not yet, with support, or independent. Accept a valid alternative procedure with a defensible trace.</w:t>
+        <w:t xml:space="preserve">Do not penalise an honestly recorded model failure if the learner correctly explains its </w:t>
+      </w:r>
+      <w:r>
+        <w:rPr>
+          <w:b/>
+        </w:rPr>
+        <w:t>evidence</w:t>
+      </w:r>
+      <w:r>
+        <w:rPr>
+          <w:b w:val="0"/>
+        </w:rPr>
+        <w:t xml:space="preserve"> and limits.</w:t>
       </w:r>
     </w:p>
     <w:p>
       <w:pPr>
-        <w:spacing w:line="336" w:lineRule="auto" w:after="180"/>
-        <w:shd w:fill="F1F6FC"/>
-      </w:pPr>
-      <w:r>
-        <w:rPr>
-          <w:b w:val="0"/>
-        </w:rPr>
-        <w:t xml:space="preserve">Do not penalise an honestly recorded model failure if the learner correctly explains its </w:t>
-      </w:r>
-      <w:r>
-        <w:rPr>
-          <w:b/>
-        </w:rPr>
-        <w:t>evidence</w:t>
-      </w:r>
-      <w:r>
-        <w:rPr>
-          <w:b w:val="0"/>
-        </w:rPr>
-        <w:t xml:space="preserve"> and limits.</w:t>
+        <w:pStyle w:val="Heading2"/>
+      </w:pPr>
+      <w:r>
+        <w:t>Give one usable repair</w:t>
       </w:r>
     </w:p>
     <w:p>
       <w:pPr>
-        <w:pStyle w:val="Heading3"/>
-      </w:pPr>
-      <w:r>
-        <w:t>Feedback that the learner uses</w:t>
+        <w:spacing w:line="336" w:lineRule="auto" w:after="180"/>
+      </w:pPr>
+      <w:r>
+        <w:rPr>
+          <w:b w:val="0"/>
+        </w:rPr>
+        <w:t>Name the earliest unsupported step and give one action to repair it. Have the learner make that repair now and explain why. Then assess the relevant skill on a fresh, fully specified case.</w:t>
       </w:r>
     </w:p>
     <w:p>
@@ -3284,31 +3707,85 @@
         <w:rPr>
           <w:b w:val="0"/>
         </w:rPr>
-        <w:t>Name the earliest unsupported step and give one action to repair it. Have the learner make that repair now and explain why. Then assess the relevant skill on a fresh, fully specified case.</w:t>
+        <w:t>Confirm it was not previously practised with feedback; solve and check the new case before assigning it. A follow-up design prompt is a starting brief, not automatically an equivalent test.</w:t>
       </w:r>
     </w:p>
     <w:p>
       <w:pPr>
-        <w:spacing w:line="336" w:lineRule="auto" w:after="180"/>
-      </w:pPr>
-      <w:r>
-        <w:rPr>
-          <w:b w:val="0"/>
-        </w:rPr>
-        <w:t>Confirm it was not previously practised with feedback; solve and check the new case before assigning it. A follow-up design prompt is a starting brief, not automatically an equivalent test.</w:t>
+        <w:pStyle w:val="Heading2"/>
+      </w:pPr>
+      <w:r>
+        <w:t>W1 Explain the mechanism</w:t>
       </w:r>
     </w:p>
     <w:p>
       <w:pPr>
-        <w:pStyle w:val="Heading1"/>
-      </w:pPr>
-      <w:r>
-        <w:t>06. Connect the project, support and next lesson</w:t>
+        <w:spacing w:line="336" w:lineRule="auto" w:after="180"/>
+      </w:pPr>
+      <w:r>
+        <w:rPr>
+          <w:b w:val="0"/>
+        </w:rPr>
+        <w:t xml:space="preserve">Explain the weekly </w:t>
+      </w:r>
+      <w:r>
+        <w:rPr>
+          <w:b/>
+        </w:rPr>
+        <w:t>mechanism</w:t>
+      </w:r>
+      <w:r>
+        <w:rPr>
+          <w:b w:val="0"/>
+        </w:rPr>
+        <w:t xml:space="preserve"> in your own words. Use the worked scenario to name its </w:t>
+      </w:r>
+      <w:r>
+        <w:rPr>
+          <w:b/>
+        </w:rPr>
+        <w:t>input</w:t>
+      </w:r>
+      <w:r>
+        <w:rPr>
+          <w:b w:val="0"/>
+        </w:rPr>
+        <w:t xml:space="preserve">, decision rule and </w:t>
+      </w:r>
+      <w:r>
+        <w:rPr>
+          <w:b/>
+        </w:rPr>
+        <w:t>output</w:t>
+      </w:r>
+      <w:r>
+        <w:rPr>
+          <w:b w:val="0"/>
+        </w:rPr>
+        <w:t>.</w:t>
       </w:r>
     </w:p>
     <w:p>
-      <w:r>
-        <w:t>Connect Finding primary research to Reproducible AI Research Study, adapt support and plan a later changed-case check.</w:t>
+      <w:pPr>
+        <w:spacing w:line="336" w:lineRule="auto" w:after="180"/>
+      </w:pPr>
+      <w:r>
+        <w:rPr>
+          <w:b w:val="0"/>
+        </w:rPr>
+        <w:t xml:space="preserve">Teacher explanation: Primary research presents a study's own methods and results. A summary can help discovery but should not replace inspection of the original </w:t>
+      </w:r>
+      <w:r>
+        <w:rPr>
+          <w:b/>
+        </w:rPr>
+        <w:t>evidence</w:t>
+      </w:r>
+      <w:r>
+        <w:rPr>
+          <w:b w:val="0"/>
+        </w:rPr>
+        <w:t>.</w:t>
       </w:r>
     </w:p>
     <w:p>
@@ -3319,66 +3796,15 @@
         <w:rPr>
           <w:b w:val="0"/>
         </w:rPr>
-        <w:t xml:space="preserve">Add a labelled finding primary research </w:t>
-      </w:r>
-      <w:r>
-        <w:rPr>
-          <w:b/>
-        </w:rPr>
-        <w:t>evidence</w:t>
-      </w:r>
-      <w:r>
-        <w:rPr>
-          <w:b w:val="0"/>
-        </w:rPr>
-        <w:t xml:space="preserve"> sheet to Reproducible AI Research Study. Show how you can explain the </w:t>
-      </w:r>
-      <w:r>
-        <w:rPr>
-          <w:b/>
-        </w:rPr>
-        <w:t>mechanism</w:t>
-      </w:r>
-      <w:r>
-        <w:rPr>
-          <w:b w:val="0"/>
-        </w:rPr>
-        <w:t xml:space="preserve"> and terminology of finding primary research.</w:t>
+        <w:t>Record title, authors, version, date, identifier and access location. Distinguish paper, code, data and commentary. Verify that a quoted claim belongs to the cited version.</w:t>
       </w:r>
     </w:p>
     <w:p>
       <w:pPr>
-        <w:spacing w:line="336" w:lineRule="auto" w:after="180"/>
-      </w:pPr>
-      <w:r>
-        <w:rPr>
-          <w:b w:val="0"/>
-        </w:rPr>
-        <w:t xml:space="preserve">Use the supplied fictional case and keep its </w:t>
-      </w:r>
-      <w:r>
-        <w:rPr>
-          <w:b/>
-        </w:rPr>
-        <w:t>input</w:t>
-      </w:r>
-      <w:r>
-        <w:rPr>
-          <w:b w:val="0"/>
-        </w:rPr>
-        <w:t xml:space="preserve">s, intermediate steps, calculation or </w:t>
-      </w:r>
-      <w:r>
-        <w:rPr>
-          <w:b/>
-        </w:rPr>
-        <w:t>prediction</w:t>
-      </w:r>
-      <w:r>
-        <w:rPr>
-          <w:b w:val="0"/>
-        </w:rPr>
-        <w:t>, and limitation. Connect this record to last week’s record; a matching answer without a trace is insufficient.</w:t>
+        <w:pStyle w:val="Heading2"/>
+      </w:pPr>
+      <w:r>
+        <w:t>W2 Trace the worked case</w:t>
       </w:r>
     </w:p>
     <w:p>
@@ -3389,19 +3815,7 @@
         <w:rPr>
           <w:b w:val="0"/>
         </w:rPr>
-        <w:t xml:space="preserve">Provide an </w:t>
-      </w:r>
-      <w:r>
-        <w:rPr>
-          <w:b/>
-        </w:rPr>
-        <w:t>input</w:t>
-      </w:r>
-      <w:r>
-        <w:rPr>
-          <w:b w:val="0"/>
-        </w:rPr>
-        <w:t>/procedure/result/limit frame and a calculator when needed. Ask students to identify the first step before completing the whole trace.</w:t>
+        <w:t>A blog says experiment had 100 cases; original methods say 40 and supplementary version says 60 after revision. Show the intermediate steps and give the conclusion with its scope.</w:t>
       </w:r>
     </w:p>
     <w:p>
@@ -3412,42 +3826,15 @@
         <w:rPr>
           <w:b w:val="0"/>
         </w:rPr>
-        <w:t xml:space="preserve">Extension: compare two concrete variants of this </w:t>
-      </w:r>
-      <w:r>
-        <w:rPr>
-          <w:b/>
-        </w:rPr>
-        <w:t>mechanism</w:t>
-      </w:r>
-      <w:r>
-        <w:rPr>
-          <w:b w:val="0"/>
-        </w:rPr>
-        <w:t xml:space="preserve"> while holding unrelated conditions fixed; report both successful and unsuccessful outcomes.</w:t>
+        <w:t>Teacher explanation: Track versions and use the correct original record for the claim. The blog is secondary; the two original versions must not be merged silently.</w:t>
       </w:r>
     </w:p>
     <w:p>
       <w:pPr>
-        <w:spacing w:line="336" w:lineRule="auto" w:after="180"/>
-      </w:pPr>
-      <w:r>
-        <w:rPr>
-          <w:b w:val="0"/>
-        </w:rPr>
-        <w:t xml:space="preserve">Next connection: Methods results and limitations. Preserve the current case record and retrieve its </w:t>
-      </w:r>
-      <w:r>
-        <w:rPr>
-          <w:b/>
-        </w:rPr>
-        <w:t>evidence</w:t>
-      </w:r>
-      <w:r>
-        <w:rPr>
-          <w:b w:val="0"/>
-        </w:rPr>
-        <w:t xml:space="preserve"> boundary before moving on.</w:t>
+        <w:pStyle w:val="Heading2"/>
+      </w:pPr>
+      <w:r>
+        <w:t>W3 Audit the limit</w:t>
       </w:r>
     </w:p>
     <w:p>
@@ -3458,15 +3845,578 @@
         <w:rPr>
           <w:b w:val="0"/>
         </w:rPr>
-        <w:t>Retain the project ledger and assess a changed case after support. Check the relevant prerequisite before carrying this component forward.</w:t>
+        <w:t xml:space="preserve">A report omits this qualification: Being primary does not guarantee soundness; methods and </w:t>
+      </w:r>
+      <w:r>
+        <w:rPr>
+          <w:b/>
+        </w:rPr>
+        <w:t>evidence</w:t>
+      </w:r>
+      <w:r>
+        <w:rPr>
+          <w:b w:val="0"/>
+        </w:rPr>
+        <w:t xml:space="preserve"> still require assessment. Explain how omitting it could change a reader's interpretation, and write an accurate replacement.</w:t>
       </w:r>
     </w:p>
     <w:p>
       <w:pPr>
+        <w:spacing w:line="336" w:lineRule="auto" w:after="180"/>
+      </w:pPr>
+      <w:r>
+        <w:rPr>
+          <w:b w:val="0"/>
+        </w:rPr>
+        <w:t xml:space="preserve">Teacher explanation: Being primary does not guarantee soundness; methods and </w:t>
+      </w:r>
+      <w:r>
+        <w:rPr>
+          <w:b/>
+        </w:rPr>
+        <w:t>evidence</w:t>
+      </w:r>
+      <w:r>
+        <w:rPr>
+          <w:b w:val="0"/>
+        </w:rPr>
+        <w:t xml:space="preserve"> still require assessment.</w:t>
+      </w:r>
+    </w:p>
+    <w:p>
+      <w:pPr>
+        <w:spacing w:line="336" w:lineRule="auto" w:after="180"/>
+      </w:pPr>
+      <w:r>
+        <w:rPr>
+          <w:b w:val="0"/>
+        </w:rPr>
+        <w:t xml:space="preserve">State the observed result separately from the unverified or out-of-scope claim; preserve the original </w:t>
+      </w:r>
+      <w:r>
+        <w:rPr>
+          <w:b/>
+        </w:rPr>
+        <w:t>evidence</w:t>
+      </w:r>
+      <w:r>
+        <w:rPr>
+          <w:b w:val="0"/>
+        </w:rPr>
+        <w:t xml:space="preserve"> rather than inventing a missing fact.</w:t>
+      </w:r>
+    </w:p>
+    <w:p>
+      <w:pPr>
+        <w:pStyle w:val="Heading2"/>
+      </w:pPr>
+      <w:r>
+        <w:t>W5 Design a revealing follow-up</w:t>
+      </w:r>
+    </w:p>
+    <w:p>
+      <w:pPr>
+        <w:spacing w:line="336" w:lineRule="auto" w:after="180"/>
+      </w:pPr>
+      <w:r>
+        <w:rPr>
+          <w:b w:val="0"/>
+        </w:rPr>
+        <w:t>For the worked scenario, propose one additional case that could reveal a failure, describe its expected outcome before running it, and explain what would need to remain fixed for a fair comparison.</w:t>
+      </w:r>
+    </w:p>
+    <w:p>
+      <w:pPr>
+        <w:spacing w:line="336" w:lineRule="auto" w:after="180"/>
+      </w:pPr>
+      <w:r>
+        <w:rPr>
+          <w:b w:val="0"/>
+        </w:rPr>
+        <w:t>Do not reuse W4 as a new final test after receiving feedback.</w:t>
+      </w:r>
+    </w:p>
+    <w:p>
+      <w:pPr>
+        <w:spacing w:line="336" w:lineRule="auto" w:after="180"/>
+      </w:pPr>
+      <w:r>
+        <w:rPr>
+          <w:b w:val="0"/>
+        </w:rPr>
+        <w:t xml:space="preserve">Teacher explanation: Accept a concrete variant of the worked </w:t>
+      </w:r>
+      <w:r>
+        <w:rPr>
+          <w:b/>
+        </w:rPr>
+        <w:t>input</w:t>
+      </w:r>
+      <w:r>
+        <w:rPr>
+          <w:b w:val="0"/>
+        </w:rPr>
+        <w:t xml:space="preserve"> or a missing/conflicting/boundary condition, with an expectation derived from the declared procedure.</w:t>
+      </w:r>
+    </w:p>
+    <w:p>
+      <w:pPr>
+        <w:spacing w:line="336" w:lineRule="auto" w:after="180"/>
+      </w:pPr>
+      <w:r>
+        <w:rPr>
+          <w:b w:val="0"/>
+        </w:rPr>
+        <w:t xml:space="preserve">Require preserved settings, original </w:t>
+      </w:r>
+      <w:r>
+        <w:rPr>
+          <w:b/>
+        </w:rPr>
+        <w:t>output</w:t>
+      </w:r>
+      <w:r>
+        <w:rPr>
+          <w:b w:val="0"/>
+        </w:rPr>
+        <w:t xml:space="preserve">s and data roles. Being primary does not guarantee soundness; methods and </w:t>
+      </w:r>
+      <w:r>
+        <w:rPr>
+          <w:b/>
+        </w:rPr>
+        <w:t>evidence</w:t>
+      </w:r>
+      <w:r>
+        <w:rPr>
+          <w:b w:val="0"/>
+        </w:rPr>
+        <w:t xml:space="preserve"> still require assessment.</w:t>
+      </w:r>
+    </w:p>
+    <w:p>
+      <w:pPr>
+        <w:spacing w:line="336" w:lineRule="auto" w:after="180"/>
+      </w:pPr>
+      <w:r>
+        <w:rPr>
+          <w:b w:val="0"/>
+        </w:rPr>
+        <w:t xml:space="preserve">The new case should test this particular </w:t>
+      </w:r>
+      <w:r>
+        <w:rPr>
+          <w:b/>
+        </w:rPr>
+        <w:t>mechanism</w:t>
+      </w:r>
+      <w:r>
+        <w:rPr>
+          <w:b w:val="0"/>
+        </w:rPr>
+        <w:t xml:space="preserve"> rather than merely restate the original result.</w:t>
+      </w:r>
+    </w:p>
+    <w:p>
+      <w:pPr>
+        <w:pStyle w:val="Heading2"/>
+      </w:pPr>
+      <w:r>
+        <w:t>Earlier wording, alternatives and picture transcripts · reference / check after trying</w:t>
+      </w:r>
+    </w:p>
+    <w:p>
+      <w:pPr>
         <w:pStyle w:val="Heading3"/>
       </w:pPr>
       <w:r>
-        <w:t>Plan the delayed return</w:t>
+        <w:t>Guided and exit questions</w:t>
+      </w:r>
+    </w:p>
+    <w:p>
+      <w:pPr>
+        <w:spacing w:line="336" w:lineRule="auto" w:after="180"/>
+      </w:pPr>
+      <w:r>
+        <w:rPr>
+          <w:b w:val="0"/>
+        </w:rPr>
+        <w:t>Guided: Track versions and use the correct original record for the claim. The blog is secondary; the two original versions must not be merged silently.</w:t>
+      </w:r>
+    </w:p>
+    <w:p>
+      <w:pPr>
+        <w:spacing w:line="336" w:lineRule="auto" w:after="180"/>
+      </w:pPr>
+      <w:r>
+        <w:rPr>
+          <w:b w:val="0"/>
+        </w:rPr>
+        <w:t xml:space="preserve">Qualification: Being primary does not guarantee soundness; methods and </w:t>
+      </w:r>
+      <w:r>
+        <w:rPr>
+          <w:b/>
+        </w:rPr>
+        <w:t>evidence</w:t>
+      </w:r>
+      <w:r>
+        <w:rPr>
+          <w:b w:val="0"/>
+        </w:rPr>
+        <w:t xml:space="preserve"> still require assessment.</w:t>
+      </w:r>
+    </w:p>
+    <w:p>
+      <w:pPr>
+        <w:spacing w:line="336" w:lineRule="auto" w:after="180"/>
+      </w:pPr>
+      <w:r>
+        <w:rPr>
+          <w:b w:val="0"/>
+        </w:rPr>
+        <w:t xml:space="preserve">Exit: accept a concrete variation with its predicted outcome and a stated condition that would challenge the </w:t>
+      </w:r>
+      <w:r>
+        <w:rPr>
+          <w:b/>
+        </w:rPr>
+        <w:t>mechanism</w:t>
+      </w:r>
+      <w:r>
+        <w:rPr>
+          <w:b w:val="0"/>
+        </w:rPr>
+        <w:t xml:space="preserve">; reject a claim resting on unmeasured </w:t>
+      </w:r>
+      <w:r>
+        <w:rPr>
+          <w:b/>
+        </w:rPr>
+        <w:t>evidence</w:t>
+      </w:r>
+      <w:r>
+        <w:rPr>
+          <w:b w:val="0"/>
+        </w:rPr>
+        <w:t>.</w:t>
+      </w:r>
+    </w:p>
+    <w:p>
+      <w:pPr>
+        <w:pStyle w:val="Heading3"/>
+      </w:pPr>
+      <w:r>
+        <w:t>W1 Explain the mechanism</w:t>
+      </w:r>
+    </w:p>
+    <w:p>
+      <w:pPr>
+        <w:pStyle w:val="Heading3"/>
+      </w:pPr>
+      <w:r>
+        <w:t>W2 Trace the worked case</w:t>
+      </w:r>
+    </w:p>
+    <w:p>
+      <w:pPr>
+        <w:pStyle w:val="Heading3"/>
+      </w:pPr>
+      <w:r>
+        <w:t>W3 Audit the limit</w:t>
+      </w:r>
+    </w:p>
+    <w:p>
+      <w:pPr>
+        <w:pStyle w:val="Heading3"/>
+      </w:pPr>
+      <w:r>
+        <w:t>W4 Apply a new case independently</w:t>
+      </w:r>
+    </w:p>
+    <w:p>
+      <w:pPr>
+        <w:spacing w:line="336" w:lineRule="auto" w:after="180"/>
+      </w:pPr>
+      <w:r>
+        <w:rPr>
+          <w:b w:val="0"/>
+        </w:rPr>
+        <w:t>A search result describes a benchmark score, but the linked paper uses a different dataset. What should the comparison record contain?</w:t>
+      </w:r>
+    </w:p>
+    <w:p>
+      <w:pPr>
+        <w:spacing w:line="336" w:lineRule="auto" w:after="180"/>
+      </w:pPr>
+      <w:r>
+        <w:rPr>
+          <w:b w:val="0"/>
+        </w:rPr>
+        <w:t>Teacher explanation: Exact paper/version, dataset, metric and reported result; mark the search-summary mismatch rather than borrowing its number.</w:t>
+      </w:r>
+    </w:p>
+    <w:p>
+      <w:pPr>
+        <w:pStyle w:val="Heading3"/>
+      </w:pPr>
+      <w:r>
+        <w:t>W5 Design a revealing follow-up</w:t>
+      </w:r>
+    </w:p>
+    <w:p>
+      <w:pPr>
+        <w:pStyle w:val="Heading3"/>
+      </w:pPr>
+      <w:r>
+        <w:t>Independent assessment and fresh retry</w:t>
+      </w:r>
+    </w:p>
+    <w:p>
+      <w:pPr>
+        <w:spacing w:line="336" w:lineRule="auto" w:after="180"/>
+      </w:pPr>
+      <w:r>
+        <w:rPr>
+          <w:b w:val="0"/>
+        </w:rPr>
+        <w:t>W4: Exact paper/version, dataset, metric and reported result; mark the search-summary mismatch rather than borrowing its number. Require intermediate reasoning and the stated scope.</w:t>
+      </w:r>
+    </w:p>
+    <w:p>
+      <w:pPr>
+        <w:spacing w:line="336" w:lineRule="auto" w:after="180"/>
+      </w:pPr>
+      <w:r>
+        <w:rPr>
+          <w:b w:val="0"/>
+        </w:rPr>
+        <w:t>Fresh retry: Repository README differs from paper v1, with a later release note. Expected reasoning: Record code release and paper version separately; investigate which experiment each number refers to.</w:t>
+      </w:r>
+    </w:p>
+    <w:p>
+      <w:pPr>
+        <w:spacing w:line="336" w:lineRule="auto" w:after="180"/>
+      </w:pPr>
+      <w:r>
+        <w:rPr>
+          <w:b w:val="0"/>
+        </w:rPr>
+        <w:t>If students need support, record it and reassess with another new case rather than awarding independence to a copied answer.</w:t>
+      </w:r>
+    </w:p>
+    <w:p>
+      <w:pPr>
+        <w:pStyle w:val="Heading3"/>
+      </w:pPr>
+      <w:r>
+        <w:t>Assess independent transfer</w:t>
+      </w:r>
+    </w:p>
+    <w:p>
+      <w:pPr>
+        <w:pStyle w:val="Heading3"/>
+      </w:pPr>
+      <w:r>
+        <w:t>Selected case answer</w:t>
+      </w:r>
+    </w:p>
+    <w:p>
+      <w:pPr>
+        <w:pStyle w:val="Heading3"/>
+      </w:pPr>
+      <w:r>
+        <w:t>Feedback that the learner uses</w:t>
+      </w:r>
+    </w:p>
+    <w:p>
+      <w:pPr>
+        <w:pStyle w:val="Heading1"/>
+      </w:pPr>
+      <w:r>
+        <w:t>06. Connect, support and revisit research reasoning</w:t>
+      </w:r>
+    </w:p>
+    <w:p>
+      <w:r>
+        <w:t>Use saved evidence and assumptions to choose the next question.</w:t>
+      </w:r>
+    </w:p>
+    <w:p>
+      <w:pPr>
+        <w:pStyle w:val="Heading2"/>
+      </w:pPr>
+      <w:r>
+        <w:t>Project and next-week bridge</w:t>
+      </w:r>
+    </w:p>
+    <w:p>
+      <w:pPr>
+        <w:spacing w:line="336" w:lineRule="auto" w:after="180"/>
+      </w:pPr>
+      <w:r>
+        <w:rPr>
+          <w:b w:val="0"/>
+        </w:rPr>
+        <w:t xml:space="preserve">Add a labelled finding primary research </w:t>
+      </w:r>
+      <w:r>
+        <w:rPr>
+          <w:b/>
+        </w:rPr>
+        <w:t>evidence</w:t>
+      </w:r>
+      <w:r>
+        <w:rPr>
+          <w:b w:val="0"/>
+        </w:rPr>
+        <w:t xml:space="preserve"> sheet to Reproducible AI Research Study. Show how you can explain the </w:t>
+      </w:r>
+      <w:r>
+        <w:rPr>
+          <w:b/>
+        </w:rPr>
+        <w:t>mechanism</w:t>
+      </w:r>
+      <w:r>
+        <w:rPr>
+          <w:b w:val="0"/>
+        </w:rPr>
+        <w:t xml:space="preserve"> and terminology of finding primary research.</w:t>
+      </w:r>
+    </w:p>
+    <w:p>
+      <w:pPr>
+        <w:spacing w:line="336" w:lineRule="auto" w:after="180"/>
+      </w:pPr>
+      <w:r>
+        <w:rPr>
+          <w:b w:val="0"/>
+        </w:rPr>
+        <w:t xml:space="preserve">Use the supplied fictional case and keep its </w:t>
+      </w:r>
+      <w:r>
+        <w:rPr>
+          <w:b/>
+        </w:rPr>
+        <w:t>input</w:t>
+      </w:r>
+      <w:r>
+        <w:rPr>
+          <w:b w:val="0"/>
+        </w:rPr>
+        <w:t xml:space="preserve">s, intermediate steps, calculation or </w:t>
+      </w:r>
+      <w:r>
+        <w:rPr>
+          <w:b/>
+        </w:rPr>
+        <w:t>prediction</w:t>
+      </w:r>
+      <w:r>
+        <w:rPr>
+          <w:b w:val="0"/>
+        </w:rPr>
+        <w:t>, and limitation. Connect this record to last week’s record; a matching answer without a trace is insufficient.</w:t>
+      </w:r>
+    </w:p>
+    <w:p>
+      <w:pPr>
+        <w:spacing w:line="336" w:lineRule="auto" w:after="180"/>
+      </w:pPr>
+      <w:r>
+        <w:rPr>
+          <w:b w:val="0"/>
+        </w:rPr>
+        <w:t xml:space="preserve">Provide an </w:t>
+      </w:r>
+      <w:r>
+        <w:rPr>
+          <w:b/>
+        </w:rPr>
+        <w:t>input</w:t>
+      </w:r>
+      <w:r>
+        <w:rPr>
+          <w:b w:val="0"/>
+        </w:rPr>
+        <w:t>/procedure/result/limit frame and a calculator when needed. Ask students to identify the first step before completing the whole trace.</w:t>
+      </w:r>
+    </w:p>
+    <w:p>
+      <w:pPr>
+        <w:spacing w:line="336" w:lineRule="auto" w:after="180"/>
+      </w:pPr>
+      <w:r>
+        <w:rPr>
+          <w:b w:val="0"/>
+        </w:rPr>
+        <w:t xml:space="preserve">Extension: compare two concrete variants of this </w:t>
+      </w:r>
+      <w:r>
+        <w:rPr>
+          <w:b/>
+        </w:rPr>
+        <w:t>mechanism</w:t>
+      </w:r>
+      <w:r>
+        <w:rPr>
+          <w:b w:val="0"/>
+        </w:rPr>
+        <w:t xml:space="preserve"> while holding unrelated conditions fixed; report both successful and unsuccessful outcomes.</w:t>
+      </w:r>
+    </w:p>
+    <w:p>
+      <w:pPr>
+        <w:spacing w:line="336" w:lineRule="auto" w:after="180"/>
+      </w:pPr>
+      <w:r>
+        <w:rPr>
+          <w:b w:val="0"/>
+        </w:rPr>
+        <w:t xml:space="preserve">Next connection: Methods results and limitations. Preserve the current case record and retrieve its </w:t>
+      </w:r>
+      <w:r>
+        <w:rPr>
+          <w:b/>
+        </w:rPr>
+        <w:t>evidence</w:t>
+      </w:r>
+      <w:r>
+        <w:rPr>
+          <w:b w:val="0"/>
+        </w:rPr>
+        <w:t xml:space="preserve"> boundary before moving on.</w:t>
+      </w:r>
+    </w:p>
+    <w:p>
+      <w:pPr>
+        <w:spacing w:line="336" w:lineRule="auto" w:after="180"/>
+      </w:pPr>
+      <w:r>
+        <w:rPr>
+          <w:b w:val="0"/>
+        </w:rPr>
+        <w:t>Retain the project ledger and assess a changed case after support. Check the relevant prerequisite before carrying this component forward.</w:t>
+      </w:r>
+    </w:p>
+    <w:p>
+      <w:pPr>
+        <w:spacing w:line="336" w:lineRule="auto" w:after="180"/>
+      </w:pPr>
+      <w:r>
+        <w:rPr>
+          <w:b w:val="0"/>
+        </w:rPr>
+        <w:t>For the Reproducible AI Research Study, retain an annotated worked trace and the changed-case reasoning. Connect the claim to its records, units and assumptions so another investigator can challenge or reproduce it.</w:t>
+      </w:r>
+    </w:p>
+    <w:p>
+      <w:pPr>
+        <w:pStyle w:val="Heading2"/>
+      </w:pPr>
+      <w:r>
+        <w:t>Delayed return and support record</w:t>
       </w:r>
     </w:p>
     <w:p>
@@ -3683,48 +4633,60 @@
     </w:p>
     <w:p>
       <w:pPr>
-        <w:pStyle w:val="Heading3"/>
-      </w:pPr>
-      <w:r>
-        <w:t>Project evidence from this case</w:t>
+        <w:pStyle w:val="Heading2"/>
+      </w:pPr>
+      <w:r>
+        <w:t>Earlier wording, alternatives and picture transcripts · reference / check after trying</w:t>
       </w:r>
     </w:p>
     <w:p>
       <w:pPr>
-        <w:spacing w:line="336" w:lineRule="auto" w:after="180"/>
-      </w:pPr>
-      <w:r>
-        <w:rPr>
-          <w:b w:val="0"/>
-        </w:rPr>
-        <w:t>For the Reproducible AI Research Study, retain an annotated worked trace and the changed-case reasoning. Connect the claim to its records, units and assumptions so another investigator can challenge or reproduce it.</w:t>
+        <w:pStyle w:val="Heading3"/>
+      </w:pPr>
+      <w:r>
+        <w:t>Plan the delayed return</w:t>
       </w:r>
     </w:p>
     <w:p>
       <w:pPr>
-        <w:pStyle w:val="Heading1"/>
-      </w:pPr>
-      <w:r>
-        <w:t>07. Prepare, teach and assess</w:t>
+        <w:pStyle w:val="Heading3"/>
+      </w:pPr>
+      <w:r>
+        <w:t>Project evidence from this case</w:t>
       </w:r>
     </w:p>
     <w:p>
-      <w:r>
-        <w:t>Use this preparation summary alongside the detailed Finding primary research lesson; it is a checklist rather than a replacement for the full sequence.</w:t>
+      <w:pPr>
+        <w:pStyle w:val="Heading1"/>
+      </w:pPr>
+      <w:r>
+        <w:t>Reference bank and extra practice</w:t>
       </w:r>
     </w:p>
     <w:p>
       <w:pPr>
-        <w:pStyle w:val="Heading3"/>
-      </w:pPr>
-      <w:r>
-        <w:t>Teaching target</w:t>
+        <w:pStyle w:val="Heading1"/>
+      </w:pPr>
+      <w:r>
+        <w:t>07. Reference · Alternative planning checklist</w:t>
       </w:r>
     </w:p>
     <w:p>
+      <w:r>
+        <w:t>Use alongside the main route when helpful.</w:t>
+      </w:r>
+    </w:p>
+    <w:p>
+      <w:pPr>
+        <w:pStyle w:val="Heading2"/>
+      </w:pPr>
+      <w:r>
+        <w:t>Planning,assessment and project reminders</w:t>
+      </w:r>
+    </w:p>
+    <w:p>
       <w:pPr>
         <w:spacing w:line="336" w:lineRule="auto" w:after="180"/>
-        <w:shd w:fill="EDF7F3"/>
       </w:pPr>
       <w:r>
         <w:rPr>
@@ -3919,27 +4881,29 @@
         <w:rPr>
           <w:b w:val="0"/>
         </w:rPr>
-        <w:t>Before class, solve the supported practice: A blog says experiment had100 cases; original methods say40 and supplementary version says60 after revision. Show the intermediate steps and give the conclusion with its scope.</w:t>
+        <w:t>Before class, solve the supported practice: A blog says experiment had 100 cases; original methods say 40 and supplementary version says 60 after revision. Show the intermediate steps and give the conclusion with its scope.</w:t>
       </w:r>
     </w:p>
     <w:p>
       <w:pPr>
-        <w:pStyle w:val="Heading3"/>
-      </w:pPr>
-      <w:r>
-        <w:t>Supported practice answer</w:t>
+        <w:spacing w:line="336" w:lineRule="auto" w:after="180"/>
+      </w:pPr>
+      <w:r>
+        <w:rPr>
+          <w:b w:val="0"/>
+        </w:rPr>
+        <w:t>Reasoned practice answer: Teacher explanation: Track versions and use the correct original record for the claim. The blog is secondary; the two original versions must not be merged silently.</w:t>
       </w:r>
     </w:p>
     <w:p>
       <w:pPr>
         <w:spacing w:line="336" w:lineRule="auto" w:after="180"/>
-        <w:shd w:fill="F1F6FC"/>
       </w:pPr>
       <w:r>
         <w:rPr>
           <w:b w:val="0"/>
         </w:rPr>
-        <w:t>Reasoned practice answer: Teacher explanation: Track versions and use the correct original record for the claim. The blog is secondary; the two original versions must not be merged silently.</w:t>
+        <w:t>Check every learner before discussion: Use the worked case for Finding primary research. Proposed explanation: “The worked result establishes every future case”. Decide whether this explanation is supported.</w:t>
       </w:r>
     </w:p>
     <w:p>
@@ -3950,7 +4914,7 @@
         <w:rPr>
           <w:b w:val="0"/>
         </w:rPr>
-        <w:t>Check every learner before discussion: Use the worked case for Finding primary research. Proposed explanation: “The worked result establishes every future case”. Decide whether this explanation is supported.</w:t>
+        <w:t>Point to the step or supplied fact that decides; explain your repair if needed.</w:t>
       </w:r>
     </w:p>
     <w:p>
@@ -3961,129 +4925,81 @@
         <w:rPr>
           <w:b w:val="0"/>
         </w:rPr>
-        <w:t>Point to the step or supplied fact that decides; explain your repair if needed.</w:t>
+        <w:t xml:space="preserve">Misconception repair: Being primary does not guarantee soundness; methods and </w:t>
+      </w:r>
+      <w:r>
+        <w:rPr>
+          <w:b/>
+        </w:rPr>
+        <w:t>evidence</w:t>
+      </w:r>
+      <w:r>
+        <w:rPr>
+          <w:b w:val="0"/>
+        </w:rPr>
+        <w:t xml:space="preserve"> still require assessment.</w:t>
       </w:r>
     </w:p>
     <w:p>
       <w:pPr>
-        <w:pStyle w:val="Heading3"/>
-      </w:pPr>
-      <w:r>
-        <w:t>Repair the misconception</w:t>
+        <w:spacing w:line="336" w:lineRule="auto" w:after="180"/>
+      </w:pPr>
+      <w:r>
+        <w:rPr>
+          <w:b w:val="0"/>
+        </w:rPr>
+        <w:t xml:space="preserve">Support: read the exact case aloud, enlarge the labelled picture, supply </w:t>
+      </w:r>
+      <w:r>
+        <w:rPr>
+          <w:b/>
+        </w:rPr>
+        <w:t>input</w:t>
+      </w:r>
+      <w:r>
+        <w:rPr>
+          <w:b w:val="0"/>
+        </w:rPr>
+        <w:t xml:space="preserve"> cards and model only the first deciding step. Accept a spoken explanation or drawing; retain the reasoning goal.</w:t>
       </w:r>
     </w:p>
     <w:p>
       <w:pPr>
         <w:spacing w:line="336" w:lineRule="auto" w:after="180"/>
-        <w:shd w:fill="FFF5E6"/>
       </w:pPr>
       <w:r>
         <w:rPr>
           <w:b w:val="0"/>
         </w:rPr>
-        <w:t xml:space="preserve">Misconception repair: Being primary does not guarantee soundness; methods and </w:t>
+        <w:t xml:space="preserve">Extension: The original report is unavailable and only the blog remains. Require a </w:t>
       </w:r>
       <w:r>
         <w:rPr>
           <w:b/>
         </w:rPr>
-        <w:t>evidence</w:t>
+        <w:t>prediction</w:t>
       </w:r>
       <w:r>
         <w:rPr>
           <w:b w:val="0"/>
         </w:rPr>
-        <w:t xml:space="preserve"> still require assessment.</w:t>
+        <w:t xml:space="preserve"> and a reason before comparing. Expected result: Mark the measurement as unverified rather than filling in absent methods.</w:t>
       </w:r>
     </w:p>
     <w:p>
       <w:pPr>
-        <w:pStyle w:val="Heading3"/>
-      </w:pPr>
-      <w:r>
-        <w:t>Support without giving away the answer</w:t>
+        <w:spacing w:line="336" w:lineRule="auto" w:after="180"/>
+      </w:pPr>
+      <w:r>
+        <w:rPr>
+          <w:b w:val="0"/>
+        </w:rPr>
+        <w:t>Reason: The summary cannot supply details that have not been inspected.</w:t>
       </w:r>
     </w:p>
     <w:p>
       <w:pPr>
         <w:spacing w:line="336" w:lineRule="auto" w:after="180"/>
-        <w:shd w:fill="F1F6F8"/>
-      </w:pPr>
-      <w:r>
-        <w:rPr>
-          <w:b w:val="0"/>
-        </w:rPr>
-        <w:t xml:space="preserve">Support: read the exact case aloud, enlarge the labelled picture, supply </w:t>
-      </w:r>
-      <w:r>
-        <w:rPr>
-          <w:b/>
-        </w:rPr>
-        <w:t>input</w:t>
-      </w:r>
-      <w:r>
-        <w:rPr>
-          <w:b w:val="0"/>
-        </w:rPr>
-        <w:t xml:space="preserve"> cards and model only the first deciding step. Accept a spoken explanation or drawing; retain the reasoning goal.</w:t>
-      </w:r>
-    </w:p>
-    <w:p>
-      <w:pPr>
-        <w:pStyle w:val="Heading3"/>
-      </w:pPr>
-      <w:r>
-        <w:t>Extend the reasoning</w:t>
-      </w:r>
-    </w:p>
-    <w:p>
-      <w:pPr>
-        <w:spacing w:line="336" w:lineRule="auto" w:after="180"/>
-        <w:shd w:fill="F5F1FB"/>
-      </w:pPr>
-      <w:r>
-        <w:rPr>
-          <w:b w:val="0"/>
-        </w:rPr>
-        <w:t xml:space="preserve">Extension: The original report is unavailable and only the blog remains. Require a </w:t>
-      </w:r>
-      <w:r>
-        <w:rPr>
-          <w:b/>
-        </w:rPr>
-        <w:t>prediction</w:t>
-      </w:r>
-      <w:r>
-        <w:rPr>
-          <w:b w:val="0"/>
-        </w:rPr>
-        <w:t xml:space="preserve"> and a reason before comparing. Expected result: Mark the measurement as unverified rather than filling in absent methods.</w:t>
-      </w:r>
-    </w:p>
-    <w:p>
-      <w:pPr>
-        <w:spacing w:line="336" w:lineRule="auto" w:after="180"/>
-        <w:shd w:fill="F5F1FB"/>
-      </w:pPr>
-      <w:r>
-        <w:rPr>
-          <w:b w:val="0"/>
-        </w:rPr>
-        <w:t>Reason: The summary cannot supply details that have not been inspected.</w:t>
-      </w:r>
-    </w:p>
-    <w:p>
-      <w:pPr>
-        <w:pStyle w:val="Heading3"/>
-      </w:pPr>
-      <w:r>
-        <w:t>Protect the independent attempt</w:t>
-      </w:r>
-    </w:p>
-    <w:p>
-      <w:pPr>
-        <w:spacing w:line="336" w:lineRule="auto" w:after="180"/>
-        <w:shd w:fill="FFF5E6"/>
       </w:pPr>
       <w:r>
         <w:rPr>
@@ -4278,70 +5194,69 @@
     </w:tbl>
     <w:p>
       <w:pPr>
-        <w:pStyle w:val="Heading3"/>
-      </w:pPr>
-      <w:r>
-        <w:t>Project checkpoint</w:t>
+        <w:spacing w:line="336" w:lineRule="auto" w:after="180"/>
+      </w:pPr>
+      <w:r>
+        <w:rPr>
+          <w:b w:val="0"/>
+        </w:rPr>
+        <w:t xml:space="preserve">Project checkpoint: Frame the need. Name the user, the problem, allowed </w:t>
+      </w:r>
+      <w:r>
+        <w:rPr>
+          <w:b/>
+        </w:rPr>
+        <w:t>input</w:t>
+      </w:r>
+      <w:r>
+        <w:rPr>
+          <w:b w:val="0"/>
+        </w:rPr>
+        <w:t>s and a safe simple starting method.</w:t>
       </w:r>
     </w:p>
     <w:p>
       <w:pPr>
         <w:spacing w:line="336" w:lineRule="auto" w:after="180"/>
-        <w:shd w:fill="EDF7F3"/>
       </w:pPr>
       <w:r>
         <w:rPr>
           <w:b w:val="0"/>
         </w:rPr>
-        <w:t xml:space="preserve">Project checkpoint: Frame the need. Name the user, the problem, allowed </w:t>
+        <w:t xml:space="preserve">Use the weekly teacher answer for topic-specific reasoning. A saved progress tick is an activity record; judge mastery from the learner’s explanation and </w:t>
       </w:r>
       <w:r>
         <w:rPr>
           <w:b/>
         </w:rPr>
-        <w:t>input</w:t>
+        <w:t>evidence</w:t>
       </w:r>
       <w:r>
         <w:rPr>
           <w:b w:val="0"/>
         </w:rPr>
-        <w:t>s and a safe simple starting method.</w:t>
+        <w:t>.</w:t>
       </w:r>
     </w:p>
     <w:p>
       <w:pPr>
-        <w:spacing w:line="336" w:lineRule="auto" w:after="180"/>
-      </w:pPr>
-      <w:r>
-        <w:rPr>
-          <w:b w:val="0"/>
-        </w:rPr>
-        <w:t xml:space="preserve">Use the weekly teacher answer for topic-specific reasoning. A saved progress tick is an activity record; judge mastery from the learner’s explanation and </w:t>
-      </w:r>
-      <w:r>
-        <w:rPr>
-          <w:b/>
-        </w:rPr>
-        <w:t>evidence</w:t>
-      </w:r>
-      <w:r>
-        <w:rPr>
-          <w:b w:val="0"/>
-        </w:rPr>
-        <w:t>.</w:t>
+        <w:pStyle w:val="Heading1"/>
+      </w:pPr>
+      <w:r>
+        <w:t>08. Reference · Feedback,labs and repair paths</w:t>
       </w:r>
     </w:p>
     <w:p>
-      <w:pPr>
-        <w:pStyle w:val="Heading1"/>
-      </w:pPr>
-      <w:r>
-        <w:t>08. Use feedback, labs and repair paths</w:t>
+      <w:r>
+        <w:t>Retain the first attempt and the evidence used for a repair.</w:t>
       </w:r>
     </w:p>
     <w:p>
-      <w:r>
-        <w:t>Use feedback, earlier review and portfolios purposefully. Apply the coding routine only when this lesson has an executable lab.</w:t>
+      <w:pPr>
+        <w:pStyle w:val="Heading2"/>
+      </w:pPr>
+      <w:r>
+        <w:t>Feedback and record guidance</w:t>
       </w:r>
     </w:p>
     <w:p>
@@ -4379,40 +5294,42 @@
       </w:r>
     </w:p>
     <w:p>
-      <w:pPr>
-        <w:pStyle w:val="Heading3"/>
-      </w:pPr>
-      <w:r>
-        <w:t>For later coding lessons</w:t>
+      <w:r>
+        <w:t>This week has no code block. Use this routine when a later lesson includes an executable lab.</w:t>
       </w:r>
     </w:p>
     <w:p>
-      <w:r>
-        <w:t>This week has no code block. Use this routine when a later lesson includes an executable lab.</w:t>
+      <w:pPr>
+        <w:spacing w:line="336" w:lineRule="auto" w:after="180"/>
+      </w:pPr>
+      <w:r>
+        <w:rPr>
+          <w:b w:val="0"/>
+        </w:rPr>
+        <w:t xml:space="preserve">Ask students to predict before running code. Preserve errors and actual </w:t>
+      </w:r>
+      <w:r>
+        <w:rPr>
+          <w:b/>
+        </w:rPr>
+        <w:t>output</w:t>
+      </w:r>
+      <w:r>
+        <w:rPr>
+          <w:b w:val="0"/>
+        </w:rPr>
+        <w:t>s; collect a changed test and an explanation. The branch-boundary and indexing lessons deliberately include failure cases.</w:t>
       </w:r>
     </w:p>
     <w:p>
       <w:pPr>
         <w:spacing w:line="336" w:lineRule="auto" w:after="180"/>
-        <w:shd w:fill="F1F6F8"/>
       </w:pPr>
       <w:r>
         <w:rPr>
           <w:b w:val="0"/>
         </w:rPr>
-        <w:t xml:space="preserve">Ask students to predict before running code. Preserve errors and actual </w:t>
-      </w:r>
-      <w:r>
-        <w:rPr>
-          <w:b/>
-        </w:rPr>
-        <w:t>output</w:t>
-      </w:r>
-      <w:r>
-        <w:rPr>
-          <w:b w:val="0"/>
-        </w:rPr>
-        <w:t>s; collect a changed test and an explanation. The branch-boundary and indexing lessons deliberately include failure cases.</w:t>
+        <w:t>Use the earlier worked-explanation links to address a specific missing building block, then return to the current question. Adapt this suggestion after observing the learner; it is not an automatic diagnosis.</w:t>
       </w:r>
     </w:p>
     <w:p>
@@ -4423,71 +5340,37 @@
         <w:rPr>
           <w:b w:val="0"/>
         </w:rPr>
-        <w:t>Use the earlier worked-explanation links to address a specific missing building block, then return to the current question. Adapt this suggestion after observing the learner; it is not an automatic diagnosis.</w:t>
+        <w:t xml:space="preserve">Collect the completed-work portfolio as </w:t>
+      </w:r>
+      <w:r>
+        <w:rPr>
+          <w:b/>
+        </w:rPr>
+        <w:t>evidence</w:t>
+      </w:r>
+      <w:r>
+        <w:rPr>
+          <w:b w:val="0"/>
+        </w:rPr>
+        <w:t>. Record support separately from correctness, and assess explanation, trace/test and limitations. Progress ticks and quiz selections alone do not establish mastery.</w:t>
       </w:r>
     </w:p>
     <w:p>
       <w:pPr>
-        <w:spacing w:line="336" w:lineRule="auto" w:after="180"/>
-      </w:pPr>
-      <w:r>
-        <w:rPr>
-          <w:b w:val="0"/>
-        </w:rPr>
-        <w:t xml:space="preserve">Collect the completed-work portfolio as </w:t>
-      </w:r>
-      <w:r>
-        <w:rPr>
-          <w:b/>
-        </w:rPr>
-        <w:t>evidence</w:t>
-      </w:r>
-      <w:r>
-        <w:rPr>
-          <w:b w:val="0"/>
-        </w:rPr>
-        <w:t>. Record support separately from correctness, and assess explanation, trace/test and limitations. Progress ticks and quiz selections alone do not establish mastery.</w:t>
+        <w:pStyle w:val="Heading1"/>
+      </w:pPr>
+      <w:r>
+        <w:t>09. Reference · Teach with the six pictures</w:t>
       </w:r>
     </w:p>
     <w:p>
-      <w:pPr>
-        <w:pStyle w:val="Heading1"/>
-      </w:pPr>
-      <w:r>
-        <w:t>09. Visual concept journey</w:t>
+      <w:r>
+        <w:t>Choose one picture for a particular reasoning move.</w:t>
       </w:r>
     </w:p>
     <w:p>
-      <w:r>
-        <w:t>Show one Finding primary research graphic at a time, request a prediction and discuss its trace before the independent assessment.</w:t>
-      </w:r>
-    </w:p>
-    <w:p>
-      <w:pPr>
-        <w:spacing w:line="336" w:lineRule="auto" w:after="180"/>
-      </w:pPr>
-      <w:r>
-        <w:rPr>
-          <w:b w:val="0"/>
-        </w:rPr>
-        <w:t xml:space="preserve">Use one picture at a time. Hide a worked result before asking for a </w:t>
-      </w:r>
-      <w:r>
-        <w:rPr>
-          <w:b/>
-        </w:rPr>
-        <w:t>prediction</w:t>
-      </w:r>
-      <w:r>
-        <w:rPr>
-          <w:b w:val="0"/>
-        </w:rPr>
-        <w:t>, then reveal it for feedback. These are supported teaching cases; retain the separate independent assessment for a fresh first attempt.</w:t>
-      </w:r>
-    </w:p>
-    <w:p>
-      <w:pPr>
-        <w:pStyle w:val="Heading3"/>
+      <w:pPr>
+        <w:pStyle w:val="Heading2"/>
       </w:pPr>
       <w:r>
         <w:t>01. Finding primary research: the case</w:t>
@@ -4498,7 +5381,7 @@
         <w:drawing>
           <wp:inline xmlns:a="http://schemas.openxmlformats.org/drawingml/2006/main" xmlns:pic="http://schemas.openxmlformats.org/drawingml/2006/picture">
             <wp:extent cx="5486400" cy="2834640"/>
-            <wp:docPr id="2" name="Picture 2" descr="Find the source behind a summary. A blog describes a fictional benchmark improvement and links an original study report. Supplied facts: Blog says &quot;90% reliable&quot;. Original report records 9/10 correct on one fixed fictional task set and describes its labels."/>
+            <wp:docPr id="3" name="Picture 3" descr="Find the source behind a summary. A blog describes a fictional benchmark improvement and links an original study report. Supplied facts: Blog says &quot;90% reliable&quot;. Original report records 9/10 correct on one fixed fictional task set and describes its labels."/>
             <wp:cNvGraphicFramePr>
               <a:graphicFrameLocks noChangeAspect="1"/>
             </wp:cNvGraphicFramePr>
@@ -4510,7 +5393,7 @@
                     <pic:cNvPicPr/>
                   </pic:nvPicPr>
                   <pic:blipFill>
-                    <a:blip r:embed="rId10"/>
+                    <a:blip r:embed="rId11"/>
                     <a:stretch>
                       <a:fillRect/>
                     </a:stretch>
@@ -4554,7 +5437,6 @@
     <w:p>
       <w:pPr>
         <w:spacing w:line="336" w:lineRule="auto" w:after="180"/>
-        <w:shd w:fill="F5F1FB"/>
       </w:pPr>
       <w:r>
         <w:rPr>
@@ -4565,27 +5447,18 @@
     </w:p>
     <w:p>
       <w:pPr>
-        <w:pStyle w:val="Heading3"/>
-      </w:pPr>
-      <w:r>
-        <w:t>Discuss while showing the picture</w:t>
+        <w:spacing w:line="336" w:lineRule="auto" w:after="180"/>
+      </w:pPr>
+      <w:r>
+        <w:rPr>
+          <w:b w:val="0"/>
+        </w:rPr>
+        <w:t>Teacher prompt: Point to the given fact that matters most. Explain why it matters. Ask learners to describe one label or arrow in ordinary words. Use the adjacent transcript if the image is difficult to see.</w:t>
       </w:r>
     </w:p>
     <w:p>
       <w:pPr>
-        <w:spacing w:line="336" w:lineRule="auto" w:after="180"/>
-        <w:shd w:fill="F1F6F8"/>
-      </w:pPr>
-      <w:r>
-        <w:rPr>
-          <w:b w:val="0"/>
-        </w:rPr>
-        <w:t>Teacher prompt: Point to the given fact that matters most. Explain why it matters. Ask learners to describe one label or arrow in ordinary words. Use the adjacent transcript if the image is difficult to see.</w:t>
-      </w:r>
-    </w:p>
-    <w:p>
-      <w:pPr>
-        <w:pStyle w:val="Heading3"/>
+        <w:pStyle w:val="Heading2"/>
       </w:pPr>
       <w:r>
         <w:t>02. Follow the deciding steps</w:t>
@@ -4596,7 +5469,7 @@
         <w:drawing>
           <wp:inline xmlns:a="http://schemas.openxmlformats.org/drawingml/2006/main" xmlns:pic="http://schemas.openxmlformats.org/drawingml/2006/picture">
             <wp:extent cx="5486400" cy="3182112"/>
-            <wp:docPr id="3" name="Picture 3" descr="Follow the primary link: Open the original report rather than treating the blog as the measurement. → Locate methods and results: Identify the ten cases, labels and nine correct results. → Record source details: Keep report version and page or table reference with the exact scoped result."/>
+            <wp:docPr id="4" name="Picture 4" descr="Follow the primary link: Open the original report rather than treating the blog as the measurement. → Locate methods and results: Identify the ten cases, labels and nine correct results. → Record source details: Keep report version and page or table reference with the exact scoped result."/>
             <wp:cNvGraphicFramePr>
               <a:graphicFrameLocks noChangeAspect="1"/>
             </wp:cNvGraphicFramePr>
@@ -4608,7 +5481,7 @@
                     <pic:cNvPicPr/>
                   </pic:nvPicPr>
                   <pic:blipFill>
-                    <a:blip r:embed="rId11"/>
+                    <a:blip r:embed="rId9"/>
                     <a:stretch>
                       <a:fillRect/>
                     </a:stretch>
@@ -4641,7 +5514,6 @@
     <w:p>
       <w:pPr>
         <w:spacing w:line="336" w:lineRule="auto" w:after="180"/>
-        <w:shd w:fill="F5F1FB"/>
       </w:pPr>
       <w:r>
         <w:rPr>
@@ -4664,39 +5536,30 @@
     </w:p>
     <w:p>
       <w:pPr>
-        <w:pStyle w:val="Heading3"/>
-      </w:pPr>
-      <w:r>
-        <w:t>Discuss while showing the picture</w:t>
+        <w:spacing w:line="336" w:lineRule="auto" w:after="180"/>
+      </w:pPr>
+      <w:r>
+        <w:rPr>
+          <w:b w:val="0"/>
+        </w:rPr>
+        <w:t xml:space="preserve">Teacher prompt: Point to each numbered stage and explain which recorded </w:t>
+      </w:r>
+      <w:r>
+        <w:rPr>
+          <w:b/>
+        </w:rPr>
+        <w:t>input</w:t>
+      </w:r>
+      <w:r>
+        <w:rPr>
+          <w:b w:val="0"/>
+        </w:rPr>
+        <w:t xml:space="preserve"> it uses. Ask learners to describe one label or arrow in ordinary words. Use the adjacent transcript if the image is difficult to see.</w:t>
       </w:r>
     </w:p>
     <w:p>
       <w:pPr>
-        <w:spacing w:line="336" w:lineRule="auto" w:after="180"/>
-        <w:shd w:fill="F1F6F8"/>
-      </w:pPr>
-      <w:r>
-        <w:rPr>
-          <w:b w:val="0"/>
-        </w:rPr>
-        <w:t xml:space="preserve">Teacher prompt: Point to each numbered stage and explain which recorded </w:t>
-      </w:r>
-      <w:r>
-        <w:rPr>
-          <w:b/>
-        </w:rPr>
-        <w:t>input</w:t>
-      </w:r>
-      <w:r>
-        <w:rPr>
-          <w:b w:val="0"/>
-        </w:rPr>
-        <w:t xml:space="preserve"> it uses. Ask learners to describe one label or arrow in ordinary words. Use the adjacent transcript if the image is difficult to see.</w:t>
-      </w:r>
-    </w:p>
-    <w:p>
-      <w:pPr>
-        <w:pStyle w:val="Heading3"/>
+        <w:pStyle w:val="Heading2"/>
       </w:pPr>
       <w:r>
         <w:t>03. Finding primary research — evidence trace</w:t>
@@ -4707,7 +5570,7 @@
         <w:drawing>
           <wp:inline xmlns:a="http://schemas.openxmlformats.org/drawingml/2006/main" xmlns:pic="http://schemas.openxmlformats.org/drawingml/2006/picture">
             <wp:extent cx="5486400" cy="2843784"/>
-            <wp:docPr id="4" name="Picture 4" descr="Finding primary research — evidence trace. A blog says experiment had100 cases; original methods say40 and supplementary version says60 after revision. | Record title, authors, version, date, identifier and access location. Distinguish paper, code, data and commentary. Verify that a quoted claim belongs to the cited version. | Track versions and use the correct original record for the claim. The blog is secondary; the two original versions must not be merged silently."/>
+            <wp:docPr id="5" name="Picture 5" descr="Finding primary research — evidence trace. A blog says experiment had 100 cases; original methods say 40 and supplementary version says 60 after revision. | Record title, authors, version, date, identifier and access location. Distinguish paper, code, data and commentary. Verify that a quoted claim belongs to the cited version. | Track versions and use the correct original record for the claim. The blog is secondary; the two original versions must not be merged silently."/>
             <wp:cNvGraphicFramePr>
               <a:graphicFrameLocks noChangeAspect="1"/>
             </wp:cNvGraphicFramePr>
@@ -4758,7 +5621,7 @@
         <w:rPr>
           <w:b w:val="0"/>
         </w:rPr>
-        <w:t xml:space="preserve"> trace. A blog says experiment had100 cases; original methods say40 and supplementary version says60 after revision. | Record title, authors, version, date, identifier and access location.</w:t>
+        <w:t xml:space="preserve"> trace. A blog says experiment had 100 cases; original methods say 40 and supplementary version says 60 after revision. | Record title, authors, version, date, identifier and access location. Distinguish paper, code, data and commentary. Verify that a quoted claim belongs to the cited version. | Track versions and use the correct original record for the claim. The blog is secondary; the two original versions must not be merged silently.</w:t>
       </w:r>
     </w:p>
     <w:p>
@@ -4769,7 +5632,7 @@
         <w:rPr>
           <w:b w:val="0"/>
         </w:rPr>
-        <w:t>Distinguish paper, code, data and commentary. Verify that a quoted claim belongs to the cited version. | Track versions and use the correct original record for the claim.</w:t>
+        <w:t>Read the labels and values. Explain the relationship the model shows.</w:t>
       </w:r>
     </w:p>
     <w:p>
@@ -4780,44 +5643,12 @@
         <w:rPr>
           <w:b w:val="0"/>
         </w:rPr>
-        <w:t>The blog is secondary; the two original versions must not be merged silently.</w:t>
+        <w:t>Teacher prompt: Read the labels and values. Explain the relationship the model shows. Ask learners to describe one label or arrow in ordinary words. Use the adjacent transcript if the image is difficult to see.</w:t>
       </w:r>
     </w:p>
     <w:p>
       <w:pPr>
-        <w:spacing w:line="336" w:lineRule="auto" w:after="180"/>
-        <w:shd w:fill="F5F1FB"/>
-      </w:pPr>
-      <w:r>
-        <w:rPr>
-          <w:b w:val="0"/>
-        </w:rPr>
-        <w:t>Read the labels and values. Explain the relationship the model shows.</w:t>
-      </w:r>
-    </w:p>
-    <w:p>
-      <w:pPr>
-        <w:pStyle w:val="Heading3"/>
-      </w:pPr>
-      <w:r>
-        <w:t>Discuss while showing the picture</w:t>
-      </w:r>
-    </w:p>
-    <w:p>
-      <w:pPr>
-        <w:spacing w:line="336" w:lineRule="auto" w:after="180"/>
-        <w:shd w:fill="F1F6F8"/>
-      </w:pPr>
-      <w:r>
-        <w:rPr>
-          <w:b w:val="0"/>
-        </w:rPr>
-        <w:t>Teacher prompt: Read the labels and values. Explain the relationship the model shows. Ask learners to describe one label or arrow in ordinary words. Use the adjacent transcript if the image is difficult to see.</w:t>
-      </w:r>
-    </w:p>
-    <w:p>
-      <w:pPr>
-        <w:pStyle w:val="Heading3"/>
+        <w:pStyle w:val="Heading2"/>
       </w:pPr>
       <w:r>
         <w:t>04. Change one thing. Trace what follows.</w:t>
@@ -4828,7 +5659,7 @@
         <w:drawing>
           <wp:inline xmlns:a="http://schemas.openxmlformats.org/drawingml/2006/main" xmlns:pic="http://schemas.openxmlformats.org/drawingml/2006/picture">
             <wp:extent cx="5486400" cy="3026664"/>
-            <wp:docPr id="5" name="Picture 5" descr="Original case: Keep report version and page or table reference with the exact scoped result. Changed condition: The original report is unavailable and only the blog remains. Expected result: Mark the measurement as unverified rather than filling in absent methods. Reason: The summary cannot supply details that have not been inspected."/>
+            <wp:docPr id="6" name="Picture 6" descr="Original case: Keep report version and page or table reference with the exact scoped result. Changed condition: The original report is unavailable and only the blog remains. Expected result: Mark the measurement as unverified rather than filling in absent methods. Reason: The summary cannot supply details that have not been inspected."/>
             <wp:cNvGraphicFramePr>
               <a:graphicFrameLocks noChangeAspect="1"/>
             </wp:cNvGraphicFramePr>
@@ -4884,7 +5715,6 @@
     <w:p>
       <w:pPr>
         <w:spacing w:line="336" w:lineRule="auto" w:after="180"/>
-        <w:shd w:fill="F5F1FB"/>
       </w:pPr>
       <w:r>
         <w:rPr>
@@ -4895,39 +5725,29 @@
     </w:p>
     <w:p>
       <w:pPr>
-        <w:pStyle w:val="Heading3"/>
-      </w:pPr>
-      <w:r>
-        <w:t>Discuss while showing the picture</w:t>
+        <w:spacing w:line="336" w:lineRule="auto" w:after="180"/>
+      </w:pPr>
+      <w:r>
+        <w:rPr>
+          <w:b w:val="0"/>
+        </w:rPr>
+        <w:t>Teacher prompt: Predict before checking the worked changed-case result. Name what changed and what the supplied facts allow you to conclude. Ask learners to describe one label or arrow in ordinary words.</w:t>
       </w:r>
     </w:p>
     <w:p>
       <w:pPr>
         <w:spacing w:line="336" w:lineRule="auto" w:after="180"/>
-        <w:shd w:fill="F1F6F8"/>
       </w:pPr>
       <w:r>
         <w:rPr>
           <w:b w:val="0"/>
         </w:rPr>
-        <w:t>Teacher prompt: Predict before checking the worked changed-case result. Name what changed and what the supplied facts allow you to conclude. Ask learners to describe one label or arrow in ordinary words.</w:t>
+        <w:t>Use the adjacent transcript if the image is difficult to see. Changed-case reasoning: The summary cannot supply details that have not been inspected.</w:t>
       </w:r>
     </w:p>
     <w:p>
       <w:pPr>
-        <w:spacing w:line="336" w:lineRule="auto" w:after="180"/>
-        <w:shd w:fill="F1F6F8"/>
-      </w:pPr>
-      <w:r>
-        <w:rPr>
-          <w:b w:val="0"/>
-        </w:rPr>
-        <w:t>Use the adjacent transcript if the image is difficult to see. Changed-case reasoning: The summary cannot supply details that have not been inspected.</w:t>
-      </w:r>
-    </w:p>
-    <w:p>
-      <w:pPr>
-        <w:pStyle w:val="Heading3"/>
+        <w:pStyle w:val="Heading2"/>
       </w:pPr>
       <w:r>
         <w:t>05. Connect the explanation to its limit</w:t>
@@ -4938,7 +5758,7 @@
         <w:drawing>
           <wp:inline xmlns:a="http://schemas.openxmlformats.org/drawingml/2006/main" xmlns:pic="http://schemas.openxmlformats.org/drawingml/2006/picture">
             <wp:extent cx="5486400" cy="2834640"/>
-            <wp:docPr id="6" name="Picture 6" descr="Primary research exposes the procedure and observations behind a summary. It still needs scrutiny; being original does not make every interpretation correct. Limit: This example names fictional documents; it is a source-tracing exercise, not a real literature citation."/>
+            <wp:docPr id="7" name="Picture 7" descr="Primary research exposes the procedure and observations behind a summary. It still needs scrutiny; being original does not make every interpretation correct. Limit: This example names fictional documents; it is a source-tracing exercise, not a real literature citation."/>
             <wp:cNvGraphicFramePr>
               <a:graphicFrameLocks noChangeAspect="1"/>
             </wp:cNvGraphicFramePr>
@@ -5006,7 +5826,6 @@
     <w:p>
       <w:pPr>
         <w:spacing w:line="336" w:lineRule="auto" w:after="180"/>
-        <w:shd w:fill="F5F1FB"/>
       </w:pPr>
       <w:r>
         <w:rPr>
@@ -5017,39 +5836,29 @@
     </w:p>
     <w:p>
       <w:pPr>
-        <w:pStyle w:val="Heading3"/>
-      </w:pPr>
-      <w:r>
-        <w:t>Discuss while showing the picture</w:t>
+        <w:spacing w:line="336" w:lineRule="auto" w:after="180"/>
+      </w:pPr>
+      <w:r>
+        <w:rPr>
+          <w:b w:val="0"/>
+        </w:rPr>
+        <w:t>Teacher prompt: Explain the case, then point to a limit on the claim. Ask learners to describe one label or arrow in ordinary words. Use the adjacent transcript if the image is difficult to see.</w:t>
       </w:r>
     </w:p>
     <w:p>
       <w:pPr>
         <w:spacing w:line="336" w:lineRule="auto" w:after="180"/>
-        <w:shd w:fill="F1F6F8"/>
       </w:pPr>
       <w:r>
         <w:rPr>
           <w:b w:val="0"/>
         </w:rPr>
-        <w:t>Teacher prompt: Explain the case, then point to a limit on the claim. Ask learners to describe one label or arrow in ordinary words. Use the adjacent transcript if the image is difficult to see.</w:t>
+        <w:t>Keep the stated scope: This example names fictional documents; it is a source-tracing exercise, not a real literature citation.</w:t>
       </w:r>
     </w:p>
     <w:p>
       <w:pPr>
-        <w:spacing w:line="336" w:lineRule="auto" w:after="180"/>
-        <w:shd w:fill="F1F6F8"/>
-      </w:pPr>
-      <w:r>
-        <w:rPr>
-          <w:b w:val="0"/>
-        </w:rPr>
-        <w:t>Keep the stated scope: This example names fictional documents; it is a source-tracing exercise, not a real literature citation.</w:t>
-      </w:r>
-    </w:p>
-    <w:p>
-      <w:pPr>
-        <w:pStyle w:val="Heading3"/>
+        <w:pStyle w:val="Heading2"/>
       </w:pPr>
       <w:r>
         <w:t>06. Make the idea visible in your project</w:t>
@@ -5060,7 +5869,7 @@
         <w:drawing>
           <wp:inline xmlns:a="http://schemas.openxmlformats.org/drawingml/2006/main" xmlns:pic="http://schemas.openxmlformats.org/drawingml/2006/picture">
             <wp:extent cx="5486400" cy="3681984"/>
-            <wp:docPr id="7" name="Picture 7" descr="For the Reproducible AI Research Study, retain an annotated worked trace and the changed-case reasoning. Connect the claim to its records, units and assumptions so another investigator can challenge or reproduce it. Draw your input, deciding step, result and limit. Supported question: Separate what the blog claims from what the original report records. Which methods and denominator must be inspected, and what status is honest if the original report is unavailable?"/>
+            <wp:docPr id="8" name="Picture 8" descr="For the Reproducible AI Research Study, retain an annotated worked trace and the changed-case reasoning. Connect the claim to its records, units and assumptions so another investigator can challenge or reproduce it. Draw your input, deciding step, result and limit. Supported question: Separate what the blog claims from what the original report records. Which methods and denominator must be inspected, and what status is honest if the original report is unavailable?"/>
             <wp:cNvGraphicFramePr>
               <a:graphicFrameLocks noChangeAspect="1"/>
             </wp:cNvGraphicFramePr>
@@ -5139,7 +5948,6 @@
     <w:p>
       <w:pPr>
         <w:spacing w:line="336" w:lineRule="auto" w:after="180"/>
-        <w:shd w:fill="F5F1FB"/>
       </w:pPr>
       <w:r>
         <w:rPr>
@@ -5162,70 +5970,137 @@
     </w:p>
     <w:p>
       <w:pPr>
-        <w:pStyle w:val="Heading3"/>
-      </w:pPr>
-      <w:r>
-        <w:t>Discuss while showing the picture</w:t>
+        <w:spacing w:line="336" w:lineRule="auto" w:after="180"/>
+      </w:pPr>
+      <w:r>
+        <w:rPr>
+          <w:b w:val="0"/>
+        </w:rPr>
+        <w:t xml:space="preserve">Teacher prompt: Draw your project trace and justify the deciding step using </w:t>
+      </w:r>
+      <w:r>
+        <w:rPr>
+          <w:b/>
+        </w:rPr>
+        <w:t>evidence</w:t>
+      </w:r>
+      <w:r>
+        <w:rPr>
+          <w:b w:val="0"/>
+        </w:rPr>
+        <w:t>. Ask learners to describe one label or arrow in ordinary words. Use the adjacent transcript if the image is difficult to see.</w:t>
       </w:r>
     </w:p>
     <w:p>
       <w:pPr>
         <w:spacing w:line="336" w:lineRule="auto" w:after="180"/>
-        <w:shd w:fill="F1F6F8"/>
       </w:pPr>
       <w:r>
         <w:rPr>
           <w:b w:val="0"/>
         </w:rPr>
-        <w:t xml:space="preserve">Teacher prompt: Draw your project trace and justify the deciding step using </w:t>
-      </w:r>
-      <w:r>
-        <w:rPr>
-          <w:b/>
-        </w:rPr>
-        <w:t>evidence</w:t>
-      </w:r>
-      <w:r>
-        <w:rPr>
-          <w:b w:val="0"/>
-        </w:rPr>
-        <w:t>. Ask learners to describe one label or arrow in ordinary words. Use the adjacent transcript if the image is difficult to see.</w:t>
+        <w:t>Supported practice key: Open the original report rather than treating the blog as the measurement. Identify the ten cases, labels and nine correct results.</w:t>
       </w:r>
     </w:p>
     <w:p>
       <w:pPr>
         <w:spacing w:line="336" w:lineRule="auto" w:after="180"/>
-        <w:shd w:fill="F1F6F8"/>
       </w:pPr>
       <w:r>
         <w:rPr>
           <w:b w:val="0"/>
         </w:rPr>
-        <w:t>Supported practice key: Open the original report rather than treating the blog as the measurement. Identify the ten cases, labels and nine correct results.</w:t>
+        <w:t>Keep report version and page or table reference with the exact scoped result. Changed case: Mark the measurement as unverified rather than filling in absent methods.</w:t>
       </w:r>
     </w:p>
     <w:p>
       <w:pPr>
         <w:spacing w:line="336" w:lineRule="auto" w:after="180"/>
-        <w:shd w:fill="F1F6F8"/>
       </w:pPr>
       <w:r>
         <w:rPr>
           <w:b w:val="0"/>
         </w:rPr>
-        <w:t>Keep report version and page or table reference with the exact scoped result. Changed case: Mark the measurement as unverified rather than filling in absent methods.</w:t>
+        <w:t>The summary cannot supply details that have not been inspected.</w:t>
       </w:r>
     </w:p>
     <w:p>
       <w:pPr>
+        <w:pStyle w:val="Heading2"/>
+      </w:pPr>
+      <w:r>
+        <w:t>Earlier wording, alternatives and picture transcripts · reference / check after trying</w:t>
+      </w:r>
+    </w:p>
+    <w:p>
+      <w:pPr>
         <w:spacing w:line="336" w:lineRule="auto" w:after="180"/>
-        <w:shd w:fill="F1F6F8"/>
       </w:pPr>
       <w:r>
         <w:rPr>
           <w:b w:val="0"/>
         </w:rPr>
-        <w:t>The summary cannot supply details that have not been inspected.</w:t>
+        <w:t xml:space="preserve">Use one picture at a time. Hide a worked result before asking for a </w:t>
+      </w:r>
+      <w:r>
+        <w:rPr>
+          <w:b/>
+        </w:rPr>
+        <w:t>prediction</w:t>
+      </w:r>
+      <w:r>
+        <w:rPr>
+          <w:b w:val="0"/>
+        </w:rPr>
+        <w:t>, then reveal it for feedback. These are supported teaching cases; retain the separate independent assessment for a fresh first attempt.</w:t>
+      </w:r>
+    </w:p>
+    <w:p>
+      <w:pPr>
+        <w:pStyle w:val="Heading3"/>
+      </w:pPr>
+      <w:r>
+        <w:t>01. Finding primary research: the case</w:t>
+      </w:r>
+    </w:p>
+    <w:p>
+      <w:pPr>
+        <w:pStyle w:val="Heading3"/>
+      </w:pPr>
+      <w:r>
+        <w:t>02. Follow the deciding steps</w:t>
+      </w:r>
+    </w:p>
+    <w:p>
+      <w:pPr>
+        <w:pStyle w:val="Heading3"/>
+      </w:pPr>
+      <w:r>
+        <w:t>03. Finding primary research — evidence trace</w:t>
+      </w:r>
+    </w:p>
+    <w:p>
+      <w:pPr>
+        <w:pStyle w:val="Heading3"/>
+      </w:pPr>
+      <w:r>
+        <w:t>04. Change one thing. Trace what follows.</w:t>
+      </w:r>
+    </w:p>
+    <w:p>
+      <w:pPr>
+        <w:pStyle w:val="Heading3"/>
+      </w:pPr>
+      <w:r>
+        <w:t>05. Connect the explanation to its limit</w:t>
+      </w:r>
+    </w:p>
+    <w:p>
+      <w:pPr>
+        <w:pStyle w:val="Heading3"/>
+      </w:pPr>
+      <w:r>
+        <w:t>06. Make the idea visible in your project</w:t>
       </w:r>
     </w:p>
     <w:sectPr>
